--- a/4.质量管理/2.运行记录类文件/040205-管理评审计划.docx
+++ b/4.质量管理/2.运行记录类文件/040205-管理评审计划.docx
@@ -1,6 +1,7 @@
 
 <file path=word/document.xml><?xml version="1.0" encoding="utf-8"?>
-<w:document xmlns:wpc="http://schemas.microsoft.com/office/word/2010/wordprocessingCanvas" xmlns:mc="http://schemas.openxmlformats.org/markup-compatibility/2006" xmlns:o="urn:schemas-microsoft-com:office:office" xmlns:r="http://schemas.openxmlformats.org/officeDocument/2006/relationships" xmlns:m="http://schemas.openxmlformats.org/officeDocument/2006/math" xmlns:v="urn:schemas-microsoft-com:vml" xmlns:wp14="http://schemas.microsoft.com/office/word/2010/wordprocessingDrawing" xmlns:wp="http://schemas.openxmlformats.org/drawingml/2006/wordprocessingDrawing" xmlns:w="http://schemas.openxmlformats.org/wordprocessingml/2006/main" xmlns:w14="http://schemas.microsoft.com/office/word/2010/wordml" xmlns:w10="urn:schemas-microsoft-com:office:word" xmlns:w15="http://schemas.microsoft.com/office/word/2012/wordml" xmlns:wpg="http://schemas.microsoft.com/office/word/2010/wordprocessingGroup" xmlns:wpi="http://schemas.microsoft.com/office/word/2010/wordprocessingInk" xmlns:wne="http://schemas.microsoft.com/office/word/2006/wordml" xmlns:wps="http://schemas.microsoft.com/office/word/2010/wordprocessingShape" xmlns:wpsCustomData="http://www.wps.cn/officeDocument/2013/wpsCustomData" mc:Ignorable="w14 w15 wp14">
+<w:document xmlns:wpc="http://schemas.microsoft.com/office/word/2010/wordprocessingCanvas" xmlns:mc="http://schemas.openxmlformats.org/markup-compatibility/2006" xmlns:o="urn:schemas-microsoft-com:office:office" xmlns:r="http://schemas.openxmlformats.org/officeDocument/2006/relationships" xmlns:m="http://schemas.openxmlformats.org/officeDocument/2006/math" xmlns:v="urn:schemas-microsoft-com:vml" xmlns:wp14="http://schemas.microsoft.com/office/word/2010/wordprocessingDrawing" xmlns:wp="http://schemas.openxmlformats.org/drawingml/2006/wordprocessingDrawing" xmlns:w10="urn:schemas-microsoft-com:office:word" xmlns:w="http://schemas.openxmlformats.org/wordprocessingml/2006/main" xmlns:w14="http://schemas.microsoft.com/office/word/2010/wordml" xmlns:w15="http://schemas.microsoft.com/office/word/2012/wordml" xmlns:wne="http://schemas.microsoft.com/office/word/2006/wordml" xmlns:wpg="http://schemas.microsoft.com/office/word/2010/wordprocessingGroup" xmlns:wpi="http://schemas.microsoft.com/office/word/2010/wordprocessingInk" xmlns:wps="http://schemas.microsoft.com/office/word/2010/wordprocessingShape" mc:Ignorable="w14 w15 wp14">
+  <!-- Generated by Aspose.Words for .NET 13.3.0.1 -->
   <w:body>
     <w:p>
       <w:pPr>
@@ -8,14 +9,14 @@
         <w:ind w:left="3814"/>
         <w:outlineLvl w:val="0"/>
         <w:rPr>
-          <w:rFonts w:ascii="宋体" w:hAnsi="宋体" w:eastAsia="宋体" w:cs="宋体"/>
+          <w:rFonts w:ascii="宋体" w:eastAsia="宋体" w:hAnsi="宋体" w:cs="宋体"/>
           <w:sz w:val="32"/>
           <w:szCs w:val="32"/>
         </w:rPr>
       </w:pPr>
       <w:r>
         <w:rPr>
-          <w:rFonts w:ascii="宋体" w:hAnsi="宋体" w:eastAsia="宋体" w:cs="宋体"/>
+          <w:rFonts w:ascii="宋体" w:eastAsia="宋体" w:hAnsi="宋体" w:cs="宋体"/>
           <w:b/>
           <w:bCs/>
           <w:spacing w:val="-7"/>
@@ -32,16 +33,16 @@
     </w:p>
     <w:tbl>
       <w:tblPr>
-        <w:tblStyle w:val="4"/>
+        <w:tblStyle w:val="TableNormal0"/>
         <w:tblW w:w="9479" w:type="dxa"/>
         <w:tblInd w:w="17" w:type="dxa"/>
         <w:tblBorders>
-          <w:top w:val="single" w:color="000000" w:sz="12" w:space="0"/>
-          <w:left w:val="single" w:color="000000" w:sz="12" w:space="0"/>
-          <w:bottom w:val="single" w:color="000000" w:sz="12" w:space="0"/>
-          <w:right w:val="single" w:color="000000" w:sz="12" w:space="0"/>
-          <w:insideH w:val="single" w:color="000000" w:sz="12" w:space="0"/>
-          <w:insideV w:val="single" w:color="000000" w:sz="12" w:space="0"/>
+          <w:top w:val="single" w:sz="12" w:space="0" w:color="000000"/>
+          <w:left w:val="single" w:sz="12" w:space="0" w:color="000000"/>
+          <w:bottom w:val="single" w:sz="12" w:space="0" w:color="000000"/>
+          <w:right w:val="single" w:sz="12" w:space="0" w:color="000000"/>
+          <w:insideH w:val="single" w:sz="12" w:space="0" w:color="000000"/>
+          <w:insideV w:val="single" w:sz="12" w:space="0" w:color="000000"/>
         </w:tblBorders>
         <w:tblLayout w:type="fixed"/>
         <w:tblCellMar>
@@ -59,14 +60,17 @@
       </w:tblGrid>
       <w:tr>
         <w:tblPrEx>
+          <w:tblW w:w="9479" w:type="dxa"/>
+          <w:tblInd w:w="17" w:type="dxa"/>
           <w:tblBorders>
-            <w:top w:val="single" w:color="000000" w:sz="12" w:space="0"/>
-            <w:left w:val="single" w:color="000000" w:sz="12" w:space="0"/>
-            <w:bottom w:val="single" w:color="000000" w:sz="12" w:space="0"/>
-            <w:right w:val="single" w:color="000000" w:sz="12" w:space="0"/>
-            <w:insideH w:val="single" w:color="000000" w:sz="12" w:space="0"/>
-            <w:insideV w:val="single" w:color="000000" w:sz="12" w:space="0"/>
+            <w:top w:val="single" w:sz="12" w:space="0" w:color="000000"/>
+            <w:left w:val="single" w:sz="12" w:space="0" w:color="000000"/>
+            <w:bottom w:val="single" w:sz="12" w:space="0" w:color="000000"/>
+            <w:right w:val="single" w:sz="12" w:space="0" w:color="000000"/>
+            <w:insideH w:val="single" w:sz="12" w:space="0" w:color="000000"/>
+            <w:insideV w:val="single" w:sz="12" w:space="0" w:color="000000"/>
           </w:tblBorders>
+          <w:tblLayout w:type="fixed"/>
           <w:tblCellMar>
             <w:top w:w="0" w:type="dxa"/>
             <w:left w:w="0" w:type="dxa"/>
@@ -75,7 +79,7 @@
           </w:tblCellMar>
         </w:tblPrEx>
         <w:trPr>
-          <w:trHeight w:val="584" w:hRule="atLeast"/>
+          <w:trHeight w:val="584"/>
         </w:trPr>
         <w:tc>
           <w:tcPr>
@@ -83,7 +87,7 @@
           </w:tcPr>
           <w:p>
             <w:pPr>
-              <w:pStyle w:val="5"/>
+              <w:pStyle w:val="TableText"/>
               <w:spacing w:before="182" w:line="220" w:lineRule="auto"/>
               <w:ind w:left="533"/>
             </w:pPr>
@@ -106,7 +110,7 @@
               <w:spacing w:before="143" w:line="286" w:lineRule="exact"/>
               <w:ind w:left="978"/>
               <w:rPr>
-                <w:rFonts w:hint="default" w:ascii="Arial" w:hAnsi="Arial" w:eastAsia="宋体" w:cs="Arial"/>
+                <w:rFonts w:ascii="Arial" w:eastAsia="宋体" w:hAnsi="Arial" w:cs="Arial" w:hint="default"/>
                 <w:sz w:val="21"/>
                 <w:szCs w:val="21"/>
                 <w:lang w:val="en-US" w:eastAsia="zh-CN"/>
@@ -114,7 +118,7 @@
             </w:pPr>
             <w:r>
               <w:rPr>
-                <w:rFonts w:ascii="Arial" w:hAnsi="Arial" w:eastAsia="Arial" w:cs="Arial"/>
+                <w:rFonts w:ascii="Arial" w:eastAsia="Arial" w:hAnsi="Arial" w:cs="Arial"/>
                 <w:spacing w:val="-1"/>
                 <w:position w:val="1"/>
                 <w:sz w:val="21"/>
@@ -124,7 +128,7 @@
             </w:r>
             <w:r>
               <w:rPr>
-                <w:rFonts w:hint="eastAsia" w:eastAsia="宋体" w:cs="Arial"/>
+                <w:rFonts w:eastAsia="宋体" w:cs="Arial" w:hint="eastAsia"/>
                 <w:spacing w:val="-1"/>
                 <w:position w:val="1"/>
                 <w:sz w:val="21"/>
@@ -141,7 +145,7 @@
           </w:tcPr>
           <w:p>
             <w:pPr>
-              <w:pStyle w:val="5"/>
+              <w:pStyle w:val="TableText"/>
               <w:spacing w:before="181" w:line="224" w:lineRule="auto"/>
               <w:ind w:left="506"/>
             </w:pPr>
@@ -161,7 +165,7 @@
           </w:tcPr>
           <w:p>
             <w:pPr>
-              <w:pStyle w:val="5"/>
+              <w:pStyle w:val="TableText"/>
               <w:spacing w:before="181" w:line="219" w:lineRule="auto"/>
               <w:ind w:left="1014"/>
             </w:pPr>
@@ -176,14 +180,9 @@
       </w:tr>
       <w:tr>
         <w:tblPrEx>
-          <w:tblBorders>
-            <w:top w:val="single" w:color="000000" w:sz="12" w:space="0"/>
-            <w:left w:val="single" w:color="000000" w:sz="12" w:space="0"/>
-            <w:bottom w:val="single" w:color="000000" w:sz="12" w:space="0"/>
-            <w:right w:val="single" w:color="000000" w:sz="12" w:space="0"/>
-            <w:insideH w:val="single" w:color="000000" w:sz="12" w:space="0"/>
-            <w:insideV w:val="single" w:color="000000" w:sz="12" w:space="0"/>
-          </w:tblBorders>
+          <w:tblW w:w="9479" w:type="dxa"/>
+          <w:tblInd w:w="17" w:type="dxa"/>
+          <w:tblLayout w:type="fixed"/>
           <w:tblCellMar>
             <w:top w:w="0" w:type="dxa"/>
             <w:left w:w="0" w:type="dxa"/>
@@ -192,7 +191,7 @@
           </w:tblCellMar>
         </w:tblPrEx>
         <w:trPr>
-          <w:trHeight w:val="586" w:hRule="atLeast"/>
+          <w:trHeight w:val="586"/>
         </w:trPr>
         <w:tc>
           <w:tcPr>
@@ -200,7 +199,7 @@
           </w:tcPr>
           <w:p>
             <w:pPr>
-              <w:pStyle w:val="5"/>
+              <w:pStyle w:val="TableText"/>
               <w:spacing w:before="177" w:line="221" w:lineRule="auto"/>
               <w:ind w:left="641"/>
             </w:pPr>
@@ -220,7 +219,7 @@
           </w:tcPr>
           <w:p>
             <w:pPr>
-              <w:pStyle w:val="5"/>
+              <w:pStyle w:val="TableText"/>
               <w:spacing w:before="177" w:line="220" w:lineRule="auto"/>
               <w:ind w:left="1201"/>
             </w:pPr>
@@ -230,7 +229,7 @@
                 <w:spacing w:val="-10"/>
                 <w:lang w:val="en-US" w:eastAsia="zh-CN"/>
               </w:rPr>
-              <w:t>金文莉</w:t>
+              <w:t>李平</w:t>
             </w:r>
           </w:p>
         </w:tc>
@@ -240,7 +239,7 @@
           </w:tcPr>
           <w:p>
             <w:pPr>
-              <w:pStyle w:val="5"/>
+              <w:pStyle w:val="TableText"/>
               <w:spacing w:before="176" w:line="220" w:lineRule="auto"/>
               <w:ind w:left="402"/>
             </w:pPr>
@@ -260,11 +259,11 @@
           </w:tcPr>
           <w:p>
             <w:pPr>
-              <w:pStyle w:val="5"/>
+              <w:pStyle w:val="TableText"/>
               <w:spacing w:before="176" w:line="220" w:lineRule="auto"/>
               <w:ind w:left="1219"/>
               <w:rPr>
-                <w:rFonts w:hint="default" w:eastAsia="宋体"/>
+                <w:rFonts w:eastAsia="宋体" w:hint="default"/>
                 <w:lang w:val="en-US" w:eastAsia="zh-CN"/>
               </w:rPr>
             </w:pPr>
@@ -273,21 +272,16 @@
                 <w:rFonts w:hint="eastAsia"/>
                 <w:lang w:val="en-US" w:eastAsia="zh-CN"/>
               </w:rPr>
-              <w:t>金文莉</w:t>
+              <w:t>李平</w:t>
             </w:r>
           </w:p>
         </w:tc>
       </w:tr>
       <w:tr>
         <w:tblPrEx>
-          <w:tblBorders>
-            <w:top w:val="single" w:color="000000" w:sz="12" w:space="0"/>
-            <w:left w:val="single" w:color="000000" w:sz="12" w:space="0"/>
-            <w:bottom w:val="single" w:color="000000" w:sz="12" w:space="0"/>
-            <w:right w:val="single" w:color="000000" w:sz="12" w:space="0"/>
-            <w:insideH w:val="single" w:color="000000" w:sz="12" w:space="0"/>
-            <w:insideV w:val="single" w:color="000000" w:sz="12" w:space="0"/>
-          </w:tblBorders>
+          <w:tblW w:w="9479" w:type="dxa"/>
+          <w:tblInd w:w="17" w:type="dxa"/>
+          <w:tblLayout w:type="fixed"/>
           <w:tblCellMar>
             <w:top w:w="0" w:type="dxa"/>
             <w:left w:w="0" w:type="dxa"/>
@@ -296,7 +290,7 @@
           </w:tblCellMar>
         </w:tblPrEx>
         <w:trPr>
-          <w:trHeight w:val="875" w:hRule="atLeast"/>
+          <w:trHeight w:val="875"/>
         </w:trPr>
         <w:tc>
           <w:tcPr>
@@ -305,7 +299,7 @@
           </w:tcPr>
           <w:p>
             <w:pPr>
-              <w:pStyle w:val="5"/>
+              <w:pStyle w:val="TableText"/>
               <w:spacing w:before="169" w:line="276" w:lineRule="auto"/>
               <w:ind w:left="109" w:right="93" w:firstLine="31"/>
             </w:pPr>
@@ -326,14 +320,9 @@
       </w:tr>
       <w:tr>
         <w:tblPrEx>
-          <w:tblBorders>
-            <w:top w:val="single" w:color="000000" w:sz="12" w:space="0"/>
-            <w:left w:val="single" w:color="000000" w:sz="12" w:space="0"/>
-            <w:bottom w:val="single" w:color="000000" w:sz="12" w:space="0"/>
-            <w:right w:val="single" w:color="000000" w:sz="12" w:space="0"/>
-            <w:insideH w:val="single" w:color="000000" w:sz="12" w:space="0"/>
-            <w:insideV w:val="single" w:color="000000" w:sz="12" w:space="0"/>
-          </w:tblBorders>
+          <w:tblW w:w="9479" w:type="dxa"/>
+          <w:tblInd w:w="17" w:type="dxa"/>
+          <w:tblLayout w:type="fixed"/>
           <w:tblCellMar>
             <w:top w:w="0" w:type="dxa"/>
             <w:left w:w="0" w:type="dxa"/>
@@ -342,7 +331,7 @@
           </w:tblCellMar>
         </w:tblPrEx>
         <w:trPr>
-          <w:trHeight w:val="462" w:hRule="atLeast"/>
+          <w:trHeight w:val="462"/>
         </w:trPr>
         <w:tc>
           <w:tcPr>
@@ -351,7 +340,7 @@
           </w:tcPr>
           <w:p>
             <w:pPr>
-              <w:pStyle w:val="5"/>
+              <w:pStyle w:val="TableText"/>
               <w:spacing w:before="120" w:line="212" w:lineRule="auto"/>
               <w:ind w:left="102"/>
             </w:pPr>
@@ -366,7 +355,7 @@
                 <w:rFonts w:hint="eastAsia"/>
                 <w:spacing w:val="7"/>
               </w:rPr>
-              <w:t>游天舒</w:t>
+              <w:t>秦立祥</w:t>
             </w:r>
             <w:r>
               <w:rPr>
@@ -382,21 +371,16 @@
                 <w:spacing w:val="7"/>
                 <w:lang w:val="en-US" w:eastAsia="zh-CN"/>
               </w:rPr>
-              <w:t>胡葛鹏宇、牛凯娟、王海燕</w:t>
+              <w:t>肖龙莽、牛凯娟、庄霞</w:t>
             </w:r>
           </w:p>
         </w:tc>
       </w:tr>
       <w:tr>
         <w:tblPrEx>
-          <w:tblBorders>
-            <w:top w:val="single" w:color="000000" w:sz="12" w:space="0"/>
-            <w:left w:val="single" w:color="000000" w:sz="12" w:space="0"/>
-            <w:bottom w:val="single" w:color="000000" w:sz="12" w:space="0"/>
-            <w:right w:val="single" w:color="000000" w:sz="12" w:space="0"/>
-            <w:insideH w:val="single" w:color="000000" w:sz="12" w:space="0"/>
-            <w:insideV w:val="single" w:color="000000" w:sz="12" w:space="0"/>
-          </w:tblBorders>
+          <w:tblW w:w="9479" w:type="dxa"/>
+          <w:tblInd w:w="17" w:type="dxa"/>
+          <w:tblLayout w:type="fixed"/>
           <w:tblCellMar>
             <w:top w:w="0" w:type="dxa"/>
             <w:left w:w="0" w:type="dxa"/>
@@ -405,7 +389,7 @@
           </w:tblCellMar>
         </w:tblPrEx>
         <w:trPr>
-          <w:trHeight w:val="622" w:hRule="atLeast"/>
+          <w:trHeight w:val="622"/>
         </w:trPr>
         <w:tc>
           <w:tcPr>
@@ -414,7 +398,7 @@
           </w:tcPr>
           <w:p>
             <w:pPr>
-              <w:pStyle w:val="5"/>
+              <w:pStyle w:val="TableText"/>
               <w:spacing w:before="45" w:line="220" w:lineRule="auto"/>
               <w:ind w:left="104"/>
             </w:pPr>
@@ -429,7 +413,7 @@
           </w:p>
           <w:p>
             <w:pPr>
-              <w:pStyle w:val="5"/>
+              <w:pStyle w:val="TableText"/>
               <w:spacing w:before="61" w:line="219" w:lineRule="auto"/>
               <w:ind w:left="106"/>
             </w:pPr>
@@ -444,14 +428,9 @@
       </w:tr>
       <w:tr>
         <w:tblPrEx>
-          <w:tblBorders>
-            <w:top w:val="single" w:color="000000" w:sz="12" w:space="0"/>
-            <w:left w:val="single" w:color="000000" w:sz="12" w:space="0"/>
-            <w:bottom w:val="single" w:color="000000" w:sz="12" w:space="0"/>
-            <w:right w:val="single" w:color="000000" w:sz="12" w:space="0"/>
-            <w:insideH w:val="single" w:color="000000" w:sz="12" w:space="0"/>
-            <w:insideV w:val="single" w:color="000000" w:sz="12" w:space="0"/>
-          </w:tblBorders>
+          <w:tblW w:w="9479" w:type="dxa"/>
+          <w:tblInd w:w="17" w:type="dxa"/>
+          <w:tblLayout w:type="fixed"/>
           <w:tblCellMar>
             <w:top w:w="0" w:type="dxa"/>
             <w:left w:w="0" w:type="dxa"/>
@@ -460,7 +439,7 @@
           </w:tblCellMar>
         </w:tblPrEx>
         <w:trPr>
-          <w:trHeight w:val="2178" w:hRule="atLeast"/>
+          <w:trHeight w:val="2178"/>
         </w:trPr>
         <w:tc>
           <w:tcPr>
@@ -469,7 +448,7 @@
           </w:tcPr>
           <w:p>
             <w:pPr>
-              <w:pStyle w:val="5"/>
+              <w:pStyle w:val="TableText"/>
               <w:spacing w:before="46" w:line="220" w:lineRule="auto"/>
               <w:ind w:left="100"/>
             </w:pPr>
@@ -484,17 +463,17 @@
           </w:p>
           <w:p>
             <w:pPr>
-              <w:pStyle w:val="5"/>
+              <w:pStyle w:val="TableText"/>
               <w:spacing w:before="24" w:line="286" w:lineRule="exact"/>
               <w:ind w:left="115"/>
               <w:rPr>
-                <w:rFonts w:hint="default" w:eastAsia="宋体"/>
+                <w:rFonts w:eastAsia="宋体" w:hint="default"/>
                 <w:lang w:val="en-US" w:eastAsia="zh-CN"/>
               </w:rPr>
             </w:pPr>
             <w:r>
               <w:rPr>
-                <w:rFonts w:ascii="Arial" w:hAnsi="Arial" w:eastAsia="Arial" w:cs="Arial"/>
+                <w:rFonts w:ascii="Arial" w:eastAsia="Arial" w:hAnsi="Arial" w:cs="Arial"/>
                 <w:spacing w:val="-2"/>
                 <w:position w:val="1"/>
               </w:rPr>
@@ -509,7 +488,7 @@
             </w:r>
             <w:r>
               <w:rPr>
-                <w:rFonts w:hint="eastAsia" w:ascii="Arial" w:hAnsi="Arial" w:cs="Arial"/>
+                <w:rFonts w:ascii="Arial" w:hAnsi="Arial" w:cs="Arial" w:hint="eastAsia"/>
                 <w:spacing w:val="-2"/>
                 <w:position w:val="1"/>
                 <w:lang w:val="en-US" w:eastAsia="zh-CN"/>
@@ -519,13 +498,13 @@
           </w:p>
           <w:p>
             <w:pPr>
-              <w:pStyle w:val="5"/>
+              <w:pStyle w:val="TableText"/>
               <w:spacing w:before="63" w:line="218" w:lineRule="auto"/>
               <w:ind w:left="99"/>
             </w:pPr>
             <w:r>
               <w:rPr>
-                <w:rFonts w:ascii="Arial" w:hAnsi="Arial" w:eastAsia="Arial" w:cs="Arial"/>
+                <w:rFonts w:ascii="Arial" w:eastAsia="Arial" w:hAnsi="Arial" w:cs="Arial"/>
                 <w:spacing w:val="-1"/>
               </w:rPr>
               <w:t>2</w:t>
@@ -539,13 +518,13 @@
           </w:p>
           <w:p>
             <w:pPr>
-              <w:pStyle w:val="5"/>
+              <w:pStyle w:val="TableText"/>
               <w:spacing w:before="26" w:line="286" w:lineRule="exact"/>
               <w:ind w:left="101"/>
             </w:pPr>
             <w:r>
               <w:rPr>
-                <w:rFonts w:ascii="Arial" w:hAnsi="Arial" w:eastAsia="Arial" w:cs="Arial"/>
+                <w:rFonts w:ascii="Arial" w:eastAsia="Arial" w:hAnsi="Arial" w:cs="Arial"/>
                 <w:spacing w:val="-2"/>
                 <w:position w:val="1"/>
               </w:rPr>
@@ -561,13 +540,13 @@
           </w:p>
           <w:p>
             <w:pPr>
-              <w:pStyle w:val="5"/>
+              <w:pStyle w:val="TableText"/>
               <w:spacing w:before="64" w:line="220" w:lineRule="auto"/>
               <w:ind w:left="95"/>
             </w:pPr>
             <w:r>
               <w:rPr>
-                <w:rFonts w:ascii="Arial" w:hAnsi="Arial" w:eastAsia="Arial" w:cs="Arial"/>
+                <w:rFonts w:ascii="Arial" w:eastAsia="Arial" w:hAnsi="Arial" w:cs="Arial"/>
                 <w:spacing w:val="-1"/>
               </w:rPr>
               <w:t>4</w:t>
@@ -581,13 +560,13 @@
           </w:p>
           <w:p>
             <w:pPr>
-              <w:pStyle w:val="5"/>
+              <w:pStyle w:val="TableText"/>
               <w:spacing w:before="61" w:line="220" w:lineRule="auto"/>
               <w:ind w:left="101"/>
             </w:pPr>
             <w:r>
               <w:rPr>
-                <w:rFonts w:ascii="Arial" w:hAnsi="Arial" w:eastAsia="Arial" w:cs="Arial"/>
+                <w:rFonts w:ascii="Arial" w:eastAsia="Arial" w:hAnsi="Arial" w:cs="Arial"/>
                 <w:spacing w:val="-2"/>
               </w:rPr>
               <w:t>5</w:t>
@@ -601,7 +580,7 @@
           </w:p>
           <w:p>
             <w:pPr>
-              <w:pStyle w:val="5"/>
+              <w:pStyle w:val="TableText"/>
               <w:spacing w:before="63" w:line="218" w:lineRule="auto"/>
               <w:ind w:left="102"/>
             </w:pPr>
@@ -630,14 +609,9 @@
       </w:tr>
       <w:tr>
         <w:tblPrEx>
-          <w:tblBorders>
-            <w:top w:val="single" w:color="000000" w:sz="12" w:space="0"/>
-            <w:left w:val="single" w:color="000000" w:sz="12" w:space="0"/>
-            <w:bottom w:val="single" w:color="000000" w:sz="12" w:space="0"/>
-            <w:right w:val="single" w:color="000000" w:sz="12" w:space="0"/>
-            <w:insideH w:val="single" w:color="000000" w:sz="12" w:space="0"/>
-            <w:insideV w:val="single" w:color="000000" w:sz="12" w:space="0"/>
-          </w:tblBorders>
+          <w:tblW w:w="9479" w:type="dxa"/>
+          <w:tblInd w:w="17" w:type="dxa"/>
+          <w:tblLayout w:type="fixed"/>
           <w:tblCellMar>
             <w:top w:w="0" w:type="dxa"/>
             <w:left w:w="0" w:type="dxa"/>
@@ -646,7 +620,7 @@
           </w:tblCellMar>
         </w:tblPrEx>
         <w:trPr>
-          <w:trHeight w:val="565" w:hRule="atLeast"/>
+          <w:trHeight w:val="565"/>
         </w:trPr>
         <w:tc>
           <w:tcPr>
@@ -655,7 +629,7 @@
           </w:tcPr>
           <w:p>
             <w:pPr>
-              <w:pStyle w:val="5"/>
+              <w:pStyle w:val="TableText"/>
               <w:spacing w:before="180" w:line="219" w:lineRule="auto"/>
               <w:ind w:left="3580"/>
             </w:pPr>
@@ -672,14 +646,9 @@
       </w:tr>
       <w:tr>
         <w:tblPrEx>
-          <w:tblBorders>
-            <w:top w:val="single" w:color="000000" w:sz="12" w:space="0"/>
-            <w:left w:val="single" w:color="000000" w:sz="12" w:space="0"/>
-            <w:bottom w:val="single" w:color="000000" w:sz="12" w:space="0"/>
-            <w:right w:val="single" w:color="000000" w:sz="12" w:space="0"/>
-            <w:insideH w:val="single" w:color="000000" w:sz="12" w:space="0"/>
-            <w:insideV w:val="single" w:color="000000" w:sz="12" w:space="0"/>
-          </w:tblBorders>
+          <w:tblW w:w="9479" w:type="dxa"/>
+          <w:tblInd w:w="17" w:type="dxa"/>
+          <w:tblLayout w:type="fixed"/>
           <w:tblCellMar>
             <w:top w:w="0" w:type="dxa"/>
             <w:left w:w="0" w:type="dxa"/>
@@ -688,7 +657,7 @@
           </w:tblCellMar>
         </w:tblPrEx>
         <w:trPr>
-          <w:trHeight w:val="625" w:hRule="atLeast"/>
+          <w:trHeight w:val="625"/>
         </w:trPr>
         <w:tc>
           <w:tcPr>
@@ -696,7 +665,7 @@
           </w:tcPr>
           <w:p>
             <w:pPr>
-              <w:pStyle w:val="5"/>
+              <w:pStyle w:val="TableText"/>
               <w:spacing w:before="212" w:line="220" w:lineRule="auto"/>
               <w:ind w:left="641"/>
             </w:pPr>
@@ -731,7 +700,7 @@
           </w:tcPr>
           <w:p>
             <w:pPr>
-              <w:pStyle w:val="5"/>
+              <w:pStyle w:val="TableText"/>
               <w:spacing w:before="212" w:line="220" w:lineRule="auto"/>
               <w:ind w:left="3447"/>
             </w:pPr>
@@ -748,14 +717,9 @@
       </w:tr>
       <w:tr>
         <w:tblPrEx>
-          <w:tblBorders>
-            <w:top w:val="single" w:color="000000" w:sz="12" w:space="0"/>
-            <w:left w:val="single" w:color="000000" w:sz="12" w:space="0"/>
-            <w:bottom w:val="single" w:color="000000" w:sz="12" w:space="0"/>
-            <w:right w:val="single" w:color="000000" w:sz="12" w:space="0"/>
-            <w:insideH w:val="single" w:color="000000" w:sz="12" w:space="0"/>
-            <w:insideV w:val="single" w:color="000000" w:sz="12" w:space="0"/>
-          </w:tblBorders>
+          <w:tblW w:w="9479" w:type="dxa"/>
+          <w:tblInd w:w="17" w:type="dxa"/>
+          <w:tblLayout w:type="fixed"/>
           <w:tblCellMar>
             <w:top w:w="0" w:type="dxa"/>
             <w:left w:w="0" w:type="dxa"/>
@@ -764,7 +728,7 @@
           </w:tblCellMar>
         </w:tblPrEx>
         <w:trPr>
-          <w:trHeight w:val="624" w:hRule="atLeast"/>
+          <w:trHeight w:val="624"/>
         </w:trPr>
         <w:tc>
           <w:tcPr>
@@ -772,7 +736,7 @@
           </w:tcPr>
           <w:p>
             <w:pPr>
-              <w:pStyle w:val="5"/>
+              <w:pStyle w:val="TableText"/>
               <w:spacing w:before="212" w:line="220" w:lineRule="auto"/>
               <w:ind w:left="430"/>
             </w:pPr>
@@ -782,7 +746,7 @@
                 <w:bCs/>
                 <w:spacing w:val="-4"/>
               </w:rPr>
-              <w:t>人力部</w:t>
+              <w:t>人力资源部</w:t>
             </w:r>
           </w:p>
         </w:tc>
@@ -793,7 +757,7 @@
           </w:tcPr>
           <w:p>
             <w:pPr>
-              <w:pStyle w:val="5"/>
+              <w:pStyle w:val="TableText"/>
               <w:spacing w:before="56" w:line="220" w:lineRule="auto"/>
               <w:ind w:left="194"/>
               <w:jc w:val="left"/>
@@ -804,7 +768,7 @@
           </w:p>
           <w:p>
             <w:pPr>
-              <w:pStyle w:val="5"/>
+              <w:pStyle w:val="TableText"/>
               <w:spacing w:before="56" w:line="220" w:lineRule="auto"/>
               <w:ind w:left="194"/>
               <w:jc w:val="left"/>
@@ -817,14 +781,9 @@
       </w:tr>
       <w:tr>
         <w:tblPrEx>
-          <w:tblBorders>
-            <w:top w:val="single" w:color="000000" w:sz="12" w:space="0"/>
-            <w:left w:val="single" w:color="000000" w:sz="12" w:space="0"/>
-            <w:bottom w:val="single" w:color="000000" w:sz="12" w:space="0"/>
-            <w:right w:val="single" w:color="000000" w:sz="12" w:space="0"/>
-            <w:insideH w:val="single" w:color="000000" w:sz="12" w:space="0"/>
-            <w:insideV w:val="single" w:color="000000" w:sz="12" w:space="0"/>
-          </w:tblBorders>
+          <w:tblW w:w="9479" w:type="dxa"/>
+          <w:tblInd w:w="17" w:type="dxa"/>
+          <w:tblLayout w:type="fixed"/>
           <w:tblCellMar>
             <w:top w:w="0" w:type="dxa"/>
             <w:left w:w="0" w:type="dxa"/>
@@ -833,7 +792,7 @@
           </w:tblCellMar>
         </w:tblPrEx>
         <w:trPr>
-          <w:trHeight w:val="1867" w:hRule="atLeast"/>
+          <w:trHeight w:val="1867"/>
         </w:trPr>
         <w:tc>
           <w:tcPr>
@@ -868,7 +827,7 @@
           </w:p>
           <w:p>
             <w:pPr>
-              <w:pStyle w:val="5"/>
+              <w:pStyle w:val="TableText"/>
               <w:spacing w:before="69" w:line="220" w:lineRule="auto"/>
               <w:ind w:left="429"/>
             </w:pPr>
@@ -889,7 +848,7 @@
           </w:tcPr>
           <w:p>
             <w:pPr>
-              <w:pStyle w:val="5"/>
+              <w:pStyle w:val="TableText"/>
               <w:spacing w:before="62" w:line="263" w:lineRule="auto"/>
               <w:ind w:left="92" w:right="114"/>
               <w:jc w:val="both"/>
@@ -966,14 +925,9 @@
       </w:tr>
       <w:tr>
         <w:tblPrEx>
-          <w:tblBorders>
-            <w:top w:val="single" w:color="000000" w:sz="12" w:space="0"/>
-            <w:left w:val="single" w:color="000000" w:sz="12" w:space="0"/>
-            <w:bottom w:val="single" w:color="000000" w:sz="12" w:space="0"/>
-            <w:right w:val="single" w:color="000000" w:sz="12" w:space="0"/>
-            <w:insideH w:val="single" w:color="000000" w:sz="12" w:space="0"/>
-            <w:insideV w:val="single" w:color="000000" w:sz="12" w:space="0"/>
-          </w:tblBorders>
+          <w:tblW w:w="9479" w:type="dxa"/>
+          <w:tblInd w:w="17" w:type="dxa"/>
+          <w:tblLayout w:type="fixed"/>
           <w:tblCellMar>
             <w:top w:w="0" w:type="dxa"/>
             <w:left w:w="0" w:type="dxa"/>
@@ -982,7 +936,7 @@
           </w:tblCellMar>
         </w:tblPrEx>
         <w:trPr>
-          <w:trHeight w:val="624" w:hRule="atLeast"/>
+          <w:trHeight w:val="624"/>
         </w:trPr>
         <w:tc>
           <w:tcPr>
@@ -990,7 +944,7 @@
           </w:tcPr>
           <w:p>
             <w:pPr>
-              <w:pStyle w:val="5"/>
+              <w:pStyle w:val="TableText"/>
               <w:spacing w:before="220" w:line="220" w:lineRule="auto"/>
               <w:ind w:left="534"/>
             </w:pPr>
@@ -1012,7 +966,7 @@
           </w:tcPr>
           <w:p>
             <w:pPr>
-              <w:pStyle w:val="5"/>
+              <w:pStyle w:val="TableText"/>
               <w:spacing w:before="62" w:line="263" w:lineRule="auto"/>
               <w:ind w:left="92" w:right="114"/>
               <w:jc w:val="both"/>
@@ -1028,14 +982,9 @@
       </w:tr>
       <w:tr>
         <w:tblPrEx>
-          <w:tblBorders>
-            <w:top w:val="single" w:color="000000" w:sz="12" w:space="0"/>
-            <w:left w:val="single" w:color="000000" w:sz="12" w:space="0"/>
-            <w:bottom w:val="single" w:color="000000" w:sz="12" w:space="0"/>
-            <w:right w:val="single" w:color="000000" w:sz="12" w:space="0"/>
-            <w:insideH w:val="single" w:color="000000" w:sz="12" w:space="0"/>
-            <w:insideV w:val="single" w:color="000000" w:sz="12" w:space="0"/>
-          </w:tblBorders>
+          <w:tblW w:w="9479" w:type="dxa"/>
+          <w:tblInd w:w="17" w:type="dxa"/>
+          <w:tblLayout w:type="fixed"/>
           <w:tblCellMar>
             <w:top w:w="0" w:type="dxa"/>
             <w:left w:w="0" w:type="dxa"/>
@@ -1044,7 +993,7 @@
           </w:tblCellMar>
         </w:tblPrEx>
         <w:trPr>
-          <w:trHeight w:val="637" w:hRule="atLeast"/>
+          <w:trHeight w:val="637"/>
         </w:trPr>
         <w:tc>
           <w:tcPr>
@@ -1052,7 +1001,7 @@
           </w:tcPr>
           <w:p>
             <w:pPr>
-              <w:pStyle w:val="5"/>
+              <w:pStyle w:val="TableText"/>
               <w:spacing w:before="222" w:line="220" w:lineRule="auto"/>
               <w:ind w:left="535"/>
             </w:pPr>
@@ -1073,7 +1022,7 @@
           </w:tcPr>
           <w:p>
             <w:pPr>
-              <w:pStyle w:val="5"/>
+              <w:pStyle w:val="TableText"/>
               <w:spacing w:before="65" w:line="220" w:lineRule="auto"/>
               <w:ind w:left="193"/>
             </w:pPr>
@@ -1091,14 +1040,9 @@
       </w:tr>
       <w:tr>
         <w:tblPrEx>
-          <w:tblBorders>
-            <w:top w:val="single" w:color="000000" w:sz="12" w:space="0"/>
-            <w:left w:val="single" w:color="000000" w:sz="12" w:space="0"/>
-            <w:bottom w:val="single" w:color="000000" w:sz="12" w:space="0"/>
-            <w:right w:val="single" w:color="000000" w:sz="12" w:space="0"/>
-            <w:insideH w:val="single" w:color="000000" w:sz="12" w:space="0"/>
-            <w:insideV w:val="single" w:color="000000" w:sz="12" w:space="0"/>
-          </w:tblBorders>
+          <w:tblW w:w="9479" w:type="dxa"/>
+          <w:tblInd w:w="17" w:type="dxa"/>
+          <w:tblLayout w:type="fixed"/>
           <w:tblCellMar>
             <w:top w:w="0" w:type="dxa"/>
             <w:left w:w="0" w:type="dxa"/>
@@ -1107,7 +1051,7 @@
           </w:tblCellMar>
         </w:tblPrEx>
         <w:trPr>
-          <w:trHeight w:val="637" w:hRule="atLeast"/>
+          <w:trHeight w:val="637"/>
         </w:trPr>
         <w:tc>
           <w:tcPr>
@@ -1115,11 +1059,11 @@
           </w:tcPr>
           <w:p>
             <w:pPr>
-              <w:pStyle w:val="5"/>
+              <w:pStyle w:val="TableText"/>
               <w:spacing w:before="222" w:line="220" w:lineRule="auto"/>
               <w:ind w:left="535"/>
               <w:rPr>
-                <w:rFonts w:hint="eastAsia" w:eastAsia="宋体"/>
+                <w:rFonts w:eastAsia="宋体" w:hint="eastAsia"/>
                 <w:b/>
                 <w:bCs/>
                 <w:spacing w:val="-4"/>
@@ -1145,7 +1089,7 @@
           </w:tcPr>
           <w:p>
             <w:pPr>
-              <w:pStyle w:val="5"/>
+              <w:pStyle w:val="TableText"/>
               <w:spacing w:before="62" w:line="228" w:lineRule="auto"/>
               <w:ind w:left="42"/>
               <w:rPr>
@@ -1163,7 +1107,7 @@
           </w:p>
           <w:p>
             <w:pPr>
-              <w:pStyle w:val="5"/>
+              <w:pStyle w:val="TableText"/>
               <w:spacing w:before="62" w:line="228" w:lineRule="auto"/>
               <w:ind w:left="42"/>
               <w:rPr>
@@ -1181,7 +1125,7 @@
           </w:p>
           <w:p>
             <w:pPr>
-              <w:pStyle w:val="5"/>
+              <w:pStyle w:val="TableText"/>
               <w:spacing w:before="65" w:line="220" w:lineRule="auto"/>
             </w:pPr>
             <w:r>
@@ -1208,7 +1152,7 @@
         <w:sectPr>
           <w:pgSz w:w="11906" w:h="16839"/>
           <w:pgMar w:top="1431" w:right="1198" w:bottom="0" w:left="1198" w:header="0" w:footer="0" w:gutter="0"/>
-          <w:cols w:equalWidth="0" w:num="1">
+          <w:cols w:num="1" w:space="720" w:equalWidth="0">
             <w:col w:w="9510"/>
           </w:cols>
         </w:sectPr>
@@ -1217,9 +1161,9 @@
     <w:p>
       <w:pPr>
         <w:spacing w:before="47" w:line="221" w:lineRule="auto"/>
-        <w:ind w:firstLine="231" w:firstLineChars="100"/>
-        <w:rPr>
-          <w:rFonts w:hint="eastAsia" w:ascii="宋体" w:hAnsi="宋体" w:eastAsia="宋体" w:cs="宋体"/>
+        <w:ind w:firstLine="210" w:firstLineChars="100"/>
+        <w:rPr>
+          <w:rFonts w:ascii="宋体" w:eastAsia="宋体" w:hAnsi="宋体" w:cs="宋体" w:hint="eastAsia"/>
           <w:sz w:val="21"/>
           <w:szCs w:val="21"/>
           <w:lang w:val="en-US" w:eastAsia="zh-CN"/>
@@ -1227,7 +1171,7 @@
       </w:pPr>
       <w:r>
         <w:rPr>
-          <w:rFonts w:ascii="宋体" w:hAnsi="宋体" w:eastAsia="宋体" w:cs="宋体"/>
+          <w:rFonts w:ascii="宋体" w:eastAsia="宋体" w:hAnsi="宋体" w:cs="宋体"/>
           <w:b/>
           <w:bCs/>
           <w:spacing w:val="-5"/>
@@ -1238,7 +1182,7 @@
       </w:r>
       <w:r>
         <w:rPr>
-          <w:rFonts w:hint="eastAsia" w:ascii="宋体" w:hAnsi="宋体" w:eastAsia="宋体" w:cs="宋体"/>
+          <w:rFonts w:ascii="宋体" w:eastAsia="宋体" w:hAnsi="宋体" w:cs="宋体" w:hint="eastAsia"/>
           <w:b/>
           <w:bCs/>
           <w:spacing w:val="-5"/>
@@ -1246,15 +1190,15 @@
           <w:szCs w:val="24"/>
           <w:lang w:val="en-US" w:eastAsia="zh-CN"/>
         </w:rPr>
-        <w:t>王海燕</w:t>
+        <w:t>庄霞</w:t>
       </w:r>
     </w:p>
     <w:p>
       <w:pPr>
         <w:spacing w:before="13" w:line="220" w:lineRule="auto"/>
-        <w:ind w:firstLine="231" w:firstLineChars="100"/>
-        <w:rPr>
-          <w:rFonts w:hint="default" w:ascii="Arial" w:hAnsi="Arial" w:eastAsia="宋体" w:cs="Arial"/>
+        <w:ind w:firstLine="210" w:firstLineChars="100"/>
+        <w:rPr>
+          <w:rFonts w:ascii="Arial" w:eastAsia="宋体" w:hAnsi="Arial" w:cs="Arial" w:hint="default"/>
           <w:sz w:val="21"/>
           <w:szCs w:val="21"/>
           <w:lang w:val="en-US" w:eastAsia="zh-CN"/>
@@ -1262,7 +1206,7 @@
       </w:pPr>
       <w:r>
         <w:rPr>
-          <w:rFonts w:ascii="宋体" w:hAnsi="宋体" w:eastAsia="宋体" w:cs="宋体"/>
+          <w:rFonts w:ascii="宋体" w:eastAsia="宋体" w:hAnsi="宋体" w:cs="宋体"/>
           <w:b/>
           <w:bCs/>
           <w:spacing w:val="-5"/>
@@ -1273,7 +1217,7 @@
       </w:r>
       <w:r>
         <w:rPr>
-          <w:rFonts w:ascii="Arial" w:hAnsi="Arial" w:eastAsia="Arial" w:cs="Arial"/>
+          <w:rFonts w:ascii="Arial" w:eastAsia="Arial" w:hAnsi="Arial" w:cs="Arial"/>
           <w:spacing w:val="-5"/>
           <w:sz w:val="21"/>
           <w:szCs w:val="21"/>
@@ -1282,7 +1226,7 @@
       </w:r>
       <w:r>
         <w:rPr>
-          <w:rFonts w:hint="eastAsia" w:eastAsia="宋体" w:cs="Arial"/>
+          <w:rFonts w:eastAsia="宋体" w:cs="Arial" w:hint="eastAsia"/>
           <w:spacing w:val="-5"/>
           <w:sz w:val="21"/>
           <w:szCs w:val="21"/>
@@ -1292,7 +1236,7 @@
       </w:r>
       <w:r>
         <w:rPr>
-          <w:rFonts w:ascii="Arial" w:hAnsi="Arial" w:eastAsia="Arial" w:cs="Arial"/>
+          <w:rFonts w:ascii="Arial" w:eastAsia="Arial" w:hAnsi="Arial" w:cs="Arial"/>
           <w:spacing w:val="-5"/>
           <w:sz w:val="21"/>
           <w:szCs w:val="21"/>
@@ -1301,7 +1245,7 @@
       </w:r>
       <w:r>
         <w:rPr>
-          <w:rFonts w:hint="eastAsia" w:eastAsia="宋体" w:cs="Arial"/>
+          <w:rFonts w:eastAsia="宋体" w:cs="Arial" w:hint="eastAsia"/>
           <w:spacing w:val="-5"/>
           <w:sz w:val="21"/>
           <w:szCs w:val="21"/>
@@ -1320,7 +1264,7 @@
       </w:pPr>
       <w:r>
         <w:rPr>
-          <w:rFonts w:ascii="Arial" w:hAnsi="Arial" w:eastAsia="Arial" w:cs="Arial"/>
+          <w:rFonts w:ascii="Arial" w:eastAsia="Arial" w:hAnsi="Arial" w:cs="Arial"/>
           <w:sz w:val="2"/>
           <w:szCs w:val="2"/>
         </w:rPr>
@@ -1331,14 +1275,14 @@
       <w:pPr>
         <w:spacing w:before="45" w:line="220" w:lineRule="auto"/>
         <w:rPr>
-          <w:rFonts w:ascii="宋体" w:hAnsi="宋体" w:eastAsia="宋体" w:cs="宋体"/>
+          <w:rFonts w:ascii="宋体" w:eastAsia="宋体" w:hAnsi="宋体" w:cs="宋体"/>
           <w:sz w:val="21"/>
           <w:szCs w:val="21"/>
         </w:rPr>
       </w:pPr>
       <w:r>
         <w:rPr>
-          <w:rFonts w:ascii="宋体" w:hAnsi="宋体" w:eastAsia="宋体" w:cs="宋体"/>
+          <w:rFonts w:ascii="宋体" w:eastAsia="宋体" w:hAnsi="宋体" w:cs="宋体"/>
           <w:b/>
           <w:bCs/>
           <w:spacing w:val="-5"/>
@@ -1349,7 +1293,7 @@
       </w:r>
       <w:r>
         <w:rPr>
-          <w:rFonts w:hint="eastAsia" w:ascii="宋体" w:hAnsi="宋体" w:eastAsia="宋体" w:cs="宋体"/>
+          <w:rFonts w:ascii="宋体" w:eastAsia="宋体" w:hAnsi="宋体" w:cs="宋体" w:hint="eastAsia"/>
           <w:b/>
           <w:bCs/>
           <w:spacing w:val="-5"/>
@@ -1357,11 +1301,11 @@
           <w:szCs w:val="24"/>
           <w:lang w:val="en-US" w:eastAsia="zh-CN"/>
         </w:rPr>
-        <w:t>金文莉</w:t>
-      </w:r>
-      <w:r>
-        <w:rPr>
-          <w:rFonts w:ascii="宋体" w:hAnsi="宋体" w:eastAsia="宋体" w:cs="宋体"/>
+        <w:t>李平</w:t>
+      </w:r>
+      <w:r>
+        <w:rPr>
+          <w:rFonts w:ascii="宋体" w:eastAsia="宋体" w:hAnsi="宋体" w:cs="宋体"/>
           <w:spacing w:val="3"/>
           <w:sz w:val="21"/>
           <w:szCs w:val="21"/>
@@ -1370,7 +1314,7 @@
       </w:r>
       <w:r>
         <w:rPr>
-          <w:rFonts w:ascii="宋体" w:hAnsi="宋体" w:eastAsia="宋体" w:cs="宋体"/>
+          <w:rFonts w:ascii="宋体" w:eastAsia="宋体" w:hAnsi="宋体" w:cs="宋体"/>
           <w:b/>
           <w:bCs/>
           <w:spacing w:val="-2"/>
@@ -1381,7 +1325,7 @@
       </w:r>
       <w:r>
         <w:rPr>
-          <w:rFonts w:hint="eastAsia" w:ascii="宋体" w:hAnsi="宋体" w:eastAsia="宋体" w:cs="宋体"/>
+          <w:rFonts w:ascii="宋体" w:eastAsia="宋体" w:hAnsi="宋体" w:cs="宋体" w:hint="eastAsia"/>
           <w:b/>
           <w:bCs/>
           <w:spacing w:val="-2"/>
@@ -1389,14 +1333,14 @@
           <w:szCs w:val="24"/>
           <w:lang w:val="en-US" w:eastAsia="zh-CN"/>
         </w:rPr>
-        <w:t>黄益溪</w:t>
+        <w:t>吴向阳</w:t>
       </w:r>
     </w:p>
     <w:p>
       <w:pPr>
         <w:spacing w:before="15" w:line="220" w:lineRule="auto"/>
         <w:rPr>
-          <w:rFonts w:hint="default" w:ascii="Arial" w:hAnsi="Arial" w:eastAsia="宋体" w:cs="Arial"/>
+          <w:rFonts w:ascii="Arial" w:eastAsia="宋体" w:hAnsi="Arial" w:cs="Arial" w:hint="default"/>
           <w:sz w:val="21"/>
           <w:szCs w:val="21"/>
           <w:lang w:val="en-US" w:eastAsia="zh-CN"/>
@@ -1404,7 +1348,7 @@
       </w:pPr>
       <w:r>
         <w:rPr>
-          <w:rFonts w:ascii="宋体" w:hAnsi="宋体" w:eastAsia="宋体" w:cs="宋体"/>
+          <w:rFonts w:ascii="宋体" w:eastAsia="宋体" w:hAnsi="宋体" w:cs="宋体"/>
           <w:b/>
           <w:bCs/>
           <w:spacing w:val="-3"/>
@@ -1415,7 +1359,7 @@
       </w:r>
       <w:r>
         <w:rPr>
-          <w:rFonts w:ascii="Arial" w:hAnsi="Arial" w:eastAsia="Arial" w:cs="Arial"/>
+          <w:rFonts w:ascii="Arial" w:eastAsia="Arial" w:hAnsi="Arial" w:cs="Arial"/>
           <w:spacing w:val="-3"/>
           <w:sz w:val="21"/>
           <w:szCs w:val="21"/>
@@ -1424,7 +1368,7 @@
       </w:r>
       <w:r>
         <w:rPr>
-          <w:rFonts w:hint="eastAsia" w:eastAsia="宋体" w:cs="Arial"/>
+          <w:rFonts w:eastAsia="宋体" w:cs="Arial" w:hint="eastAsia"/>
           <w:spacing w:val="-3"/>
           <w:sz w:val="21"/>
           <w:szCs w:val="21"/>
@@ -1434,7 +1378,7 @@
       </w:r>
       <w:r>
         <w:rPr>
-          <w:rFonts w:ascii="Arial" w:hAnsi="Arial" w:eastAsia="Arial" w:cs="Arial"/>
+          <w:rFonts w:ascii="Arial" w:eastAsia="Arial" w:hAnsi="Arial" w:cs="Arial"/>
           <w:spacing w:val="-3"/>
           <w:sz w:val="21"/>
           <w:szCs w:val="21"/>
@@ -1443,7 +1387,7 @@
       </w:r>
       <w:r>
         <w:rPr>
-          <w:rFonts w:hint="eastAsia" w:eastAsia="宋体" w:cs="Arial"/>
+          <w:rFonts w:eastAsia="宋体" w:cs="Arial" w:hint="eastAsia"/>
           <w:spacing w:val="-3"/>
           <w:sz w:val="21"/>
           <w:szCs w:val="21"/>
@@ -1453,7 +1397,7 @@
       </w:r>
       <w:r>
         <w:rPr>
-          <w:rFonts w:ascii="Arial" w:hAnsi="Arial" w:eastAsia="Arial" w:cs="Arial"/>
+          <w:rFonts w:ascii="Arial" w:eastAsia="Arial" w:hAnsi="Arial" w:cs="Arial"/>
           <w:spacing w:val="-3"/>
           <w:sz w:val="21"/>
           <w:szCs w:val="21"/>
@@ -1462,7 +1406,7 @@
       </w:r>
       <w:r>
         <w:rPr>
-          <w:rFonts w:hint="eastAsia" w:eastAsia="宋体" w:cs="Arial"/>
+          <w:rFonts w:eastAsia="宋体" w:cs="Arial" w:hint="eastAsia"/>
           <w:spacing w:val="-3"/>
           <w:sz w:val="21"/>
           <w:szCs w:val="21"/>
@@ -1472,7 +1416,7 @@
       </w:r>
       <w:r>
         <w:rPr>
-          <w:rFonts w:ascii="Arial" w:hAnsi="Arial" w:eastAsia="Arial" w:cs="Arial"/>
+          <w:rFonts w:ascii="Arial" w:eastAsia="Arial" w:hAnsi="Arial" w:cs="Arial"/>
           <w:spacing w:val="-3"/>
           <w:sz w:val="21"/>
           <w:szCs w:val="21"/>
@@ -1481,7 +1425,7 @@
       </w:r>
       <w:r>
         <w:rPr>
-          <w:rFonts w:hint="eastAsia" w:eastAsia="宋体" w:cs="Arial"/>
+          <w:rFonts w:eastAsia="宋体" w:cs="Arial" w:hint="eastAsia"/>
           <w:spacing w:val="-3"/>
           <w:sz w:val="21"/>
           <w:szCs w:val="21"/>
@@ -1493,7 +1437,7 @@
       <w:bookmarkEnd w:id="0"/>
       <w:r>
         <w:rPr>
-          <w:rFonts w:ascii="宋体" w:hAnsi="宋体" w:eastAsia="宋体" w:cs="宋体"/>
+          <w:rFonts w:ascii="宋体" w:eastAsia="宋体" w:hAnsi="宋体" w:cs="宋体"/>
           <w:b/>
           <w:bCs/>
           <w:spacing w:val="-3"/>
@@ -1504,7 +1448,7 @@
       </w:r>
       <w:r>
         <w:rPr>
-          <w:rFonts w:ascii="宋体" w:hAnsi="宋体" w:eastAsia="宋体" w:cs="宋体"/>
+          <w:rFonts w:ascii="宋体" w:eastAsia="宋体" w:hAnsi="宋体" w:cs="宋体"/>
           <w:b/>
           <w:bCs/>
           <w:spacing w:val="-4"/>
@@ -1515,7 +1459,7 @@
       </w:r>
       <w:r>
         <w:rPr>
-          <w:rFonts w:ascii="Arial" w:hAnsi="Arial" w:eastAsia="Arial" w:cs="Arial"/>
+          <w:rFonts w:ascii="Arial" w:eastAsia="Arial" w:hAnsi="Arial" w:cs="Arial"/>
           <w:spacing w:val="-4"/>
           <w:sz w:val="21"/>
           <w:szCs w:val="21"/>
@@ -1524,7 +1468,7 @@
       </w:r>
       <w:r>
         <w:rPr>
-          <w:rFonts w:hint="eastAsia" w:eastAsia="宋体" w:cs="Arial"/>
+          <w:rFonts w:eastAsia="宋体" w:cs="Arial" w:hint="eastAsia"/>
           <w:spacing w:val="-4"/>
           <w:sz w:val="21"/>
           <w:szCs w:val="21"/>
@@ -1534,7 +1478,7 @@
       </w:r>
       <w:r>
         <w:rPr>
-          <w:rFonts w:ascii="Arial" w:hAnsi="Arial" w:eastAsia="Arial" w:cs="Arial"/>
+          <w:rFonts w:ascii="Arial" w:eastAsia="Arial" w:hAnsi="Arial" w:cs="Arial"/>
           <w:spacing w:val="-4"/>
           <w:sz w:val="21"/>
           <w:szCs w:val="21"/>
@@ -1543,7 +1487,7 @@
       </w:r>
       <w:r>
         <w:rPr>
-          <w:rFonts w:hint="eastAsia" w:eastAsia="宋体" w:cs="Arial"/>
+          <w:rFonts w:eastAsia="宋体" w:cs="Arial" w:hint="eastAsia"/>
           <w:spacing w:val="-4"/>
           <w:sz w:val="21"/>
           <w:szCs w:val="21"/>
@@ -1556,7 +1500,7 @@
       <w:type w:val="continuous"/>
       <w:pgSz w:w="11906" w:h="16839"/>
       <w:pgMar w:top="1431" w:right="1198" w:bottom="0" w:left="1198" w:header="0" w:footer="0" w:gutter="0"/>
-      <w:cols w:equalWidth="0" w:num="2">
+      <w:cols w:num="2" w:space="720" w:equalWidth="0">
         <w:col w:w="4132" w:space="100"/>
         <w:col w:w="5278"/>
       </w:cols>
@@ -1565,321 +1509,269 @@
 </w:document>
 </file>
 
-<file path=word/endnotes.xml><?xml version="1.0" encoding="utf-8"?>
-<w:endnotes xmlns:wpc="http://schemas.microsoft.com/office/word/2010/wordprocessingCanvas" xmlns:mc="http://schemas.openxmlformats.org/markup-compatibility/2006" xmlns:o="urn:schemas-microsoft-com:office:office" xmlns:r="http://schemas.openxmlformats.org/officeDocument/2006/relationships" xmlns:m="http://schemas.openxmlformats.org/officeDocument/2006/math" xmlns:v="urn:schemas-microsoft-com:vml" xmlns:wp14="http://schemas.microsoft.com/office/word/2010/wordprocessingDrawing" xmlns:wp="http://schemas.openxmlformats.org/drawingml/2006/wordprocessingDrawing" xmlns:w="http://schemas.openxmlformats.org/wordprocessingml/2006/main" xmlns:w14="http://schemas.microsoft.com/office/word/2010/wordml" xmlns:w15="http://schemas.microsoft.com/office/word/2012/wordml" xmlns:w10="urn:schemas-microsoft-com:office:word" xmlns:wpg="http://schemas.microsoft.com/office/word/2010/wordprocessingGroup" xmlns:wpi="http://schemas.microsoft.com/office/word/2010/wordprocessingInk" xmlns:wne="http://schemas.microsoft.com/office/word/2006/wordml" xmlns:wps="http://schemas.microsoft.com/office/word/2010/wordprocessingShape" xmlns:wpsCustomData="http://www.wps.cn/officeDocument/2013/wpsCustomData" mc:Ignorable="w14 w15 wp14">
-  <w:endnote w:type="separator" w:id="0">
-    <w:p>
-      <w:pPr>
-        <w:spacing w:line="240" w:lineRule="auto"/>
-      </w:pPr>
-      <w:r>
-        <w:separator/>
-      </w:r>
-    </w:p>
-  </w:endnote>
-  <w:endnote w:type="continuationSeparator" w:id="1">
-    <w:p>
-      <w:pPr>
-        <w:spacing w:line="240" w:lineRule="auto"/>
-      </w:pPr>
-      <w:r>
-        <w:continuationSeparator/>
-      </w:r>
-    </w:p>
-  </w:endnote>
-</w:endnotes>
-</file>
-
-<file path=word/footnotes.xml><?xml version="1.0" encoding="utf-8"?>
-<w:footnotes xmlns:wpc="http://schemas.microsoft.com/office/word/2010/wordprocessingCanvas" xmlns:mc="http://schemas.openxmlformats.org/markup-compatibility/2006" xmlns:o="urn:schemas-microsoft-com:office:office" xmlns:r="http://schemas.openxmlformats.org/officeDocument/2006/relationships" xmlns:m="http://schemas.openxmlformats.org/officeDocument/2006/math" xmlns:v="urn:schemas-microsoft-com:vml" xmlns:wp14="http://schemas.microsoft.com/office/word/2010/wordprocessingDrawing" xmlns:wp="http://schemas.openxmlformats.org/drawingml/2006/wordprocessingDrawing" xmlns:w="http://schemas.openxmlformats.org/wordprocessingml/2006/main" xmlns:w14="http://schemas.microsoft.com/office/word/2010/wordml" xmlns:w15="http://schemas.microsoft.com/office/word/2012/wordml" xmlns:w10="urn:schemas-microsoft-com:office:word" xmlns:wpg="http://schemas.microsoft.com/office/word/2010/wordprocessingGroup" xmlns:wpi="http://schemas.microsoft.com/office/word/2010/wordprocessingInk" xmlns:wne="http://schemas.microsoft.com/office/word/2006/wordml" xmlns:wps="http://schemas.microsoft.com/office/word/2010/wordprocessingShape" xmlns:wpsCustomData="http://www.wps.cn/officeDocument/2013/wpsCustomData" mc:Ignorable="w14 w15 wp14">
-  <w:footnote w:type="separator" w:id="0">
-    <w:p>
-      <w:pPr>
-        <w:spacing w:line="240" w:lineRule="auto"/>
-      </w:pPr>
-      <w:r>
-        <w:separator/>
-      </w:r>
-    </w:p>
-  </w:footnote>
-  <w:footnote w:type="continuationSeparator" w:id="1">
-    <w:p>
-      <w:pPr>
-        <w:spacing w:line="240" w:lineRule="auto"/>
-      </w:pPr>
-      <w:r>
-        <w:continuationSeparator/>
-      </w:r>
-    </w:p>
-  </w:footnote>
-</w:footnotes>
-</file>
-
 <file path=word/styles.xml><?xml version="1.0" encoding="utf-8"?>
-<w:styles xmlns:mc="http://schemas.openxmlformats.org/markup-compatibility/2006" xmlns:o="urn:schemas-microsoft-com:office:office" xmlns:r="http://schemas.openxmlformats.org/officeDocument/2006/relationships" xmlns:m="http://schemas.openxmlformats.org/officeDocument/2006/math" xmlns:v="urn:schemas-microsoft-com:vml" xmlns:w="http://schemas.openxmlformats.org/wordprocessingml/2006/main" xmlns:w14="http://schemas.microsoft.com/office/word/2010/wordml" xmlns:w10="urn:schemas-microsoft-com:office:word" xmlns:sl="http://schemas.openxmlformats.org/schemaLibrary/2006/main" xmlns:wpsCustomData="http://www.wps.cn/officeDocument/2013/wpsCustomData" mc:Ignorable="w14">
+<w:styles xmlns:mc="http://schemas.openxmlformats.org/markup-compatibility/2006" xmlns:r="http://schemas.openxmlformats.org/officeDocument/2006/relationships" xmlns:w="http://schemas.openxmlformats.org/wordprocessingml/2006/main" xmlns:w14="http://schemas.microsoft.com/office/word/2010/wordml" xmlns:w15="http://schemas.microsoft.com/office/word/2012/wordml" mc:Ignorable="w14 w15">
   <w:docDefaults>
     <w:rPrDefault>
       <w:rPr>
-        <w:rFonts w:ascii="Arial" w:hAnsi="Arial" w:eastAsia="Arial" w:cs="Arial"/>
+        <w:rFonts w:ascii="Arial" w:eastAsia="Arial" w:hAnsi="Arial" w:cs="Arial"/>
       </w:rPr>
     </w:rPrDefault>
     <w:pPrDefault/>
   </w:docDefaults>
-  <w:latentStyles w:count="260" w:defQFormat="0" w:defUnhideWhenUsed="1" w:defSemiHidden="1" w:defUIPriority="99" w:defLockedState="0">
-    <w:lsdException w:qFormat="1" w:unhideWhenUsed="0" w:uiPriority="0" w:name="Normal"/>
-    <w:lsdException w:qFormat="1" w:unhideWhenUsed="0" w:uiPriority="0" w:semiHidden="0" w:name="heading 1"/>
-    <w:lsdException w:qFormat="1" w:uiPriority="0" w:name="heading 2"/>
-    <w:lsdException w:qFormat="1" w:uiPriority="0" w:name="heading 3"/>
-    <w:lsdException w:qFormat="1" w:uiPriority="0" w:name="heading 4"/>
-    <w:lsdException w:qFormat="1" w:uiPriority="0" w:name="heading 5"/>
-    <w:lsdException w:qFormat="1" w:uiPriority="0" w:name="heading 6"/>
-    <w:lsdException w:qFormat="1" w:uiPriority="0" w:name="heading 7"/>
-    <w:lsdException w:qFormat="1" w:uiPriority="0" w:name="heading 8"/>
-    <w:lsdException w:qFormat="1" w:uiPriority="0" w:name="heading 9"/>
-    <w:lsdException w:unhideWhenUsed="0" w:uiPriority="0" w:semiHidden="0" w:name="index 1"/>
-    <w:lsdException w:unhideWhenUsed="0" w:uiPriority="0" w:semiHidden="0" w:name="index 2"/>
-    <w:lsdException w:unhideWhenUsed="0" w:uiPriority="0" w:semiHidden="0" w:name="index 3"/>
-    <w:lsdException w:unhideWhenUsed="0" w:uiPriority="0" w:semiHidden="0" w:name="index 4"/>
-    <w:lsdException w:unhideWhenUsed="0" w:uiPriority="0" w:semiHidden="0" w:name="index 5"/>
-    <w:lsdException w:unhideWhenUsed="0" w:uiPriority="0" w:semiHidden="0" w:name="index 6"/>
-    <w:lsdException w:unhideWhenUsed="0" w:uiPriority="0" w:semiHidden="0" w:name="index 7"/>
-    <w:lsdException w:unhideWhenUsed="0" w:uiPriority="0" w:semiHidden="0" w:name="index 8"/>
-    <w:lsdException w:unhideWhenUsed="0" w:uiPriority="0" w:semiHidden="0" w:name="index 9"/>
-    <w:lsdException w:unhideWhenUsed="0" w:uiPriority="0" w:semiHidden="0" w:name="toc 1"/>
-    <w:lsdException w:unhideWhenUsed="0" w:uiPriority="0" w:semiHidden="0" w:name="toc 2"/>
-    <w:lsdException w:unhideWhenUsed="0" w:uiPriority="0" w:semiHidden="0" w:name="toc 3"/>
-    <w:lsdException w:unhideWhenUsed="0" w:uiPriority="0" w:semiHidden="0" w:name="toc 4"/>
-    <w:lsdException w:unhideWhenUsed="0" w:uiPriority="0" w:semiHidden="0" w:name="toc 5"/>
-    <w:lsdException w:unhideWhenUsed="0" w:uiPriority="0" w:semiHidden="0" w:name="toc 6"/>
-    <w:lsdException w:unhideWhenUsed="0" w:uiPriority="0" w:semiHidden="0" w:name="toc 7"/>
-    <w:lsdException w:unhideWhenUsed="0" w:uiPriority="0" w:semiHidden="0" w:name="toc 8"/>
-    <w:lsdException w:unhideWhenUsed="0" w:uiPriority="0" w:semiHidden="0" w:name="toc 9"/>
-    <w:lsdException w:unhideWhenUsed="0" w:uiPriority="0" w:semiHidden="0" w:name="Normal Indent"/>
-    <w:lsdException w:unhideWhenUsed="0" w:uiPriority="0" w:semiHidden="0" w:name="footnote text"/>
-    <w:lsdException w:unhideWhenUsed="0" w:uiPriority="0" w:semiHidden="0" w:name="annotation text"/>
-    <w:lsdException w:unhideWhenUsed="0" w:uiPriority="0" w:semiHidden="0" w:name="header"/>
-    <w:lsdException w:unhideWhenUsed="0" w:uiPriority="0" w:semiHidden="0" w:name="footer"/>
-    <w:lsdException w:unhideWhenUsed="0" w:uiPriority="0" w:semiHidden="0" w:name="index heading"/>
-    <w:lsdException w:qFormat="1" w:uiPriority="0" w:name="caption"/>
-    <w:lsdException w:unhideWhenUsed="0" w:uiPriority="0" w:semiHidden="0" w:name="table of figures"/>
-    <w:lsdException w:unhideWhenUsed="0" w:uiPriority="0" w:semiHidden="0" w:name="envelope address"/>
-    <w:lsdException w:unhideWhenUsed="0" w:uiPriority="0" w:semiHidden="0" w:name="envelope return"/>
-    <w:lsdException w:unhideWhenUsed="0" w:uiPriority="0" w:semiHidden="0" w:name="footnote reference"/>
-    <w:lsdException w:unhideWhenUsed="0" w:uiPriority="0" w:semiHidden="0" w:name="annotation reference"/>
-    <w:lsdException w:unhideWhenUsed="0" w:uiPriority="0" w:semiHidden="0" w:name="line number"/>
-    <w:lsdException w:unhideWhenUsed="0" w:uiPriority="0" w:semiHidden="0" w:name="page number"/>
-    <w:lsdException w:unhideWhenUsed="0" w:uiPriority="0" w:semiHidden="0" w:name="endnote reference"/>
-    <w:lsdException w:unhideWhenUsed="0" w:uiPriority="0" w:semiHidden="0" w:name="endnote text"/>
-    <w:lsdException w:unhideWhenUsed="0" w:uiPriority="0" w:semiHidden="0" w:name="table of authorities"/>
-    <w:lsdException w:unhideWhenUsed="0" w:uiPriority="0" w:semiHidden="0" w:name="macro"/>
-    <w:lsdException w:unhideWhenUsed="0" w:uiPriority="0" w:semiHidden="0" w:name="toa heading"/>
-    <w:lsdException w:unhideWhenUsed="0" w:uiPriority="0" w:semiHidden="0" w:name="List"/>
-    <w:lsdException w:unhideWhenUsed="0" w:uiPriority="0" w:semiHidden="0" w:name="List Bullet"/>
-    <w:lsdException w:unhideWhenUsed="0" w:uiPriority="0" w:semiHidden="0" w:name="List Number"/>
-    <w:lsdException w:unhideWhenUsed="0" w:uiPriority="0" w:semiHidden="0" w:name="List 2"/>
-    <w:lsdException w:unhideWhenUsed="0" w:uiPriority="0" w:semiHidden="0" w:name="List 3"/>
-    <w:lsdException w:unhideWhenUsed="0" w:uiPriority="0" w:semiHidden="0" w:name="List 4"/>
-    <w:lsdException w:unhideWhenUsed="0" w:uiPriority="0" w:semiHidden="0" w:name="List 5"/>
-    <w:lsdException w:unhideWhenUsed="0" w:uiPriority="0" w:semiHidden="0" w:name="List Bullet 2"/>
-    <w:lsdException w:unhideWhenUsed="0" w:uiPriority="0" w:semiHidden="0" w:name="List Bullet 3"/>
-    <w:lsdException w:unhideWhenUsed="0" w:uiPriority="0" w:semiHidden="0" w:name="List Bullet 4"/>
-    <w:lsdException w:unhideWhenUsed="0" w:uiPriority="0" w:semiHidden="0" w:name="List Bullet 5"/>
-    <w:lsdException w:unhideWhenUsed="0" w:uiPriority="0" w:semiHidden="0" w:name="List Number 2"/>
-    <w:lsdException w:unhideWhenUsed="0" w:uiPriority="0" w:semiHidden="0" w:name="List Number 3"/>
-    <w:lsdException w:unhideWhenUsed="0" w:uiPriority="0" w:semiHidden="0" w:name="List Number 4"/>
-    <w:lsdException w:unhideWhenUsed="0" w:uiPriority="0" w:semiHidden="0" w:name="List Number 5"/>
-    <w:lsdException w:qFormat="1" w:unhideWhenUsed="0" w:uiPriority="0" w:semiHidden="0" w:name="Title"/>
-    <w:lsdException w:unhideWhenUsed="0" w:uiPriority="0" w:semiHidden="0" w:name="Closing"/>
-    <w:lsdException w:unhideWhenUsed="0" w:uiPriority="0" w:semiHidden="0" w:name="Signature"/>
-    <w:lsdException w:qFormat="1" w:unhideWhenUsed="0" w:uiPriority="0" w:name="Default Paragraph Font"/>
-    <w:lsdException w:unhideWhenUsed="0" w:uiPriority="0" w:semiHidden="0" w:name="Body Text"/>
-    <w:lsdException w:unhideWhenUsed="0" w:uiPriority="0" w:semiHidden="0" w:name="Body Text Indent"/>
-    <w:lsdException w:unhideWhenUsed="0" w:uiPriority="0" w:semiHidden="0" w:name="List Continue"/>
-    <w:lsdException w:unhideWhenUsed="0" w:uiPriority="0" w:semiHidden="0" w:name="List Continue 2"/>
-    <w:lsdException w:unhideWhenUsed="0" w:uiPriority="0" w:semiHidden="0" w:name="List Continue 3"/>
-    <w:lsdException w:unhideWhenUsed="0" w:uiPriority="0" w:semiHidden="0" w:name="List Continue 4"/>
-    <w:lsdException w:unhideWhenUsed="0" w:uiPriority="0" w:semiHidden="0" w:name="List Continue 5"/>
-    <w:lsdException w:unhideWhenUsed="0" w:uiPriority="0" w:semiHidden="0" w:name="Message Header"/>
-    <w:lsdException w:qFormat="1" w:unhideWhenUsed="0" w:uiPriority="0" w:semiHidden="0" w:name="Subtitle"/>
-    <w:lsdException w:unhideWhenUsed="0" w:uiPriority="0" w:semiHidden="0" w:name="Salutation"/>
-    <w:lsdException w:unhideWhenUsed="0" w:uiPriority="0" w:semiHidden="0" w:name="Date"/>
-    <w:lsdException w:unhideWhenUsed="0" w:uiPriority="0" w:semiHidden="0" w:name="Body Text First Indent"/>
-    <w:lsdException w:unhideWhenUsed="0" w:uiPriority="0" w:semiHidden="0" w:name="Body Text First Indent 2"/>
-    <w:lsdException w:uiPriority="99" w:name="Note Heading"/>
-    <w:lsdException w:unhideWhenUsed="0" w:uiPriority="0" w:semiHidden="0" w:name="Body Text 2"/>
-    <w:lsdException w:unhideWhenUsed="0" w:uiPriority="0" w:semiHidden="0" w:name="Body Text 3"/>
-    <w:lsdException w:unhideWhenUsed="0" w:uiPriority="0" w:semiHidden="0" w:name="Body Text Indent 2"/>
-    <w:lsdException w:unhideWhenUsed="0" w:uiPriority="0" w:semiHidden="0" w:name="Body Text Indent 3"/>
-    <w:lsdException w:unhideWhenUsed="0" w:uiPriority="0" w:semiHidden="0" w:name="Block Text"/>
-    <w:lsdException w:unhideWhenUsed="0" w:uiPriority="0" w:semiHidden="0" w:name="Hyperlink"/>
-    <w:lsdException w:unhideWhenUsed="0" w:uiPriority="0" w:semiHidden="0" w:name="FollowedHyperlink"/>
-    <w:lsdException w:qFormat="1" w:unhideWhenUsed="0" w:uiPriority="0" w:semiHidden="0" w:name="Strong"/>
-    <w:lsdException w:qFormat="1" w:unhideWhenUsed="0" w:uiPriority="0" w:semiHidden="0" w:name="Emphasis"/>
-    <w:lsdException w:unhideWhenUsed="0" w:uiPriority="0" w:semiHidden="0" w:name="Document Map"/>
-    <w:lsdException w:unhideWhenUsed="0" w:uiPriority="0" w:semiHidden="0" w:name="Plain Text"/>
-    <w:lsdException w:unhideWhenUsed="0" w:uiPriority="0" w:semiHidden="0" w:name="E-mail Signature"/>
-    <w:lsdException w:unhideWhenUsed="0" w:uiPriority="0" w:semiHidden="0" w:name="Normal (Web)"/>
-    <w:lsdException w:unhideWhenUsed="0" w:uiPriority="0" w:semiHidden="0" w:name="HTML Acronym"/>
-    <w:lsdException w:unhideWhenUsed="0" w:uiPriority="0" w:semiHidden="0" w:name="HTML Address"/>
-    <w:lsdException w:unhideWhenUsed="0" w:uiPriority="0" w:semiHidden="0" w:name="HTML Cite"/>
-    <w:lsdException w:unhideWhenUsed="0" w:uiPriority="0" w:semiHidden="0" w:name="HTML Code"/>
-    <w:lsdException w:unhideWhenUsed="0" w:uiPriority="0" w:semiHidden="0" w:name="HTML Definition"/>
-    <w:lsdException w:unhideWhenUsed="0" w:uiPriority="0" w:semiHidden="0" w:name="HTML Keyboard"/>
-    <w:lsdException w:unhideWhenUsed="0" w:uiPriority="0" w:semiHidden="0" w:name="HTML Preformatted"/>
-    <w:lsdException w:unhideWhenUsed="0" w:uiPriority="0" w:semiHidden="0" w:name="HTML Sample"/>
-    <w:lsdException w:unhideWhenUsed="0" w:uiPriority="0" w:semiHidden="0" w:name="HTML Typewriter"/>
-    <w:lsdException w:unhideWhenUsed="0" w:uiPriority="0" w:semiHidden="0" w:name="HTML Variable"/>
-    <w:lsdException w:qFormat="1" w:unhideWhenUsed="0" w:uiPriority="0" w:name="Normal Table"/>
-    <w:lsdException w:unhideWhenUsed="0" w:uiPriority="0" w:semiHidden="0" w:name="annotation subject"/>
-    <w:lsdException w:unhideWhenUsed="0" w:uiPriority="0" w:semiHidden="0" w:name="Table Simple 1"/>
-    <w:lsdException w:unhideWhenUsed="0" w:uiPriority="0" w:semiHidden="0" w:name="Table Simple 2"/>
-    <w:lsdException w:unhideWhenUsed="0" w:uiPriority="0" w:semiHidden="0" w:name="Table Simple 3"/>
-    <w:lsdException w:unhideWhenUsed="0" w:uiPriority="0" w:semiHidden="0" w:name="Table Classic 1"/>
-    <w:lsdException w:unhideWhenUsed="0" w:uiPriority="0" w:semiHidden="0" w:name="Table Classic 2"/>
-    <w:lsdException w:unhideWhenUsed="0" w:uiPriority="0" w:semiHidden="0" w:name="Table Classic 3"/>
-    <w:lsdException w:unhideWhenUsed="0" w:uiPriority="0" w:semiHidden="0" w:name="Table Classic 4"/>
-    <w:lsdException w:unhideWhenUsed="0" w:uiPriority="0" w:semiHidden="0" w:name="Table Colorful 1"/>
-    <w:lsdException w:unhideWhenUsed="0" w:uiPriority="0" w:semiHidden="0" w:name="Table Colorful 2"/>
-    <w:lsdException w:unhideWhenUsed="0" w:uiPriority="0" w:semiHidden="0" w:name="Table Colorful 3"/>
-    <w:lsdException w:unhideWhenUsed="0" w:uiPriority="0" w:semiHidden="0" w:name="Table Columns 1"/>
-    <w:lsdException w:unhideWhenUsed="0" w:uiPriority="0" w:semiHidden="0" w:name="Table Columns 2"/>
-    <w:lsdException w:unhideWhenUsed="0" w:uiPriority="0" w:semiHidden="0" w:name="Table Columns 3"/>
-    <w:lsdException w:unhideWhenUsed="0" w:uiPriority="0" w:semiHidden="0" w:name="Table Columns 4"/>
-    <w:lsdException w:unhideWhenUsed="0" w:uiPriority="0" w:semiHidden="0" w:name="Table Columns 5"/>
-    <w:lsdException w:unhideWhenUsed="0" w:uiPriority="0" w:semiHidden="0" w:name="Table Grid 1"/>
-    <w:lsdException w:unhideWhenUsed="0" w:uiPriority="0" w:semiHidden="0" w:name="Table Grid 2"/>
-    <w:lsdException w:unhideWhenUsed="0" w:uiPriority="0" w:semiHidden="0" w:name="Table Grid 3"/>
-    <w:lsdException w:unhideWhenUsed="0" w:uiPriority="0" w:semiHidden="0" w:name="Table Grid 4"/>
-    <w:lsdException w:unhideWhenUsed="0" w:uiPriority="0" w:semiHidden="0" w:name="Table Grid 5"/>
-    <w:lsdException w:unhideWhenUsed="0" w:uiPriority="0" w:semiHidden="0" w:name="Table Grid 6"/>
-    <w:lsdException w:unhideWhenUsed="0" w:uiPriority="0" w:semiHidden="0" w:name="Table Grid 7"/>
-    <w:lsdException w:unhideWhenUsed="0" w:uiPriority="0" w:semiHidden="0" w:name="Table Grid 8"/>
-    <w:lsdException w:unhideWhenUsed="0" w:uiPriority="0" w:semiHidden="0" w:name="Table List 1"/>
-    <w:lsdException w:unhideWhenUsed="0" w:uiPriority="0" w:semiHidden="0" w:name="Table List 2"/>
-    <w:lsdException w:unhideWhenUsed="0" w:uiPriority="0" w:semiHidden="0" w:name="Table List 3"/>
-    <w:lsdException w:unhideWhenUsed="0" w:uiPriority="0" w:semiHidden="0" w:name="Table List 4"/>
-    <w:lsdException w:unhideWhenUsed="0" w:uiPriority="0" w:semiHidden="0" w:name="Table List 5"/>
-    <w:lsdException w:unhideWhenUsed="0" w:uiPriority="0" w:semiHidden="0" w:name="Table List 6"/>
-    <w:lsdException w:unhideWhenUsed="0" w:uiPriority="0" w:semiHidden="0" w:name="Table List 7"/>
-    <w:lsdException w:unhideWhenUsed="0" w:uiPriority="0" w:semiHidden="0" w:name="Table List 8"/>
-    <w:lsdException w:unhideWhenUsed="0" w:uiPriority="0" w:semiHidden="0" w:name="Table 3D effects 1"/>
-    <w:lsdException w:unhideWhenUsed="0" w:uiPriority="0" w:semiHidden="0" w:name="Table 3D effects 2"/>
-    <w:lsdException w:unhideWhenUsed="0" w:uiPriority="0" w:semiHidden="0" w:name="Table 3D effects 3"/>
-    <w:lsdException w:unhideWhenUsed="0" w:uiPriority="0" w:semiHidden="0" w:name="Table Contemporary"/>
-    <w:lsdException w:unhideWhenUsed="0" w:uiPriority="0" w:semiHidden="0" w:name="Table Elegant"/>
-    <w:lsdException w:unhideWhenUsed="0" w:uiPriority="0" w:semiHidden="0" w:name="Table Professional"/>
-    <w:lsdException w:unhideWhenUsed="0" w:uiPriority="0" w:semiHidden="0" w:name="Table Subtle 1"/>
-    <w:lsdException w:unhideWhenUsed="0" w:uiPriority="0" w:semiHidden="0" w:name="Table Subtle 2"/>
-    <w:lsdException w:unhideWhenUsed="0" w:uiPriority="0" w:semiHidden="0" w:name="Table Web 1"/>
-    <w:lsdException w:unhideWhenUsed="0" w:uiPriority="0" w:semiHidden="0" w:name="Table Web 2"/>
-    <w:lsdException w:unhideWhenUsed="0" w:uiPriority="0" w:semiHidden="0" w:name="Table Web 3"/>
-    <w:lsdException w:unhideWhenUsed="0" w:uiPriority="0" w:semiHidden="0" w:name="Balloon Text"/>
-    <w:lsdException w:unhideWhenUsed="0" w:uiPriority="0" w:semiHidden="0" w:name="Table Grid"/>
-    <w:lsdException w:unhideWhenUsed="0" w:uiPriority="0" w:semiHidden="0" w:name="Table Theme"/>
-    <w:lsdException w:unhideWhenUsed="0" w:uiPriority="60" w:semiHidden="0" w:name="Light Shading"/>
-    <w:lsdException w:unhideWhenUsed="0" w:uiPriority="61" w:semiHidden="0" w:name="Light List"/>
-    <w:lsdException w:unhideWhenUsed="0" w:uiPriority="62" w:semiHidden="0" w:name="Light Grid"/>
-    <w:lsdException w:unhideWhenUsed="0" w:uiPriority="63" w:semiHidden="0" w:name="Medium Shading 1"/>
-    <w:lsdException w:unhideWhenUsed="0" w:uiPriority="64" w:semiHidden="0" w:name="Medium Shading 2"/>
-    <w:lsdException w:unhideWhenUsed="0" w:uiPriority="65" w:semiHidden="0" w:name="Medium List 1"/>
-    <w:lsdException w:unhideWhenUsed="0" w:uiPriority="66" w:semiHidden="0" w:name="Medium List 2"/>
-    <w:lsdException w:unhideWhenUsed="0" w:uiPriority="67" w:semiHidden="0" w:name="Medium Grid 1"/>
-    <w:lsdException w:unhideWhenUsed="0" w:uiPriority="68" w:semiHidden="0" w:name="Medium Grid 2"/>
-    <w:lsdException w:unhideWhenUsed="0" w:uiPriority="69" w:semiHidden="0" w:name="Medium Grid 3"/>
-    <w:lsdException w:unhideWhenUsed="0" w:uiPriority="70" w:semiHidden="0" w:name="Dark List"/>
-    <w:lsdException w:unhideWhenUsed="0" w:uiPriority="71" w:semiHidden="0" w:name="Colorful Shading"/>
-    <w:lsdException w:unhideWhenUsed="0" w:uiPriority="72" w:semiHidden="0" w:name="Colorful List"/>
-    <w:lsdException w:unhideWhenUsed="0" w:uiPriority="73" w:semiHidden="0" w:name="Colorful Grid"/>
-    <w:lsdException w:unhideWhenUsed="0" w:uiPriority="60" w:semiHidden="0" w:name="Light Shading Accent 1"/>
-    <w:lsdException w:unhideWhenUsed="0" w:uiPriority="61" w:semiHidden="0" w:name="Light List Accent 1"/>
-    <w:lsdException w:unhideWhenUsed="0" w:uiPriority="62" w:semiHidden="0" w:name="Light Grid Accent 1"/>
-    <w:lsdException w:unhideWhenUsed="0" w:uiPriority="63" w:semiHidden="0" w:name="Medium Shading 1 Accent 1"/>
-    <w:lsdException w:unhideWhenUsed="0" w:uiPriority="64" w:semiHidden="0" w:name="Medium Shading 2 Accent 1"/>
-    <w:lsdException w:unhideWhenUsed="0" w:uiPriority="65" w:semiHidden="0" w:name="Medium List 1 Accent 1"/>
-    <w:lsdException w:unhideWhenUsed="0" w:uiPriority="66" w:semiHidden="0" w:name="Medium List 2 Accent 1"/>
-    <w:lsdException w:unhideWhenUsed="0" w:uiPriority="67" w:semiHidden="0" w:name="Medium Grid 1 Accent 1"/>
-    <w:lsdException w:unhideWhenUsed="0" w:uiPriority="68" w:semiHidden="0" w:name="Medium Grid 2 Accent 1"/>
-    <w:lsdException w:unhideWhenUsed="0" w:uiPriority="69" w:semiHidden="0" w:name="Medium Grid 3 Accent 1"/>
-    <w:lsdException w:unhideWhenUsed="0" w:uiPriority="70" w:semiHidden="0" w:name="Dark List Accent 1"/>
-    <w:lsdException w:unhideWhenUsed="0" w:uiPriority="71" w:semiHidden="0" w:name="Colorful Shading Accent 1"/>
-    <w:lsdException w:unhideWhenUsed="0" w:uiPriority="72" w:semiHidden="0" w:name="Colorful List Accent 1"/>
-    <w:lsdException w:unhideWhenUsed="0" w:uiPriority="73" w:semiHidden="0" w:name="Colorful Grid Accent 1"/>
-    <w:lsdException w:unhideWhenUsed="0" w:uiPriority="60" w:semiHidden="0" w:name="Light Shading Accent 2"/>
-    <w:lsdException w:unhideWhenUsed="0" w:uiPriority="61" w:semiHidden="0" w:name="Light List Accent 2"/>
-    <w:lsdException w:unhideWhenUsed="0" w:uiPriority="62" w:semiHidden="0" w:name="Light Grid Accent 2"/>
-    <w:lsdException w:unhideWhenUsed="0" w:uiPriority="63" w:semiHidden="0" w:name="Medium Shading 1 Accent 2"/>
-    <w:lsdException w:unhideWhenUsed="0" w:uiPriority="64" w:semiHidden="0" w:name="Medium Shading 2 Accent 2"/>
-    <w:lsdException w:unhideWhenUsed="0" w:uiPriority="65" w:semiHidden="0" w:name="Medium List 1 Accent 2"/>
-    <w:lsdException w:unhideWhenUsed="0" w:uiPriority="66" w:semiHidden="0" w:name="Medium List 2 Accent 2"/>
-    <w:lsdException w:unhideWhenUsed="0" w:uiPriority="67" w:semiHidden="0" w:name="Medium Grid 1 Accent 2"/>
-    <w:lsdException w:unhideWhenUsed="0" w:uiPriority="68" w:semiHidden="0" w:name="Medium Grid 2 Accent 2"/>
-    <w:lsdException w:unhideWhenUsed="0" w:uiPriority="69" w:semiHidden="0" w:name="Medium Grid 3 Accent 2"/>
-    <w:lsdException w:unhideWhenUsed="0" w:uiPriority="70" w:semiHidden="0" w:name="Dark List Accent 2"/>
-    <w:lsdException w:unhideWhenUsed="0" w:uiPriority="71" w:semiHidden="0" w:name="Colorful Shading Accent 2"/>
-    <w:lsdException w:unhideWhenUsed="0" w:uiPriority="72" w:semiHidden="0" w:name="Colorful List Accent 2"/>
-    <w:lsdException w:unhideWhenUsed="0" w:uiPriority="73" w:semiHidden="0" w:name="Colorful Grid Accent 2"/>
-    <w:lsdException w:unhideWhenUsed="0" w:uiPriority="60" w:semiHidden="0" w:name="Light Shading Accent 3"/>
-    <w:lsdException w:unhideWhenUsed="0" w:uiPriority="61" w:semiHidden="0" w:name="Light List Accent 3"/>
-    <w:lsdException w:unhideWhenUsed="0" w:uiPriority="62" w:semiHidden="0" w:name="Light Grid Accent 3"/>
-    <w:lsdException w:unhideWhenUsed="0" w:uiPriority="63" w:semiHidden="0" w:name="Medium Shading 1 Accent 3"/>
-    <w:lsdException w:unhideWhenUsed="0" w:uiPriority="64" w:semiHidden="0" w:name="Medium Shading 2 Accent 3"/>
-    <w:lsdException w:unhideWhenUsed="0" w:uiPriority="65" w:semiHidden="0" w:name="Medium List 1 Accent 3"/>
-    <w:lsdException w:unhideWhenUsed="0" w:uiPriority="66" w:semiHidden="0" w:name="Medium List 2 Accent 3"/>
-    <w:lsdException w:unhideWhenUsed="0" w:uiPriority="67" w:semiHidden="0" w:name="Medium Grid 1 Accent 3"/>
-    <w:lsdException w:unhideWhenUsed="0" w:uiPriority="68" w:semiHidden="0" w:name="Medium Grid 2 Accent 3"/>
-    <w:lsdException w:unhideWhenUsed="0" w:uiPriority="69" w:semiHidden="0" w:name="Medium Grid 3 Accent 3"/>
-    <w:lsdException w:unhideWhenUsed="0" w:uiPriority="70" w:semiHidden="0" w:name="Dark List Accent 3"/>
-    <w:lsdException w:unhideWhenUsed="0" w:uiPriority="71" w:semiHidden="0" w:name="Colorful Shading Accent 3"/>
-    <w:lsdException w:unhideWhenUsed="0" w:uiPriority="72" w:semiHidden="0" w:name="Colorful List Accent 3"/>
-    <w:lsdException w:unhideWhenUsed="0" w:uiPriority="73" w:semiHidden="0" w:name="Colorful Grid Accent 3"/>
-    <w:lsdException w:unhideWhenUsed="0" w:uiPriority="60" w:semiHidden="0" w:name="Light Shading Accent 4"/>
-    <w:lsdException w:unhideWhenUsed="0" w:uiPriority="61" w:semiHidden="0" w:name="Light List Accent 4"/>
-    <w:lsdException w:unhideWhenUsed="0" w:uiPriority="62" w:semiHidden="0" w:name="Light Grid Accent 4"/>
-    <w:lsdException w:unhideWhenUsed="0" w:uiPriority="63" w:semiHidden="0" w:name="Medium Shading 1 Accent 4"/>
-    <w:lsdException w:unhideWhenUsed="0" w:uiPriority="64" w:semiHidden="0" w:name="Medium Shading 2 Accent 4"/>
-    <w:lsdException w:unhideWhenUsed="0" w:uiPriority="65" w:semiHidden="0" w:name="Medium List 1 Accent 4"/>
-    <w:lsdException w:unhideWhenUsed="0" w:uiPriority="66" w:semiHidden="0" w:name="Medium List 2 Accent 4"/>
-    <w:lsdException w:unhideWhenUsed="0" w:uiPriority="67" w:semiHidden="0" w:name="Medium Grid 1 Accent 4"/>
-    <w:lsdException w:unhideWhenUsed="0" w:uiPriority="68" w:semiHidden="0" w:name="Medium Grid 2 Accent 4"/>
-    <w:lsdException w:unhideWhenUsed="0" w:uiPriority="69" w:semiHidden="0" w:name="Medium Grid 3 Accent 4"/>
-    <w:lsdException w:unhideWhenUsed="0" w:uiPriority="70" w:semiHidden="0" w:name="Dark List Accent 4"/>
-    <w:lsdException w:unhideWhenUsed="0" w:uiPriority="71" w:semiHidden="0" w:name="Colorful Shading Accent 4"/>
-    <w:lsdException w:unhideWhenUsed="0" w:uiPriority="72" w:semiHidden="0" w:name="Colorful List Accent 4"/>
-    <w:lsdException w:unhideWhenUsed="0" w:uiPriority="73" w:semiHidden="0" w:name="Colorful Grid Accent 4"/>
-    <w:lsdException w:unhideWhenUsed="0" w:uiPriority="60" w:semiHidden="0" w:name="Light Shading Accent 5"/>
-    <w:lsdException w:unhideWhenUsed="0" w:uiPriority="61" w:semiHidden="0" w:name="Light List Accent 5"/>
-    <w:lsdException w:unhideWhenUsed="0" w:uiPriority="62" w:semiHidden="0" w:name="Light Grid Accent 5"/>
-    <w:lsdException w:unhideWhenUsed="0" w:uiPriority="63" w:semiHidden="0" w:name="Medium Shading 1 Accent 5"/>
-    <w:lsdException w:unhideWhenUsed="0" w:uiPriority="64" w:semiHidden="0" w:name="Medium Shading 2 Accent 5"/>
-    <w:lsdException w:unhideWhenUsed="0" w:uiPriority="65" w:semiHidden="0" w:name="Medium List 1 Accent 5"/>
-    <w:lsdException w:unhideWhenUsed="0" w:uiPriority="66" w:semiHidden="0" w:name="Medium List 2 Accent 5"/>
-    <w:lsdException w:unhideWhenUsed="0" w:uiPriority="67" w:semiHidden="0" w:name="Medium Grid 1 Accent 5"/>
-    <w:lsdException w:unhideWhenUsed="0" w:uiPriority="68" w:semiHidden="0" w:name="Medium Grid 2 Accent 5"/>
-    <w:lsdException w:unhideWhenUsed="0" w:uiPriority="69" w:semiHidden="0" w:name="Medium Grid 3 Accent 5"/>
-    <w:lsdException w:unhideWhenUsed="0" w:uiPriority="70" w:semiHidden="0" w:name="Dark List Accent 5"/>
-    <w:lsdException w:unhideWhenUsed="0" w:uiPriority="71" w:semiHidden="0" w:name="Colorful Shading Accent 5"/>
-    <w:lsdException w:unhideWhenUsed="0" w:uiPriority="72" w:semiHidden="0" w:name="Colorful List Accent 5"/>
-    <w:lsdException w:unhideWhenUsed="0" w:uiPriority="73" w:semiHidden="0" w:name="Colorful Grid Accent 5"/>
-    <w:lsdException w:unhideWhenUsed="0" w:uiPriority="60" w:semiHidden="0" w:name="Light Shading Accent 6"/>
-    <w:lsdException w:unhideWhenUsed="0" w:uiPriority="61" w:semiHidden="0" w:name="Light List Accent 6"/>
-    <w:lsdException w:unhideWhenUsed="0" w:uiPriority="62" w:semiHidden="0" w:name="Light Grid Accent 6"/>
-    <w:lsdException w:unhideWhenUsed="0" w:uiPriority="63" w:semiHidden="0" w:name="Medium Shading 1 Accent 6"/>
-    <w:lsdException w:unhideWhenUsed="0" w:uiPriority="64" w:semiHidden="0" w:name="Medium Shading 2 Accent 6"/>
-    <w:lsdException w:unhideWhenUsed="0" w:uiPriority="65" w:semiHidden="0" w:name="Medium List 1 Accent 6"/>
-    <w:lsdException w:unhideWhenUsed="0" w:uiPriority="66" w:semiHidden="0" w:name="Medium List 2 Accent 6"/>
-    <w:lsdException w:unhideWhenUsed="0" w:uiPriority="67" w:semiHidden="0" w:name="Medium Grid 1 Accent 6"/>
-    <w:lsdException w:unhideWhenUsed="0" w:uiPriority="68" w:semiHidden="0" w:name="Medium Grid 2 Accent 6"/>
-    <w:lsdException w:unhideWhenUsed="0" w:uiPriority="69" w:semiHidden="0" w:name="Medium Grid 3 Accent 6"/>
-    <w:lsdException w:unhideWhenUsed="0" w:uiPriority="70" w:semiHidden="0" w:name="Dark List Accent 6"/>
-    <w:lsdException w:unhideWhenUsed="0" w:uiPriority="71" w:semiHidden="0" w:name="Colorful Shading Accent 6"/>
-    <w:lsdException w:unhideWhenUsed="0" w:uiPriority="72" w:semiHidden="0" w:name="Colorful List Accent 6"/>
-    <w:lsdException w:unhideWhenUsed="0" w:uiPriority="73" w:semiHidden="0" w:name="Colorful Grid Accent 6"/>
+  <w:latentStyles w:defLockedState="0" w:defUIPriority="99" w:defSemiHidden="1" w:defUnhideWhenUsed="1" w:defQFormat="0" w:count="260">
+    <w:lsdException w:name="Normal" w:uiPriority="0" w:unhideWhenUsed="0" w:qFormat="1"/>
+    <w:lsdException w:name="heading 1" w:semiHidden="0" w:uiPriority="0" w:unhideWhenUsed="0" w:qFormat="1"/>
+    <w:lsdException w:name="heading 2" w:uiPriority="0" w:qFormat="1"/>
+    <w:lsdException w:name="heading 3" w:uiPriority="0" w:qFormat="1"/>
+    <w:lsdException w:name="heading 4" w:uiPriority="0" w:qFormat="1"/>
+    <w:lsdException w:name="heading 5" w:uiPriority="0" w:qFormat="1"/>
+    <w:lsdException w:name="heading 6" w:uiPriority="0" w:qFormat="1"/>
+    <w:lsdException w:name="heading 7" w:uiPriority="0" w:qFormat="1"/>
+    <w:lsdException w:name="heading 8" w:uiPriority="0" w:qFormat="1"/>
+    <w:lsdException w:name="heading 9" w:uiPriority="0" w:qFormat="1"/>
+    <w:lsdException w:name="index 1" w:semiHidden="0" w:uiPriority="0" w:unhideWhenUsed="0"/>
+    <w:lsdException w:name="index 2" w:semiHidden="0" w:uiPriority="0" w:unhideWhenUsed="0"/>
+    <w:lsdException w:name="index 3" w:semiHidden="0" w:uiPriority="0" w:unhideWhenUsed="0"/>
+    <w:lsdException w:name="index 4" w:semiHidden="0" w:uiPriority="0" w:unhideWhenUsed="0"/>
+    <w:lsdException w:name="index 5" w:semiHidden="0" w:uiPriority="0" w:unhideWhenUsed="0"/>
+    <w:lsdException w:name="index 6" w:semiHidden="0" w:uiPriority="0" w:unhideWhenUsed="0"/>
+    <w:lsdException w:name="index 7" w:semiHidden="0" w:uiPriority="0" w:unhideWhenUsed="0"/>
+    <w:lsdException w:name="index 8" w:semiHidden="0" w:uiPriority="0" w:unhideWhenUsed="0"/>
+    <w:lsdException w:name="index 9" w:semiHidden="0" w:uiPriority="0" w:unhideWhenUsed="0"/>
+    <w:lsdException w:name="toc 1" w:semiHidden="0" w:uiPriority="0" w:unhideWhenUsed="0"/>
+    <w:lsdException w:name="toc 2" w:semiHidden="0" w:uiPriority="0" w:unhideWhenUsed="0"/>
+    <w:lsdException w:name="toc 3" w:semiHidden="0" w:uiPriority="0" w:unhideWhenUsed="0"/>
+    <w:lsdException w:name="toc 4" w:semiHidden="0" w:uiPriority="0" w:unhideWhenUsed="0"/>
+    <w:lsdException w:name="toc 5" w:semiHidden="0" w:uiPriority="0" w:unhideWhenUsed="0"/>
+    <w:lsdException w:name="toc 6" w:semiHidden="0" w:uiPriority="0" w:unhideWhenUsed="0"/>
+    <w:lsdException w:name="toc 7" w:semiHidden="0" w:uiPriority="0" w:unhideWhenUsed="0"/>
+    <w:lsdException w:name="toc 8" w:semiHidden="0" w:uiPriority="0" w:unhideWhenUsed="0"/>
+    <w:lsdException w:name="toc 9" w:semiHidden="0" w:uiPriority="0" w:unhideWhenUsed="0"/>
+    <w:lsdException w:name="Normal Indent" w:semiHidden="0" w:uiPriority="0" w:unhideWhenUsed="0"/>
+    <w:lsdException w:name="footnote text" w:semiHidden="0" w:uiPriority="0" w:unhideWhenUsed="0"/>
+    <w:lsdException w:name="annotation text" w:semiHidden="0" w:uiPriority="0" w:unhideWhenUsed="0"/>
+    <w:lsdException w:name="header" w:semiHidden="0" w:uiPriority="0" w:unhideWhenUsed="0"/>
+    <w:lsdException w:name="footer" w:semiHidden="0" w:uiPriority="0" w:unhideWhenUsed="0"/>
+    <w:lsdException w:name="index heading" w:semiHidden="0" w:uiPriority="0" w:unhideWhenUsed="0"/>
+    <w:lsdException w:name="caption" w:uiPriority="0" w:qFormat="1"/>
+    <w:lsdException w:name="table of figures" w:semiHidden="0" w:uiPriority="0" w:unhideWhenUsed="0"/>
+    <w:lsdException w:name="envelope address" w:semiHidden="0" w:uiPriority="0" w:unhideWhenUsed="0"/>
+    <w:lsdException w:name="envelope return" w:semiHidden="0" w:uiPriority="0" w:unhideWhenUsed="0"/>
+    <w:lsdException w:name="footnote reference" w:semiHidden="0" w:uiPriority="0" w:unhideWhenUsed="0"/>
+    <w:lsdException w:name="annotation reference" w:semiHidden="0" w:uiPriority="0" w:unhideWhenUsed="0"/>
+    <w:lsdException w:name="line number" w:semiHidden="0" w:uiPriority="0" w:unhideWhenUsed="0"/>
+    <w:lsdException w:name="page number" w:semiHidden="0" w:uiPriority="0" w:unhideWhenUsed="0"/>
+    <w:lsdException w:name="endnote reference" w:semiHidden="0" w:uiPriority="0" w:unhideWhenUsed="0"/>
+    <w:lsdException w:name="endnote text" w:semiHidden="0" w:uiPriority="0" w:unhideWhenUsed="0"/>
+    <w:lsdException w:name="table of authorities" w:semiHidden="0" w:uiPriority="0" w:unhideWhenUsed="0"/>
+    <w:lsdException w:name="macro" w:semiHidden="0" w:uiPriority="0" w:unhideWhenUsed="0"/>
+    <w:lsdException w:name="toa heading" w:semiHidden="0" w:uiPriority="0" w:unhideWhenUsed="0"/>
+    <w:lsdException w:name="List" w:semiHidden="0" w:uiPriority="0" w:unhideWhenUsed="0"/>
+    <w:lsdException w:name="List Bullet" w:semiHidden="0" w:uiPriority="0" w:unhideWhenUsed="0"/>
+    <w:lsdException w:name="List Number" w:semiHidden="0" w:uiPriority="0" w:unhideWhenUsed="0"/>
+    <w:lsdException w:name="List 2" w:semiHidden="0" w:uiPriority="0" w:unhideWhenUsed="0"/>
+    <w:lsdException w:name="List 3" w:semiHidden="0" w:uiPriority="0" w:unhideWhenUsed="0"/>
+    <w:lsdException w:name="List 4" w:semiHidden="0" w:uiPriority="0" w:unhideWhenUsed="0"/>
+    <w:lsdException w:name="List 5" w:semiHidden="0" w:uiPriority="0" w:unhideWhenUsed="0"/>
+    <w:lsdException w:name="List Bullet 2" w:semiHidden="0" w:uiPriority="0" w:unhideWhenUsed="0"/>
+    <w:lsdException w:name="List Bullet 3" w:semiHidden="0" w:uiPriority="0" w:unhideWhenUsed="0"/>
+    <w:lsdException w:name="List Bullet 4" w:semiHidden="0" w:uiPriority="0" w:unhideWhenUsed="0"/>
+    <w:lsdException w:name="List Bullet 5" w:semiHidden="0" w:uiPriority="0" w:unhideWhenUsed="0"/>
+    <w:lsdException w:name="List Number 2" w:semiHidden="0" w:uiPriority="0" w:unhideWhenUsed="0"/>
+    <w:lsdException w:name="List Number 3" w:semiHidden="0" w:uiPriority="0" w:unhideWhenUsed="0"/>
+    <w:lsdException w:name="List Number 4" w:semiHidden="0" w:uiPriority="0" w:unhideWhenUsed="0"/>
+    <w:lsdException w:name="List Number 5" w:semiHidden="0" w:uiPriority="0" w:unhideWhenUsed="0"/>
+    <w:lsdException w:name="Title" w:semiHidden="0" w:uiPriority="0" w:unhideWhenUsed="0" w:qFormat="1"/>
+    <w:lsdException w:name="Closing" w:semiHidden="0" w:uiPriority="0" w:unhideWhenUsed="0"/>
+    <w:lsdException w:name="Signature" w:semiHidden="0" w:uiPriority="0" w:unhideWhenUsed="0"/>
+    <w:lsdException w:name="Default Paragraph Font" w:uiPriority="0" w:unhideWhenUsed="0" w:qFormat="1"/>
+    <w:lsdException w:name="Body Text" w:semiHidden="0" w:uiPriority="0" w:unhideWhenUsed="0"/>
+    <w:lsdException w:name="Body Text Indent" w:semiHidden="0" w:uiPriority="0" w:unhideWhenUsed="0"/>
+    <w:lsdException w:name="List Continue" w:semiHidden="0" w:uiPriority="0" w:unhideWhenUsed="0"/>
+    <w:lsdException w:name="List Continue 2" w:semiHidden="0" w:uiPriority="0" w:unhideWhenUsed="0"/>
+    <w:lsdException w:name="List Continue 3" w:semiHidden="0" w:uiPriority="0" w:unhideWhenUsed="0"/>
+    <w:lsdException w:name="List Continue 4" w:semiHidden="0" w:uiPriority="0" w:unhideWhenUsed="0"/>
+    <w:lsdException w:name="List Continue 5" w:semiHidden="0" w:uiPriority="0" w:unhideWhenUsed="0"/>
+    <w:lsdException w:name="Message Header" w:semiHidden="0" w:uiPriority="0" w:unhideWhenUsed="0"/>
+    <w:lsdException w:name="Subtitle" w:semiHidden="0" w:uiPriority="0" w:unhideWhenUsed="0" w:qFormat="1"/>
+    <w:lsdException w:name="Salutation" w:semiHidden="0" w:uiPriority="0" w:unhideWhenUsed="0"/>
+    <w:lsdException w:name="Date" w:semiHidden="0" w:uiPriority="0" w:unhideWhenUsed="0"/>
+    <w:lsdException w:name="Body Text First Indent" w:semiHidden="0" w:uiPriority="0" w:unhideWhenUsed="0"/>
+    <w:lsdException w:name="Body Text First Indent 2" w:semiHidden="0" w:uiPriority="0" w:unhideWhenUsed="0"/>
+    <w:lsdException w:name="Body Text 2" w:semiHidden="0" w:uiPriority="0" w:unhideWhenUsed="0"/>
+    <w:lsdException w:name="Body Text 3" w:semiHidden="0" w:uiPriority="0" w:unhideWhenUsed="0"/>
+    <w:lsdException w:name="Body Text Indent 2" w:semiHidden="0" w:uiPriority="0" w:unhideWhenUsed="0"/>
+    <w:lsdException w:name="Body Text Indent 3" w:semiHidden="0" w:uiPriority="0" w:unhideWhenUsed="0"/>
+    <w:lsdException w:name="Block Text" w:semiHidden="0" w:uiPriority="0" w:unhideWhenUsed="0"/>
+    <w:lsdException w:name="Hyperlink" w:semiHidden="0" w:uiPriority="0" w:unhideWhenUsed="0"/>
+    <w:lsdException w:name="FollowedHyperlink" w:semiHidden="0" w:uiPriority="0" w:unhideWhenUsed="0"/>
+    <w:lsdException w:name="Strong" w:semiHidden="0" w:uiPriority="0" w:unhideWhenUsed="0" w:qFormat="1"/>
+    <w:lsdException w:name="Emphasis" w:semiHidden="0" w:uiPriority="0" w:unhideWhenUsed="0" w:qFormat="1"/>
+    <w:lsdException w:name="Document Map" w:semiHidden="0" w:uiPriority="0" w:unhideWhenUsed="0"/>
+    <w:lsdException w:name="Plain Text" w:semiHidden="0" w:uiPriority="0" w:unhideWhenUsed="0"/>
+    <w:lsdException w:name="E-mail Signature" w:semiHidden="0" w:uiPriority="0" w:unhideWhenUsed="0"/>
+    <w:lsdException w:name="Normal (Web)" w:semiHidden="0" w:uiPriority="0" w:unhideWhenUsed="0"/>
+    <w:lsdException w:name="HTML Acronym" w:semiHidden="0" w:uiPriority="0" w:unhideWhenUsed="0"/>
+    <w:lsdException w:name="HTML Address" w:semiHidden="0" w:uiPriority="0" w:unhideWhenUsed="0"/>
+    <w:lsdException w:name="HTML Cite" w:semiHidden="0" w:uiPriority="0" w:unhideWhenUsed="0"/>
+    <w:lsdException w:name="HTML Code" w:semiHidden="0" w:uiPriority="0" w:unhideWhenUsed="0"/>
+    <w:lsdException w:name="HTML Definition" w:semiHidden="0" w:uiPriority="0" w:unhideWhenUsed="0"/>
+    <w:lsdException w:name="HTML Keyboard" w:semiHidden="0" w:uiPriority="0" w:unhideWhenUsed="0"/>
+    <w:lsdException w:name="HTML Preformatted" w:semiHidden="0" w:uiPriority="0" w:unhideWhenUsed="0"/>
+    <w:lsdException w:name="HTML Sample" w:semiHidden="0" w:uiPriority="0" w:unhideWhenUsed="0"/>
+    <w:lsdException w:name="HTML Typewriter" w:semiHidden="0" w:uiPriority="0" w:unhideWhenUsed="0"/>
+    <w:lsdException w:name="HTML Variable" w:semiHidden="0" w:uiPriority="0" w:unhideWhenUsed="0"/>
+    <w:lsdException w:name="Normal Table" w:uiPriority="0" w:unhideWhenUsed="0" w:qFormat="1"/>
+    <w:lsdException w:name="annotation subject" w:semiHidden="0" w:uiPriority="0" w:unhideWhenUsed="0"/>
+    <w:lsdException w:name="Table Simple 1" w:semiHidden="0" w:uiPriority="0" w:unhideWhenUsed="0"/>
+    <w:lsdException w:name="Table Simple 2" w:semiHidden="0" w:uiPriority="0" w:unhideWhenUsed="0"/>
+    <w:lsdException w:name="Table Simple 3" w:semiHidden="0" w:uiPriority="0" w:unhideWhenUsed="0"/>
+    <w:lsdException w:name="Table Classic 1" w:semiHidden="0" w:uiPriority="0" w:unhideWhenUsed="0"/>
+    <w:lsdException w:name="Table Classic 2" w:semiHidden="0" w:uiPriority="0" w:unhideWhenUsed="0"/>
+    <w:lsdException w:name="Table Classic 3" w:semiHidden="0" w:uiPriority="0" w:unhideWhenUsed="0"/>
+    <w:lsdException w:name="Table Classic 4" w:semiHidden="0" w:uiPriority="0" w:unhideWhenUsed="0"/>
+    <w:lsdException w:name="Table Colorful 1" w:semiHidden="0" w:uiPriority="0" w:unhideWhenUsed="0"/>
+    <w:lsdException w:name="Table Colorful 2" w:semiHidden="0" w:uiPriority="0" w:unhideWhenUsed="0"/>
+    <w:lsdException w:name="Table Colorful 3" w:semiHidden="0" w:uiPriority="0" w:unhideWhenUsed="0"/>
+    <w:lsdException w:name="Table Columns 1" w:semiHidden="0" w:uiPriority="0" w:unhideWhenUsed="0"/>
+    <w:lsdException w:name="Table Columns 2" w:semiHidden="0" w:uiPriority="0" w:unhideWhenUsed="0"/>
+    <w:lsdException w:name="Table Columns 3" w:semiHidden="0" w:uiPriority="0" w:unhideWhenUsed="0"/>
+    <w:lsdException w:name="Table Columns 4" w:semiHidden="0" w:uiPriority="0" w:unhideWhenUsed="0"/>
+    <w:lsdException w:name="Table Columns 5" w:semiHidden="0" w:uiPriority="0" w:unhideWhenUsed="0"/>
+    <w:lsdException w:name="Table Grid 1" w:semiHidden="0" w:uiPriority="0" w:unhideWhenUsed="0"/>
+    <w:lsdException w:name="Table Grid 2" w:semiHidden="0" w:uiPriority="0" w:unhideWhenUsed="0"/>
+    <w:lsdException w:name="Table Grid 3" w:semiHidden="0" w:uiPriority="0" w:unhideWhenUsed="0"/>
+    <w:lsdException w:name="Table Grid 4" w:semiHidden="0" w:uiPriority="0" w:unhideWhenUsed="0"/>
+    <w:lsdException w:name="Table Grid 5" w:semiHidden="0" w:uiPriority="0" w:unhideWhenUsed="0"/>
+    <w:lsdException w:name="Table Grid 6" w:semiHidden="0" w:uiPriority="0" w:unhideWhenUsed="0"/>
+    <w:lsdException w:name="Table Grid 7" w:semiHidden="0" w:uiPriority="0" w:unhideWhenUsed="0"/>
+    <w:lsdException w:name="Table Grid 8" w:semiHidden="0" w:uiPriority="0" w:unhideWhenUsed="0"/>
+    <w:lsdException w:name="Table List 1" w:semiHidden="0" w:uiPriority="0" w:unhideWhenUsed="0"/>
+    <w:lsdException w:name="Table List 2" w:semiHidden="0" w:uiPriority="0" w:unhideWhenUsed="0"/>
+    <w:lsdException w:name="Table List 3" w:semiHidden="0" w:uiPriority="0" w:unhideWhenUsed="0"/>
+    <w:lsdException w:name="Table List 4" w:semiHidden="0" w:uiPriority="0" w:unhideWhenUsed="0"/>
+    <w:lsdException w:name="Table List 5" w:semiHidden="0" w:uiPriority="0" w:unhideWhenUsed="0"/>
+    <w:lsdException w:name="Table List 6" w:semiHidden="0" w:uiPriority="0" w:unhideWhenUsed="0"/>
+    <w:lsdException w:name="Table List 7" w:semiHidden="0" w:uiPriority="0" w:unhideWhenUsed="0"/>
+    <w:lsdException w:name="Table List 8" w:semiHidden="0" w:uiPriority="0" w:unhideWhenUsed="0"/>
+    <w:lsdException w:name="Table 3D effects 1" w:semiHidden="0" w:uiPriority="0" w:unhideWhenUsed="0"/>
+    <w:lsdException w:name="Table 3D effects 2" w:semiHidden="0" w:uiPriority="0" w:unhideWhenUsed="0"/>
+    <w:lsdException w:name="Table 3D effects 3" w:semiHidden="0" w:uiPriority="0" w:unhideWhenUsed="0"/>
+    <w:lsdException w:name="Table Contemporary" w:semiHidden="0" w:uiPriority="0" w:unhideWhenUsed="0"/>
+    <w:lsdException w:name="Table Elegant" w:semiHidden="0" w:uiPriority="0" w:unhideWhenUsed="0"/>
+    <w:lsdException w:name="Table Professional" w:semiHidden="0" w:uiPriority="0" w:unhideWhenUsed="0"/>
+    <w:lsdException w:name="Table Subtle 1" w:semiHidden="0" w:uiPriority="0" w:unhideWhenUsed="0"/>
+    <w:lsdException w:name="Table Subtle 2" w:semiHidden="0" w:uiPriority="0" w:unhideWhenUsed="0"/>
+    <w:lsdException w:name="Table Web 1" w:semiHidden="0" w:uiPriority="0" w:unhideWhenUsed="0"/>
+    <w:lsdException w:name="Table Web 2" w:semiHidden="0" w:uiPriority="0" w:unhideWhenUsed="0"/>
+    <w:lsdException w:name="Table Web 3" w:semiHidden="0" w:uiPriority="0" w:unhideWhenUsed="0"/>
+    <w:lsdException w:name="Balloon Text" w:semiHidden="0" w:uiPriority="0" w:unhideWhenUsed="0"/>
+    <w:lsdException w:name="Table Grid" w:semiHidden="0" w:uiPriority="0" w:unhideWhenUsed="0"/>
+    <w:lsdException w:name="Table Theme" w:semiHidden="0" w:uiPriority="0" w:unhideWhenUsed="0"/>
+    <w:lsdException w:name="Light Shading" w:semiHidden="0" w:uiPriority="60" w:unhideWhenUsed="0"/>
+    <w:lsdException w:name="Light List" w:semiHidden="0" w:uiPriority="61" w:unhideWhenUsed="0"/>
+    <w:lsdException w:name="Light Grid" w:semiHidden="0" w:uiPriority="62" w:unhideWhenUsed="0"/>
+    <w:lsdException w:name="Medium Shading 1" w:semiHidden="0" w:uiPriority="63" w:unhideWhenUsed="0"/>
+    <w:lsdException w:name="Medium Shading 2" w:semiHidden="0" w:uiPriority="64" w:unhideWhenUsed="0"/>
+    <w:lsdException w:name="Medium List 1" w:semiHidden="0" w:uiPriority="65" w:unhideWhenUsed="0"/>
+    <w:lsdException w:name="Medium List 2" w:semiHidden="0" w:uiPriority="66" w:unhideWhenUsed="0"/>
+    <w:lsdException w:name="Medium Grid 1" w:semiHidden="0" w:uiPriority="67" w:unhideWhenUsed="0"/>
+    <w:lsdException w:name="Medium Grid 2" w:semiHidden="0" w:uiPriority="68" w:unhideWhenUsed="0"/>
+    <w:lsdException w:name="Medium Grid 3" w:semiHidden="0" w:uiPriority="69" w:unhideWhenUsed="0"/>
+    <w:lsdException w:name="Dark List" w:semiHidden="0" w:uiPriority="70" w:unhideWhenUsed="0"/>
+    <w:lsdException w:name="Colorful Shading" w:semiHidden="0" w:uiPriority="71" w:unhideWhenUsed="0"/>
+    <w:lsdException w:name="Colorful List" w:semiHidden="0" w:uiPriority="72" w:unhideWhenUsed="0"/>
+    <w:lsdException w:name="Colorful Grid" w:semiHidden="0" w:uiPriority="73" w:unhideWhenUsed="0"/>
+    <w:lsdException w:name="Light Shading Accent 1" w:semiHidden="0" w:uiPriority="60" w:unhideWhenUsed="0"/>
+    <w:lsdException w:name="Light List Accent 1" w:semiHidden="0" w:uiPriority="61" w:unhideWhenUsed="0"/>
+    <w:lsdException w:name="Light Grid Accent 1" w:semiHidden="0" w:uiPriority="62" w:unhideWhenUsed="0"/>
+    <w:lsdException w:name="Medium Shading 1 Accent 1" w:semiHidden="0" w:uiPriority="63" w:unhideWhenUsed="0"/>
+    <w:lsdException w:name="Medium Shading 2 Accent 1" w:semiHidden="0" w:uiPriority="64" w:unhideWhenUsed="0"/>
+    <w:lsdException w:name="Medium List 1 Accent 1" w:semiHidden="0" w:uiPriority="65" w:unhideWhenUsed="0"/>
+    <w:lsdException w:name="Medium List 2 Accent 1" w:semiHidden="0" w:uiPriority="66" w:unhideWhenUsed="0"/>
+    <w:lsdException w:name="Medium Grid 1 Accent 1" w:semiHidden="0" w:uiPriority="67" w:unhideWhenUsed="0"/>
+    <w:lsdException w:name="Medium Grid 2 Accent 1" w:semiHidden="0" w:uiPriority="68" w:unhideWhenUsed="0"/>
+    <w:lsdException w:name="Medium Grid 3 Accent 1" w:semiHidden="0" w:uiPriority="69" w:unhideWhenUsed="0"/>
+    <w:lsdException w:name="Dark List Accent 1" w:semiHidden="0" w:uiPriority="70" w:unhideWhenUsed="0"/>
+    <w:lsdException w:name="Colorful Shading Accent 1" w:semiHidden="0" w:uiPriority="71" w:unhideWhenUsed="0"/>
+    <w:lsdException w:name="Colorful List Accent 1" w:semiHidden="0" w:uiPriority="72" w:unhideWhenUsed="0"/>
+    <w:lsdException w:name="Colorful Grid Accent 1" w:semiHidden="0" w:uiPriority="73" w:unhideWhenUsed="0"/>
+    <w:lsdException w:name="Light Shading Accent 2" w:semiHidden="0" w:uiPriority="60" w:unhideWhenUsed="0"/>
+    <w:lsdException w:name="Light List Accent 2" w:semiHidden="0" w:uiPriority="61" w:unhideWhenUsed="0"/>
+    <w:lsdException w:name="Light Grid Accent 2" w:semiHidden="0" w:uiPriority="62" w:unhideWhenUsed="0"/>
+    <w:lsdException w:name="Medium Shading 1 Accent 2" w:semiHidden="0" w:uiPriority="63" w:unhideWhenUsed="0"/>
+    <w:lsdException w:name="Medium Shading 2 Accent 2" w:semiHidden="0" w:uiPriority="64" w:unhideWhenUsed="0"/>
+    <w:lsdException w:name="Medium List 1 Accent 2" w:semiHidden="0" w:uiPriority="65" w:unhideWhenUsed="0"/>
+    <w:lsdException w:name="Medium List 2 Accent 2" w:semiHidden="0" w:uiPriority="66" w:unhideWhenUsed="0"/>
+    <w:lsdException w:name="Medium Grid 1 Accent 2" w:semiHidden="0" w:uiPriority="67" w:unhideWhenUsed="0"/>
+    <w:lsdException w:name="Medium Grid 2 Accent 2" w:semiHidden="0" w:uiPriority="68" w:unhideWhenUsed="0"/>
+    <w:lsdException w:name="Medium Grid 3 Accent 2" w:semiHidden="0" w:uiPriority="69" w:unhideWhenUsed="0"/>
+    <w:lsdException w:name="Dark List Accent 2" w:semiHidden="0" w:uiPriority="70" w:unhideWhenUsed="0"/>
+    <w:lsdException w:name="Colorful Shading Accent 2" w:semiHidden="0" w:uiPriority="71" w:unhideWhenUsed="0"/>
+    <w:lsdException w:name="Colorful List Accent 2" w:semiHidden="0" w:uiPriority="72" w:unhideWhenUsed="0"/>
+    <w:lsdException w:name="Colorful Grid Accent 2" w:semiHidden="0" w:uiPriority="73" w:unhideWhenUsed="0"/>
+    <w:lsdException w:name="Light Shading Accent 3" w:semiHidden="0" w:uiPriority="60" w:unhideWhenUsed="0"/>
+    <w:lsdException w:name="Light List Accent 3" w:semiHidden="0" w:uiPriority="61" w:unhideWhenUsed="0"/>
+    <w:lsdException w:name="Light Grid Accent 3" w:semiHidden="0" w:uiPriority="62" w:unhideWhenUsed="0"/>
+    <w:lsdException w:name="Medium Shading 1 Accent 3" w:semiHidden="0" w:uiPriority="63" w:unhideWhenUsed="0"/>
+    <w:lsdException w:name="Medium Shading 2 Accent 3" w:semiHidden="0" w:uiPriority="64" w:unhideWhenUsed="0"/>
+    <w:lsdException w:name="Medium List 1 Accent 3" w:semiHidden="0" w:uiPriority="65" w:unhideWhenUsed="0"/>
+    <w:lsdException w:name="Medium List 2 Accent 3" w:semiHidden="0" w:uiPriority="66" w:unhideWhenUsed="0"/>
+    <w:lsdException w:name="Medium Grid 1 Accent 3" w:semiHidden="0" w:uiPriority="67" w:unhideWhenUsed="0"/>
+    <w:lsdException w:name="Medium Grid 2 Accent 3" w:semiHidden="0" w:uiPriority="68" w:unhideWhenUsed="0"/>
+    <w:lsdException w:name="Medium Grid 3 Accent 3" w:semiHidden="0" w:uiPriority="69" w:unhideWhenUsed="0"/>
+    <w:lsdException w:name="Dark List Accent 3" w:semiHidden="0" w:uiPriority="70" w:unhideWhenUsed="0"/>
+    <w:lsdException w:name="Colorful Shading Accent 3" w:semiHidden="0" w:uiPriority="71" w:unhideWhenUsed="0"/>
+    <w:lsdException w:name="Colorful List Accent 3" w:semiHidden="0" w:uiPriority="72" w:unhideWhenUsed="0"/>
+    <w:lsdException w:name="Colorful Grid Accent 3" w:semiHidden="0" w:uiPriority="73" w:unhideWhenUsed="0"/>
+    <w:lsdException w:name="Light Shading Accent 4" w:semiHidden="0" w:uiPriority="60" w:unhideWhenUsed="0"/>
+    <w:lsdException w:name="Light List Accent 4" w:semiHidden="0" w:uiPriority="61" w:unhideWhenUsed="0"/>
+    <w:lsdException w:name="Light Grid Accent 4" w:semiHidden="0" w:uiPriority="62" w:unhideWhenUsed="0"/>
+    <w:lsdException w:name="Medium Shading 1 Accent 4" w:semiHidden="0" w:uiPriority="63" w:unhideWhenUsed="0"/>
+    <w:lsdException w:name="Medium Shading 2 Accent 4" w:semiHidden="0" w:uiPriority="64" w:unhideWhenUsed="0"/>
+    <w:lsdException w:name="Medium List 1 Accent 4" w:semiHidden="0" w:uiPriority="65" w:unhideWhenUsed="0"/>
+    <w:lsdException w:name="Medium List 2 Accent 4" w:semiHidden="0" w:uiPriority="66" w:unhideWhenUsed="0"/>
+    <w:lsdException w:name="Medium Grid 1 Accent 4" w:semiHidden="0" w:uiPriority="67" w:unhideWhenUsed="0"/>
+    <w:lsdException w:name="Medium Grid 2 Accent 4" w:semiHidden="0" w:uiPriority="68" w:unhideWhenUsed="0"/>
+    <w:lsdException w:name="Medium Grid 3 Accent 4" w:semiHidden="0" w:uiPriority="69" w:unhideWhenUsed="0"/>
+    <w:lsdException w:name="Dark List Accent 4" w:semiHidden="0" w:uiPriority="70" w:unhideWhenUsed="0"/>
+    <w:lsdException w:name="Colorful Shading Accent 4" w:semiHidden="0" w:uiPriority="71" w:unhideWhenUsed="0"/>
+    <w:lsdException w:name="Colorful List Accent 4" w:semiHidden="0" w:uiPriority="72" w:unhideWhenUsed="0"/>
+    <w:lsdException w:name="Colorful Grid Accent 4" w:semiHidden="0" w:uiPriority="73" w:unhideWhenUsed="0"/>
+    <w:lsdException w:name="Light Shading Accent 5" w:semiHidden="0" w:uiPriority="60" w:unhideWhenUsed="0"/>
+    <w:lsdException w:name="Light List Accent 5" w:semiHidden="0" w:uiPriority="61" w:unhideWhenUsed="0"/>
+    <w:lsdException w:name="Light Grid Accent 5" w:semiHidden="0" w:uiPriority="62" w:unhideWhenUsed="0"/>
+    <w:lsdException w:name="Medium Shading 1 Accent 5" w:semiHidden="0" w:uiPriority="63" w:unhideWhenUsed="0"/>
+    <w:lsdException w:name="Medium Shading 2 Accent 5" w:semiHidden="0" w:uiPriority="64" w:unhideWhenUsed="0"/>
+    <w:lsdException w:name="Medium List 1 Accent 5" w:semiHidden="0" w:uiPriority="65" w:unhideWhenUsed="0"/>
+    <w:lsdException w:name="Medium List 2 Accent 5" w:semiHidden="0" w:uiPriority="66" w:unhideWhenUsed="0"/>
+    <w:lsdException w:name="Medium Grid 1 Accent 5" w:semiHidden="0" w:uiPriority="67" w:unhideWhenUsed="0"/>
+    <w:lsdException w:name="Medium Grid 2 Accent 5" w:semiHidden="0" w:uiPriority="68" w:unhideWhenUsed="0"/>
+    <w:lsdException w:name="Medium Grid 3 Accent 5" w:semiHidden="0" w:uiPriority="69" w:unhideWhenUsed="0"/>
+    <w:lsdException w:name="Dark List Accent 5" w:semiHidden="0" w:uiPriority="70" w:unhideWhenUsed="0"/>
+    <w:lsdException w:name="Colorful Shading Accent 5" w:semiHidden="0" w:uiPriority="71" w:unhideWhenUsed="0"/>
+    <w:lsdException w:name="Colorful List Accent 5" w:semiHidden="0" w:uiPriority="72" w:unhideWhenUsed="0"/>
+    <w:lsdException w:name="Colorful Grid Accent 5" w:semiHidden="0" w:uiPriority="73" w:unhideWhenUsed="0"/>
+    <w:lsdException w:name="Light Shading Accent 6" w:semiHidden="0" w:uiPriority="60" w:unhideWhenUsed="0"/>
+    <w:lsdException w:name="Light List Accent 6" w:semiHidden="0" w:uiPriority="61" w:unhideWhenUsed="0"/>
+    <w:lsdException w:name="Light Grid Accent 6" w:semiHidden="0" w:uiPriority="62" w:unhideWhenUsed="0"/>
+    <w:lsdException w:name="Medium Shading 1 Accent 6" w:semiHidden="0" w:uiPriority="63" w:unhideWhenUsed="0"/>
+    <w:lsdException w:name="Medium Shading 2 Accent 6" w:semiHidden="0" w:uiPriority="64" w:unhideWhenUsed="0"/>
+    <w:lsdException w:name="Medium List 1 Accent 6" w:semiHidden="0" w:uiPriority="65" w:unhideWhenUsed="0"/>
+    <w:lsdException w:name="Medium List 2 Accent 6" w:semiHidden="0" w:uiPriority="66" w:unhideWhenUsed="0"/>
+    <w:lsdException w:name="Medium Grid 1 Accent 6" w:semiHidden="0" w:uiPriority="67" w:unhideWhenUsed="0"/>
+    <w:lsdException w:name="Medium Grid 2 Accent 6" w:semiHidden="0" w:uiPriority="68" w:unhideWhenUsed="0"/>
+    <w:lsdException w:name="Medium Grid 3 Accent 6" w:semiHidden="0" w:uiPriority="69" w:unhideWhenUsed="0"/>
+    <w:lsdException w:name="Dark List Accent 6" w:semiHidden="0" w:uiPriority="70" w:unhideWhenUsed="0"/>
+    <w:lsdException w:name="Colorful Shading Accent 6" w:semiHidden="0" w:uiPriority="71" w:unhideWhenUsed="0"/>
+    <w:lsdException w:name="Colorful List Accent 6" w:semiHidden="0" w:uiPriority="72" w:unhideWhenUsed="0"/>
+    <w:lsdException w:name="Colorful Grid Accent 6" w:semiHidden="0" w:uiPriority="73" w:unhideWhenUsed="0"/>
   </w:latentStyles>
-  <w:style w:type="paragraph" w:default="1" w:styleId="1">
+  <w:style w:type="paragraph" w:default="1" w:styleId="Normal">
     <w:name w:val="Normal"/>
     <w:semiHidden/>
     <w:qFormat/>
-    <w:uiPriority w:val="0"/>
     <w:pPr>
       <w:kinsoku w:val="0"/>
       <w:autoSpaceDE w:val="0"/>
@@ -1891,7 +1783,7 @@
       <w:textAlignment w:val="baseline"/>
     </w:pPr>
     <w:rPr>
-      <w:rFonts w:ascii="Arial" w:hAnsi="Arial" w:eastAsia="Arial" w:cs="Arial"/>
+      <w:rFonts w:ascii="Arial" w:eastAsia="Arial" w:hAnsi="Arial" w:cs="Arial"/>
       <w:snapToGrid w:val="0"/>
       <w:color w:val="000000"/>
       <w:kern w:val="0"/>
@@ -1900,17 +1792,15 @@
       <w:lang w:val="en-US" w:eastAsia="en-US" w:bidi="ar-SA"/>
     </w:rPr>
   </w:style>
-  <w:style w:type="character" w:default="1" w:styleId="3">
+  <w:style w:type="character" w:default="1" w:styleId="DefaultParagraphFont">
     <w:name w:val="Default Paragraph Font"/>
     <w:semiHidden/>
     <w:qFormat/>
-    <w:uiPriority w:val="0"/>
   </w:style>
-  <w:style w:type="table" w:default="1" w:styleId="2">
+  <w:style w:type="table" w:default="1" w:styleId="TableNormal">
     <w:name w:val="Normal Table"/>
     <w:semiHidden/>
     <w:qFormat/>
-    <w:uiPriority w:val="0"/>
     <w:tblPr>
       <w:tblCellMar>
         <w:top w:w="0" w:type="dxa"/>
@@ -1920,12 +1810,11 @@
       </w:tblCellMar>
     </w:tblPr>
   </w:style>
-  <w:style w:type="table" w:customStyle="1" w:styleId="4">
+  <w:style w:type="table" w:customStyle="1" w:styleId="TableNormal0">
     <w:name w:val="Table Normal_0"/>
     <w:semiHidden/>
     <w:unhideWhenUsed/>
     <w:qFormat/>
-    <w:uiPriority w:val="0"/>
     <w:tblPr>
       <w:tblCellMar>
         <w:top w:w="0" w:type="dxa"/>
@@ -1935,14 +1824,13 @@
       </w:tblCellMar>
     </w:tblPr>
   </w:style>
-  <w:style w:type="paragraph" w:customStyle="1" w:styleId="5">
+  <w:style w:type="paragraph" w:customStyle="1" w:styleId="TableText">
     <w:name w:val="Table Text"/>
-    <w:basedOn w:val="1"/>
+    <w:basedOn w:val="Normal"/>
     <w:semiHidden/>
     <w:qFormat/>
-    <w:uiPriority w:val="0"/>
     <w:rPr>
-      <w:rFonts w:ascii="宋体" w:hAnsi="宋体" w:eastAsia="宋体" w:cs="宋体"/>
+      <w:rFonts w:ascii="宋体" w:eastAsia="宋体" w:hAnsi="宋体" w:cs="宋体"/>
       <w:sz w:val="21"/>
       <w:szCs w:val="21"/>
       <w:lang w:val="en-US" w:eastAsia="en-US" w:bidi="ar-SA"/>

--- a/4.质量管理/2.运行记录类文件/040205-管理评审计划.docx
+++ b/4.质量管理/2.运行记录类文件/040205-管理评审计划.docx
@@ -1,7 +1,6 @@
 
 <file path=word/document.xml><?xml version="1.0" encoding="utf-8"?>
-<w:document xmlns:wpc="http://schemas.microsoft.com/office/word/2010/wordprocessingCanvas" xmlns:mc="http://schemas.openxmlformats.org/markup-compatibility/2006" xmlns:o="urn:schemas-microsoft-com:office:office" xmlns:r="http://schemas.openxmlformats.org/officeDocument/2006/relationships" xmlns:m="http://schemas.openxmlformats.org/officeDocument/2006/math" xmlns:v="urn:schemas-microsoft-com:vml" xmlns:wp14="http://schemas.microsoft.com/office/word/2010/wordprocessingDrawing" xmlns:wp="http://schemas.openxmlformats.org/drawingml/2006/wordprocessingDrawing" xmlns:w10="urn:schemas-microsoft-com:office:word" xmlns:w="http://schemas.openxmlformats.org/wordprocessingml/2006/main" xmlns:w14="http://schemas.microsoft.com/office/word/2010/wordml" xmlns:w15="http://schemas.microsoft.com/office/word/2012/wordml" xmlns:wne="http://schemas.microsoft.com/office/word/2006/wordml" xmlns:wpg="http://schemas.microsoft.com/office/word/2010/wordprocessingGroup" xmlns:wpi="http://schemas.microsoft.com/office/word/2010/wordprocessingInk" xmlns:wps="http://schemas.microsoft.com/office/word/2010/wordprocessingShape" mc:Ignorable="w14 w15 wp14">
-  <!-- Generated by Aspose.Words for .NET 13.3.0.1 -->
+<w:document xmlns:wpc="http://schemas.microsoft.com/office/word/2010/wordprocessingCanvas" xmlns:mc="http://schemas.openxmlformats.org/markup-compatibility/2006" xmlns:o="urn:schemas-microsoft-com:office:office" xmlns:r="http://schemas.openxmlformats.org/officeDocument/2006/relationships" xmlns:m="http://schemas.openxmlformats.org/officeDocument/2006/math" xmlns:v="urn:schemas-microsoft-com:vml" xmlns:wp14="http://schemas.microsoft.com/office/word/2010/wordprocessingDrawing" xmlns:wp="http://schemas.openxmlformats.org/drawingml/2006/wordprocessingDrawing" xmlns:w="http://schemas.openxmlformats.org/wordprocessingml/2006/main" xmlns:w14="http://schemas.microsoft.com/office/word/2010/wordml" xmlns:w10="urn:schemas-microsoft-com:office:word" xmlns:w15="http://schemas.microsoft.com/office/word/2012/wordml" xmlns:wpg="http://schemas.microsoft.com/office/word/2010/wordprocessingGroup" xmlns:wpi="http://schemas.microsoft.com/office/word/2010/wordprocessingInk" xmlns:wne="http://schemas.microsoft.com/office/word/2006/wordml" xmlns:wps="http://schemas.microsoft.com/office/word/2010/wordprocessingShape" xmlns:wpsCustomData="http://www.wps.cn/officeDocument/2013/wpsCustomData" mc:Ignorable="w14 w15 wp14">
   <w:body>
     <w:p>
       <w:pPr>
@@ -9,14 +8,14 @@
         <w:ind w:left="3814"/>
         <w:outlineLvl w:val="0"/>
         <w:rPr>
-          <w:rFonts w:ascii="宋体" w:eastAsia="宋体" w:hAnsi="宋体" w:cs="宋体"/>
+          <w:rFonts w:ascii="宋体" w:hAnsi="宋体" w:eastAsia="宋体" w:cs="宋体"/>
           <w:sz w:val="32"/>
           <w:szCs w:val="32"/>
         </w:rPr>
       </w:pPr>
       <w:r>
         <w:rPr>
-          <w:rFonts w:ascii="宋体" w:eastAsia="宋体" w:hAnsi="宋体" w:cs="宋体"/>
+          <w:rFonts w:ascii="宋体" w:hAnsi="宋体" w:eastAsia="宋体" w:cs="宋体"/>
           <w:b/>
           <w:bCs/>
           <w:spacing w:val="-7"/>
@@ -33,16 +32,16 @@
     </w:p>
     <w:tbl>
       <w:tblPr>
-        <w:tblStyle w:val="TableNormal0"/>
+        <w:tblStyle w:val="4"/>
         <w:tblW w:w="9479" w:type="dxa"/>
         <w:tblInd w:w="17" w:type="dxa"/>
         <w:tblBorders>
-          <w:top w:val="single" w:sz="12" w:space="0" w:color="000000"/>
-          <w:left w:val="single" w:sz="12" w:space="0" w:color="000000"/>
-          <w:bottom w:val="single" w:sz="12" w:space="0" w:color="000000"/>
-          <w:right w:val="single" w:sz="12" w:space="0" w:color="000000"/>
-          <w:insideH w:val="single" w:sz="12" w:space="0" w:color="000000"/>
-          <w:insideV w:val="single" w:sz="12" w:space="0" w:color="000000"/>
+          <w:top w:val="single" w:color="000000" w:sz="12" w:space="0"/>
+          <w:left w:val="single" w:color="000000" w:sz="12" w:space="0"/>
+          <w:bottom w:val="single" w:color="000000" w:sz="12" w:space="0"/>
+          <w:right w:val="single" w:color="000000" w:sz="12" w:space="0"/>
+          <w:insideH w:val="single" w:color="000000" w:sz="12" w:space="0"/>
+          <w:insideV w:val="single" w:color="000000" w:sz="12" w:space="0"/>
         </w:tblBorders>
         <w:tblLayout w:type="fixed"/>
         <w:tblCellMar>
@@ -60,17 +59,14 @@
       </w:tblGrid>
       <w:tr>
         <w:tblPrEx>
-          <w:tblW w:w="9479" w:type="dxa"/>
-          <w:tblInd w:w="17" w:type="dxa"/>
           <w:tblBorders>
-            <w:top w:val="single" w:sz="12" w:space="0" w:color="000000"/>
-            <w:left w:val="single" w:sz="12" w:space="0" w:color="000000"/>
-            <w:bottom w:val="single" w:sz="12" w:space="0" w:color="000000"/>
-            <w:right w:val="single" w:sz="12" w:space="0" w:color="000000"/>
-            <w:insideH w:val="single" w:sz="12" w:space="0" w:color="000000"/>
-            <w:insideV w:val="single" w:sz="12" w:space="0" w:color="000000"/>
+            <w:top w:val="single" w:color="000000" w:sz="12" w:space="0"/>
+            <w:left w:val="single" w:color="000000" w:sz="12" w:space="0"/>
+            <w:bottom w:val="single" w:color="000000" w:sz="12" w:space="0"/>
+            <w:right w:val="single" w:color="000000" w:sz="12" w:space="0"/>
+            <w:insideH w:val="single" w:color="000000" w:sz="12" w:space="0"/>
+            <w:insideV w:val="single" w:color="000000" w:sz="12" w:space="0"/>
           </w:tblBorders>
-          <w:tblLayout w:type="fixed"/>
           <w:tblCellMar>
             <w:top w:w="0" w:type="dxa"/>
             <w:left w:w="0" w:type="dxa"/>
@@ -79,7 +75,7 @@
           </w:tblCellMar>
         </w:tblPrEx>
         <w:trPr>
-          <w:trHeight w:val="584"/>
+          <w:trHeight w:val="584" w:hRule="atLeast"/>
         </w:trPr>
         <w:tc>
           <w:tcPr>
@@ -87,7 +83,7 @@
           </w:tcPr>
           <w:p>
             <w:pPr>
-              <w:pStyle w:val="TableText"/>
+              <w:pStyle w:val="5"/>
               <w:spacing w:before="182" w:line="220" w:lineRule="auto"/>
               <w:ind w:left="533"/>
             </w:pPr>
@@ -110,7 +106,7 @@
               <w:spacing w:before="143" w:line="286" w:lineRule="exact"/>
               <w:ind w:left="978"/>
               <w:rPr>
-                <w:rFonts w:ascii="Arial" w:eastAsia="宋体" w:hAnsi="Arial" w:cs="Arial" w:hint="default"/>
+                <w:rFonts w:hint="default" w:ascii="Arial" w:hAnsi="Arial" w:eastAsia="宋体" w:cs="Arial"/>
                 <w:sz w:val="21"/>
                 <w:szCs w:val="21"/>
                 <w:lang w:val="en-US" w:eastAsia="zh-CN"/>
@@ -118,7 +114,7 @@
             </w:pPr>
             <w:r>
               <w:rPr>
-                <w:rFonts w:ascii="Arial" w:eastAsia="Arial" w:hAnsi="Arial" w:cs="Arial"/>
+                <w:rFonts w:ascii="Arial" w:hAnsi="Arial" w:eastAsia="Arial" w:cs="Arial"/>
                 <w:spacing w:val="-1"/>
                 <w:position w:val="1"/>
                 <w:sz w:val="21"/>
@@ -128,14 +124,14 @@
             </w:r>
             <w:r>
               <w:rPr>
-                <w:rFonts w:eastAsia="宋体" w:cs="Arial" w:hint="eastAsia"/>
+                <w:rFonts w:hint="eastAsia" w:eastAsia="宋体" w:cs="Arial"/>
                 <w:spacing w:val="-1"/>
                 <w:position w:val="1"/>
                 <w:sz w:val="21"/>
                 <w:szCs w:val="21"/>
                 <w:lang w:val="en-US" w:eastAsia="zh-CN"/>
               </w:rPr>
-              <w:t>10.20</w:t>
+              <w:t>12.20</w:t>
             </w:r>
           </w:p>
         </w:tc>
@@ -145,7 +141,7 @@
           </w:tcPr>
           <w:p>
             <w:pPr>
-              <w:pStyle w:val="TableText"/>
+              <w:pStyle w:val="5"/>
               <w:spacing w:before="181" w:line="224" w:lineRule="auto"/>
               <w:ind w:left="506"/>
             </w:pPr>
@@ -165,7 +161,7 @@
           </w:tcPr>
           <w:p>
             <w:pPr>
-              <w:pStyle w:val="TableText"/>
+              <w:pStyle w:val="5"/>
               <w:spacing w:before="181" w:line="219" w:lineRule="auto"/>
               <w:ind w:left="1014"/>
             </w:pPr>
@@ -180,9 +176,14 @@
       </w:tr>
       <w:tr>
         <w:tblPrEx>
-          <w:tblW w:w="9479" w:type="dxa"/>
-          <w:tblInd w:w="17" w:type="dxa"/>
-          <w:tblLayout w:type="fixed"/>
+          <w:tblBorders>
+            <w:top w:val="single" w:color="000000" w:sz="12" w:space="0"/>
+            <w:left w:val="single" w:color="000000" w:sz="12" w:space="0"/>
+            <w:bottom w:val="single" w:color="000000" w:sz="12" w:space="0"/>
+            <w:right w:val="single" w:color="000000" w:sz="12" w:space="0"/>
+            <w:insideH w:val="single" w:color="000000" w:sz="12" w:space="0"/>
+            <w:insideV w:val="single" w:color="000000" w:sz="12" w:space="0"/>
+          </w:tblBorders>
           <w:tblCellMar>
             <w:top w:w="0" w:type="dxa"/>
             <w:left w:w="0" w:type="dxa"/>
@@ -191,7 +192,7 @@
           </w:tblCellMar>
         </w:tblPrEx>
         <w:trPr>
-          <w:trHeight w:val="586"/>
+          <w:trHeight w:val="586" w:hRule="atLeast"/>
         </w:trPr>
         <w:tc>
           <w:tcPr>
@@ -199,7 +200,7 @@
           </w:tcPr>
           <w:p>
             <w:pPr>
-              <w:pStyle w:val="TableText"/>
+              <w:pStyle w:val="5"/>
               <w:spacing w:before="177" w:line="221" w:lineRule="auto"/>
               <w:ind w:left="641"/>
             </w:pPr>
@@ -219,7 +220,7 @@
           </w:tcPr>
           <w:p>
             <w:pPr>
-              <w:pStyle w:val="TableText"/>
+              <w:pStyle w:val="5"/>
               <w:spacing w:before="177" w:line="220" w:lineRule="auto"/>
               <w:ind w:left="1201"/>
             </w:pPr>
@@ -239,7 +240,7 @@
           </w:tcPr>
           <w:p>
             <w:pPr>
-              <w:pStyle w:val="TableText"/>
+              <w:pStyle w:val="5"/>
               <w:spacing w:before="176" w:line="220" w:lineRule="auto"/>
               <w:ind w:left="402"/>
             </w:pPr>
@@ -259,11 +260,11 @@
           </w:tcPr>
           <w:p>
             <w:pPr>
-              <w:pStyle w:val="TableText"/>
+              <w:pStyle w:val="5"/>
               <w:spacing w:before="176" w:line="220" w:lineRule="auto"/>
               <w:ind w:left="1219"/>
               <w:rPr>
-                <w:rFonts w:eastAsia="宋体" w:hint="default"/>
+                <w:rFonts w:hint="default" w:eastAsia="宋体"/>
                 <w:lang w:val="en-US" w:eastAsia="zh-CN"/>
               </w:rPr>
             </w:pPr>
@@ -279,9 +280,14 @@
       </w:tr>
       <w:tr>
         <w:tblPrEx>
-          <w:tblW w:w="9479" w:type="dxa"/>
-          <w:tblInd w:w="17" w:type="dxa"/>
-          <w:tblLayout w:type="fixed"/>
+          <w:tblBorders>
+            <w:top w:val="single" w:color="000000" w:sz="12" w:space="0"/>
+            <w:left w:val="single" w:color="000000" w:sz="12" w:space="0"/>
+            <w:bottom w:val="single" w:color="000000" w:sz="12" w:space="0"/>
+            <w:right w:val="single" w:color="000000" w:sz="12" w:space="0"/>
+            <w:insideH w:val="single" w:color="000000" w:sz="12" w:space="0"/>
+            <w:insideV w:val="single" w:color="000000" w:sz="12" w:space="0"/>
+          </w:tblBorders>
           <w:tblCellMar>
             <w:top w:w="0" w:type="dxa"/>
             <w:left w:w="0" w:type="dxa"/>
@@ -290,7 +296,7 @@
           </w:tblCellMar>
         </w:tblPrEx>
         <w:trPr>
-          <w:trHeight w:val="875"/>
+          <w:trHeight w:val="875" w:hRule="atLeast"/>
         </w:trPr>
         <w:tc>
           <w:tcPr>
@@ -299,7 +305,7 @@
           </w:tcPr>
           <w:p>
             <w:pPr>
-              <w:pStyle w:val="TableText"/>
+              <w:pStyle w:val="5"/>
               <w:spacing w:before="169" w:line="276" w:lineRule="auto"/>
               <w:ind w:left="109" w:right="93" w:firstLine="31"/>
             </w:pPr>
@@ -320,9 +326,14 @@
       </w:tr>
       <w:tr>
         <w:tblPrEx>
-          <w:tblW w:w="9479" w:type="dxa"/>
-          <w:tblInd w:w="17" w:type="dxa"/>
-          <w:tblLayout w:type="fixed"/>
+          <w:tblBorders>
+            <w:top w:val="single" w:color="000000" w:sz="12" w:space="0"/>
+            <w:left w:val="single" w:color="000000" w:sz="12" w:space="0"/>
+            <w:bottom w:val="single" w:color="000000" w:sz="12" w:space="0"/>
+            <w:right w:val="single" w:color="000000" w:sz="12" w:space="0"/>
+            <w:insideH w:val="single" w:color="000000" w:sz="12" w:space="0"/>
+            <w:insideV w:val="single" w:color="000000" w:sz="12" w:space="0"/>
+          </w:tblBorders>
           <w:tblCellMar>
             <w:top w:w="0" w:type="dxa"/>
             <w:left w:w="0" w:type="dxa"/>
@@ -331,7 +342,7 @@
           </w:tblCellMar>
         </w:tblPrEx>
         <w:trPr>
-          <w:trHeight w:val="462"/>
+          <w:trHeight w:val="462" w:hRule="atLeast"/>
         </w:trPr>
         <w:tc>
           <w:tcPr>
@@ -340,7 +351,7 @@
           </w:tcPr>
           <w:p>
             <w:pPr>
-              <w:pStyle w:val="TableText"/>
+              <w:pStyle w:val="5"/>
               <w:spacing w:before="120" w:line="212" w:lineRule="auto"/>
               <w:ind w:left="102"/>
             </w:pPr>
@@ -378,9 +389,14 @@
       </w:tr>
       <w:tr>
         <w:tblPrEx>
-          <w:tblW w:w="9479" w:type="dxa"/>
-          <w:tblInd w:w="17" w:type="dxa"/>
-          <w:tblLayout w:type="fixed"/>
+          <w:tblBorders>
+            <w:top w:val="single" w:color="000000" w:sz="12" w:space="0"/>
+            <w:left w:val="single" w:color="000000" w:sz="12" w:space="0"/>
+            <w:bottom w:val="single" w:color="000000" w:sz="12" w:space="0"/>
+            <w:right w:val="single" w:color="000000" w:sz="12" w:space="0"/>
+            <w:insideH w:val="single" w:color="000000" w:sz="12" w:space="0"/>
+            <w:insideV w:val="single" w:color="000000" w:sz="12" w:space="0"/>
+          </w:tblBorders>
           <w:tblCellMar>
             <w:top w:w="0" w:type="dxa"/>
             <w:left w:w="0" w:type="dxa"/>
@@ -389,7 +405,7 @@
           </w:tblCellMar>
         </w:tblPrEx>
         <w:trPr>
-          <w:trHeight w:val="622"/>
+          <w:trHeight w:val="622" w:hRule="atLeast"/>
         </w:trPr>
         <w:tc>
           <w:tcPr>
@@ -398,7 +414,7 @@
           </w:tcPr>
           <w:p>
             <w:pPr>
-              <w:pStyle w:val="TableText"/>
+              <w:pStyle w:val="5"/>
               <w:spacing w:before="45" w:line="220" w:lineRule="auto"/>
               <w:ind w:left="104"/>
             </w:pPr>
@@ -413,7 +429,7 @@
           </w:p>
           <w:p>
             <w:pPr>
-              <w:pStyle w:val="TableText"/>
+              <w:pStyle w:val="5"/>
               <w:spacing w:before="61" w:line="219" w:lineRule="auto"/>
               <w:ind w:left="106"/>
             </w:pPr>
@@ -428,9 +444,14 @@
       </w:tr>
       <w:tr>
         <w:tblPrEx>
-          <w:tblW w:w="9479" w:type="dxa"/>
-          <w:tblInd w:w="17" w:type="dxa"/>
-          <w:tblLayout w:type="fixed"/>
+          <w:tblBorders>
+            <w:top w:val="single" w:color="000000" w:sz="12" w:space="0"/>
+            <w:left w:val="single" w:color="000000" w:sz="12" w:space="0"/>
+            <w:bottom w:val="single" w:color="000000" w:sz="12" w:space="0"/>
+            <w:right w:val="single" w:color="000000" w:sz="12" w:space="0"/>
+            <w:insideH w:val="single" w:color="000000" w:sz="12" w:space="0"/>
+            <w:insideV w:val="single" w:color="000000" w:sz="12" w:space="0"/>
+          </w:tblBorders>
           <w:tblCellMar>
             <w:top w:w="0" w:type="dxa"/>
             <w:left w:w="0" w:type="dxa"/>
@@ -439,7 +460,7 @@
           </w:tblCellMar>
         </w:tblPrEx>
         <w:trPr>
-          <w:trHeight w:val="2178"/>
+          <w:trHeight w:val="2178" w:hRule="atLeast"/>
         </w:trPr>
         <w:tc>
           <w:tcPr>
@@ -448,7 +469,7 @@
           </w:tcPr>
           <w:p>
             <w:pPr>
-              <w:pStyle w:val="TableText"/>
+              <w:pStyle w:val="5"/>
               <w:spacing w:before="46" w:line="220" w:lineRule="auto"/>
               <w:ind w:left="100"/>
             </w:pPr>
@@ -463,17 +484,17 @@
           </w:p>
           <w:p>
             <w:pPr>
-              <w:pStyle w:val="TableText"/>
+              <w:pStyle w:val="5"/>
               <w:spacing w:before="24" w:line="286" w:lineRule="exact"/>
               <w:ind w:left="115"/>
               <w:rPr>
-                <w:rFonts w:eastAsia="宋体" w:hint="default"/>
+                <w:rFonts w:hint="default" w:eastAsia="宋体"/>
                 <w:lang w:val="en-US" w:eastAsia="zh-CN"/>
               </w:rPr>
             </w:pPr>
             <w:r>
               <w:rPr>
-                <w:rFonts w:ascii="Arial" w:eastAsia="Arial" w:hAnsi="Arial" w:cs="Arial"/>
+                <w:rFonts w:ascii="Arial" w:hAnsi="Arial" w:eastAsia="Arial" w:cs="Arial"/>
                 <w:spacing w:val="-2"/>
                 <w:position w:val="1"/>
               </w:rPr>
@@ -488,7 +509,7 @@
             </w:r>
             <w:r>
               <w:rPr>
-                <w:rFonts w:ascii="Arial" w:hAnsi="Arial" w:cs="Arial" w:hint="eastAsia"/>
+                <w:rFonts w:hint="eastAsia" w:ascii="Arial" w:hAnsi="Arial" w:cs="Arial"/>
                 <w:spacing w:val="-2"/>
                 <w:position w:val="1"/>
                 <w:lang w:val="en-US" w:eastAsia="zh-CN"/>
@@ -498,13 +519,13 @@
           </w:p>
           <w:p>
             <w:pPr>
-              <w:pStyle w:val="TableText"/>
+              <w:pStyle w:val="5"/>
               <w:spacing w:before="63" w:line="218" w:lineRule="auto"/>
               <w:ind w:left="99"/>
             </w:pPr>
             <w:r>
               <w:rPr>
-                <w:rFonts w:ascii="Arial" w:eastAsia="Arial" w:hAnsi="Arial" w:cs="Arial"/>
+                <w:rFonts w:ascii="Arial" w:hAnsi="Arial" w:eastAsia="Arial" w:cs="Arial"/>
                 <w:spacing w:val="-1"/>
               </w:rPr>
               <w:t>2</w:t>
@@ -518,13 +539,13 @@
           </w:p>
           <w:p>
             <w:pPr>
-              <w:pStyle w:val="TableText"/>
+              <w:pStyle w:val="5"/>
               <w:spacing w:before="26" w:line="286" w:lineRule="exact"/>
               <w:ind w:left="101"/>
             </w:pPr>
             <w:r>
               <w:rPr>
-                <w:rFonts w:ascii="Arial" w:eastAsia="Arial" w:hAnsi="Arial" w:cs="Arial"/>
+                <w:rFonts w:ascii="Arial" w:hAnsi="Arial" w:eastAsia="Arial" w:cs="Arial"/>
                 <w:spacing w:val="-2"/>
                 <w:position w:val="1"/>
               </w:rPr>
@@ -540,13 +561,13 @@
           </w:p>
           <w:p>
             <w:pPr>
-              <w:pStyle w:val="TableText"/>
+              <w:pStyle w:val="5"/>
               <w:spacing w:before="64" w:line="220" w:lineRule="auto"/>
               <w:ind w:left="95"/>
             </w:pPr>
             <w:r>
               <w:rPr>
-                <w:rFonts w:ascii="Arial" w:eastAsia="Arial" w:hAnsi="Arial" w:cs="Arial"/>
+                <w:rFonts w:ascii="Arial" w:hAnsi="Arial" w:eastAsia="Arial" w:cs="Arial"/>
                 <w:spacing w:val="-1"/>
               </w:rPr>
               <w:t>4</w:t>
@@ -560,13 +581,13 @@
           </w:p>
           <w:p>
             <w:pPr>
-              <w:pStyle w:val="TableText"/>
+              <w:pStyle w:val="5"/>
               <w:spacing w:before="61" w:line="220" w:lineRule="auto"/>
               <w:ind w:left="101"/>
             </w:pPr>
             <w:r>
               <w:rPr>
-                <w:rFonts w:ascii="Arial" w:eastAsia="Arial" w:hAnsi="Arial" w:cs="Arial"/>
+                <w:rFonts w:ascii="Arial" w:hAnsi="Arial" w:eastAsia="Arial" w:cs="Arial"/>
                 <w:spacing w:val="-2"/>
               </w:rPr>
               <w:t>5</w:t>
@@ -580,7 +601,7 @@
           </w:p>
           <w:p>
             <w:pPr>
-              <w:pStyle w:val="TableText"/>
+              <w:pStyle w:val="5"/>
               <w:spacing w:before="63" w:line="218" w:lineRule="auto"/>
               <w:ind w:left="102"/>
             </w:pPr>
@@ -609,9 +630,14 @@
       </w:tr>
       <w:tr>
         <w:tblPrEx>
-          <w:tblW w:w="9479" w:type="dxa"/>
-          <w:tblInd w:w="17" w:type="dxa"/>
-          <w:tblLayout w:type="fixed"/>
+          <w:tblBorders>
+            <w:top w:val="single" w:color="000000" w:sz="12" w:space="0"/>
+            <w:left w:val="single" w:color="000000" w:sz="12" w:space="0"/>
+            <w:bottom w:val="single" w:color="000000" w:sz="12" w:space="0"/>
+            <w:right w:val="single" w:color="000000" w:sz="12" w:space="0"/>
+            <w:insideH w:val="single" w:color="000000" w:sz="12" w:space="0"/>
+            <w:insideV w:val="single" w:color="000000" w:sz="12" w:space="0"/>
+          </w:tblBorders>
           <w:tblCellMar>
             <w:top w:w="0" w:type="dxa"/>
             <w:left w:w="0" w:type="dxa"/>
@@ -620,7 +646,7 @@
           </w:tblCellMar>
         </w:tblPrEx>
         <w:trPr>
-          <w:trHeight w:val="565"/>
+          <w:trHeight w:val="565" w:hRule="atLeast"/>
         </w:trPr>
         <w:tc>
           <w:tcPr>
@@ -629,7 +655,7 @@
           </w:tcPr>
           <w:p>
             <w:pPr>
-              <w:pStyle w:val="TableText"/>
+              <w:pStyle w:val="5"/>
               <w:spacing w:before="180" w:line="219" w:lineRule="auto"/>
               <w:ind w:left="3580"/>
             </w:pPr>
@@ -646,9 +672,14 @@
       </w:tr>
       <w:tr>
         <w:tblPrEx>
-          <w:tblW w:w="9479" w:type="dxa"/>
-          <w:tblInd w:w="17" w:type="dxa"/>
-          <w:tblLayout w:type="fixed"/>
+          <w:tblBorders>
+            <w:top w:val="single" w:color="000000" w:sz="12" w:space="0"/>
+            <w:left w:val="single" w:color="000000" w:sz="12" w:space="0"/>
+            <w:bottom w:val="single" w:color="000000" w:sz="12" w:space="0"/>
+            <w:right w:val="single" w:color="000000" w:sz="12" w:space="0"/>
+            <w:insideH w:val="single" w:color="000000" w:sz="12" w:space="0"/>
+            <w:insideV w:val="single" w:color="000000" w:sz="12" w:space="0"/>
+          </w:tblBorders>
           <w:tblCellMar>
             <w:top w:w="0" w:type="dxa"/>
             <w:left w:w="0" w:type="dxa"/>
@@ -657,7 +688,7 @@
           </w:tblCellMar>
         </w:tblPrEx>
         <w:trPr>
-          <w:trHeight w:val="625"/>
+          <w:trHeight w:val="625" w:hRule="atLeast"/>
         </w:trPr>
         <w:tc>
           <w:tcPr>
@@ -665,7 +696,7 @@
           </w:tcPr>
           <w:p>
             <w:pPr>
-              <w:pStyle w:val="TableText"/>
+              <w:pStyle w:val="5"/>
               <w:spacing w:before="212" w:line="220" w:lineRule="auto"/>
               <w:ind w:left="641"/>
             </w:pPr>
@@ -700,7 +731,7 @@
           </w:tcPr>
           <w:p>
             <w:pPr>
-              <w:pStyle w:val="TableText"/>
+              <w:pStyle w:val="5"/>
               <w:spacing w:before="212" w:line="220" w:lineRule="auto"/>
               <w:ind w:left="3447"/>
             </w:pPr>
@@ -717,9 +748,14 @@
       </w:tr>
       <w:tr>
         <w:tblPrEx>
-          <w:tblW w:w="9479" w:type="dxa"/>
-          <w:tblInd w:w="17" w:type="dxa"/>
-          <w:tblLayout w:type="fixed"/>
+          <w:tblBorders>
+            <w:top w:val="single" w:color="000000" w:sz="12" w:space="0"/>
+            <w:left w:val="single" w:color="000000" w:sz="12" w:space="0"/>
+            <w:bottom w:val="single" w:color="000000" w:sz="12" w:space="0"/>
+            <w:right w:val="single" w:color="000000" w:sz="12" w:space="0"/>
+            <w:insideH w:val="single" w:color="000000" w:sz="12" w:space="0"/>
+            <w:insideV w:val="single" w:color="000000" w:sz="12" w:space="0"/>
+          </w:tblBorders>
           <w:tblCellMar>
             <w:top w:w="0" w:type="dxa"/>
             <w:left w:w="0" w:type="dxa"/>
@@ -728,7 +764,7 @@
           </w:tblCellMar>
         </w:tblPrEx>
         <w:trPr>
-          <w:trHeight w:val="624"/>
+          <w:trHeight w:val="624" w:hRule="atLeast"/>
         </w:trPr>
         <w:tc>
           <w:tcPr>
@@ -736,7 +772,7 @@
           </w:tcPr>
           <w:p>
             <w:pPr>
-              <w:pStyle w:val="TableText"/>
+              <w:pStyle w:val="5"/>
               <w:spacing w:before="212" w:line="220" w:lineRule="auto"/>
               <w:ind w:left="430"/>
             </w:pPr>
@@ -757,7 +793,7 @@
           </w:tcPr>
           <w:p>
             <w:pPr>
-              <w:pStyle w:val="TableText"/>
+              <w:pStyle w:val="5"/>
               <w:spacing w:before="56" w:line="220" w:lineRule="auto"/>
               <w:ind w:left="194"/>
               <w:jc w:val="left"/>
@@ -768,7 +804,7 @@
           </w:p>
           <w:p>
             <w:pPr>
-              <w:pStyle w:val="TableText"/>
+              <w:pStyle w:val="5"/>
               <w:spacing w:before="56" w:line="220" w:lineRule="auto"/>
               <w:ind w:left="194"/>
               <w:jc w:val="left"/>
@@ -781,9 +817,14 @@
       </w:tr>
       <w:tr>
         <w:tblPrEx>
-          <w:tblW w:w="9479" w:type="dxa"/>
-          <w:tblInd w:w="17" w:type="dxa"/>
-          <w:tblLayout w:type="fixed"/>
+          <w:tblBorders>
+            <w:top w:val="single" w:color="000000" w:sz="12" w:space="0"/>
+            <w:left w:val="single" w:color="000000" w:sz="12" w:space="0"/>
+            <w:bottom w:val="single" w:color="000000" w:sz="12" w:space="0"/>
+            <w:right w:val="single" w:color="000000" w:sz="12" w:space="0"/>
+            <w:insideH w:val="single" w:color="000000" w:sz="12" w:space="0"/>
+            <w:insideV w:val="single" w:color="000000" w:sz="12" w:space="0"/>
+          </w:tblBorders>
           <w:tblCellMar>
             <w:top w:w="0" w:type="dxa"/>
             <w:left w:w="0" w:type="dxa"/>
@@ -792,7 +833,7 @@
           </w:tblCellMar>
         </w:tblPrEx>
         <w:trPr>
-          <w:trHeight w:val="1867"/>
+          <w:trHeight w:val="1867" w:hRule="atLeast"/>
         </w:trPr>
         <w:tc>
           <w:tcPr>
@@ -827,7 +868,7 @@
           </w:p>
           <w:p>
             <w:pPr>
-              <w:pStyle w:val="TableText"/>
+              <w:pStyle w:val="5"/>
               <w:spacing w:before="69" w:line="220" w:lineRule="auto"/>
               <w:ind w:left="429"/>
             </w:pPr>
@@ -848,7 +889,7 @@
           </w:tcPr>
           <w:p>
             <w:pPr>
-              <w:pStyle w:val="TableText"/>
+              <w:pStyle w:val="5"/>
               <w:spacing w:before="62" w:line="263" w:lineRule="auto"/>
               <w:ind w:left="92" w:right="114"/>
               <w:jc w:val="both"/>
@@ -925,9 +966,14 @@
       </w:tr>
       <w:tr>
         <w:tblPrEx>
-          <w:tblW w:w="9479" w:type="dxa"/>
-          <w:tblInd w:w="17" w:type="dxa"/>
-          <w:tblLayout w:type="fixed"/>
+          <w:tblBorders>
+            <w:top w:val="single" w:color="000000" w:sz="12" w:space="0"/>
+            <w:left w:val="single" w:color="000000" w:sz="12" w:space="0"/>
+            <w:bottom w:val="single" w:color="000000" w:sz="12" w:space="0"/>
+            <w:right w:val="single" w:color="000000" w:sz="12" w:space="0"/>
+            <w:insideH w:val="single" w:color="000000" w:sz="12" w:space="0"/>
+            <w:insideV w:val="single" w:color="000000" w:sz="12" w:space="0"/>
+          </w:tblBorders>
           <w:tblCellMar>
             <w:top w:w="0" w:type="dxa"/>
             <w:left w:w="0" w:type="dxa"/>
@@ -936,7 +982,7 @@
           </w:tblCellMar>
         </w:tblPrEx>
         <w:trPr>
-          <w:trHeight w:val="624"/>
+          <w:trHeight w:val="624" w:hRule="atLeast"/>
         </w:trPr>
         <w:tc>
           <w:tcPr>
@@ -944,7 +990,7 @@
           </w:tcPr>
           <w:p>
             <w:pPr>
-              <w:pStyle w:val="TableText"/>
+              <w:pStyle w:val="5"/>
               <w:spacing w:before="220" w:line="220" w:lineRule="auto"/>
               <w:ind w:left="534"/>
             </w:pPr>
@@ -966,7 +1012,7 @@
           </w:tcPr>
           <w:p>
             <w:pPr>
-              <w:pStyle w:val="TableText"/>
+              <w:pStyle w:val="5"/>
               <w:spacing w:before="62" w:line="263" w:lineRule="auto"/>
               <w:ind w:left="92" w:right="114"/>
               <w:jc w:val="both"/>
@@ -977,14 +1023,21 @@
               </w:rPr>
               <w:t>研发计划及研发成果</w:t>
             </w:r>
+            <w:bookmarkStart w:id="0" w:name="_GoBack"/>
+            <w:bookmarkEnd w:id="0"/>
           </w:p>
         </w:tc>
       </w:tr>
       <w:tr>
         <w:tblPrEx>
-          <w:tblW w:w="9479" w:type="dxa"/>
-          <w:tblInd w:w="17" w:type="dxa"/>
-          <w:tblLayout w:type="fixed"/>
+          <w:tblBorders>
+            <w:top w:val="single" w:color="000000" w:sz="12" w:space="0"/>
+            <w:left w:val="single" w:color="000000" w:sz="12" w:space="0"/>
+            <w:bottom w:val="single" w:color="000000" w:sz="12" w:space="0"/>
+            <w:right w:val="single" w:color="000000" w:sz="12" w:space="0"/>
+            <w:insideH w:val="single" w:color="000000" w:sz="12" w:space="0"/>
+            <w:insideV w:val="single" w:color="000000" w:sz="12" w:space="0"/>
+          </w:tblBorders>
           <w:tblCellMar>
             <w:top w:w="0" w:type="dxa"/>
             <w:left w:w="0" w:type="dxa"/>
@@ -993,7 +1046,7 @@
           </w:tblCellMar>
         </w:tblPrEx>
         <w:trPr>
-          <w:trHeight w:val="637"/>
+          <w:trHeight w:val="637" w:hRule="atLeast"/>
         </w:trPr>
         <w:tc>
           <w:tcPr>
@@ -1001,7 +1054,7 @@
           </w:tcPr>
           <w:p>
             <w:pPr>
-              <w:pStyle w:val="TableText"/>
+              <w:pStyle w:val="5"/>
               <w:spacing w:before="222" w:line="220" w:lineRule="auto"/>
               <w:ind w:left="535"/>
             </w:pPr>
@@ -1022,7 +1075,7 @@
           </w:tcPr>
           <w:p>
             <w:pPr>
-              <w:pStyle w:val="TableText"/>
+              <w:pStyle w:val="5"/>
               <w:spacing w:before="65" w:line="220" w:lineRule="auto"/>
               <w:ind w:left="193"/>
             </w:pPr>
@@ -1040,9 +1093,14 @@
       </w:tr>
       <w:tr>
         <w:tblPrEx>
-          <w:tblW w:w="9479" w:type="dxa"/>
-          <w:tblInd w:w="17" w:type="dxa"/>
-          <w:tblLayout w:type="fixed"/>
+          <w:tblBorders>
+            <w:top w:val="single" w:color="000000" w:sz="12" w:space="0"/>
+            <w:left w:val="single" w:color="000000" w:sz="12" w:space="0"/>
+            <w:bottom w:val="single" w:color="000000" w:sz="12" w:space="0"/>
+            <w:right w:val="single" w:color="000000" w:sz="12" w:space="0"/>
+            <w:insideH w:val="single" w:color="000000" w:sz="12" w:space="0"/>
+            <w:insideV w:val="single" w:color="000000" w:sz="12" w:space="0"/>
+          </w:tblBorders>
           <w:tblCellMar>
             <w:top w:w="0" w:type="dxa"/>
             <w:left w:w="0" w:type="dxa"/>
@@ -1051,7 +1109,7 @@
           </w:tblCellMar>
         </w:tblPrEx>
         <w:trPr>
-          <w:trHeight w:val="637"/>
+          <w:trHeight w:val="637" w:hRule="atLeast"/>
         </w:trPr>
         <w:tc>
           <w:tcPr>
@@ -1059,11 +1117,11 @@
           </w:tcPr>
           <w:p>
             <w:pPr>
-              <w:pStyle w:val="TableText"/>
+              <w:pStyle w:val="5"/>
               <w:spacing w:before="222" w:line="220" w:lineRule="auto"/>
               <w:ind w:left="535"/>
               <w:rPr>
-                <w:rFonts w:eastAsia="宋体" w:hint="eastAsia"/>
+                <w:rFonts w:hint="eastAsia" w:eastAsia="宋体"/>
                 <w:b/>
                 <w:bCs/>
                 <w:spacing w:val="-4"/>
@@ -1089,7 +1147,7 @@
           </w:tcPr>
           <w:p>
             <w:pPr>
-              <w:pStyle w:val="TableText"/>
+              <w:pStyle w:val="5"/>
               <w:spacing w:before="62" w:line="228" w:lineRule="auto"/>
               <w:ind w:left="42"/>
               <w:rPr>
@@ -1107,7 +1165,7 @@
           </w:p>
           <w:p>
             <w:pPr>
-              <w:pStyle w:val="TableText"/>
+              <w:pStyle w:val="5"/>
               <w:spacing w:before="62" w:line="228" w:lineRule="auto"/>
               <w:ind w:left="42"/>
               <w:rPr>
@@ -1125,7 +1183,7 @@
           </w:p>
           <w:p>
             <w:pPr>
-              <w:pStyle w:val="TableText"/>
+              <w:pStyle w:val="5"/>
               <w:spacing w:before="65" w:line="220" w:lineRule="auto"/>
             </w:pPr>
             <w:r>
@@ -1152,7 +1210,7 @@
         <w:sectPr>
           <w:pgSz w:w="11906" w:h="16839"/>
           <w:pgMar w:top="1431" w:right="1198" w:bottom="0" w:left="1198" w:header="0" w:footer="0" w:gutter="0"/>
-          <w:cols w:num="1" w:space="720" w:equalWidth="0">
+          <w:cols w:equalWidth="0" w:num="1">
             <w:col w:w="9510"/>
           </w:cols>
         </w:sectPr>
@@ -1161,9 +1219,9 @@
     <w:p>
       <w:pPr>
         <w:spacing w:before="47" w:line="221" w:lineRule="auto"/>
-        <w:ind w:firstLine="210" w:firstLineChars="100"/>
-        <w:rPr>
-          <w:rFonts w:ascii="宋体" w:eastAsia="宋体" w:hAnsi="宋体" w:cs="宋体" w:hint="eastAsia"/>
+        <w:ind w:firstLine="231" w:firstLineChars="100"/>
+        <w:rPr>
+          <w:rFonts w:hint="default" w:ascii="宋体" w:hAnsi="宋体" w:eastAsia="宋体" w:cs="宋体"/>
           <w:sz w:val="21"/>
           <w:szCs w:val="21"/>
           <w:lang w:val="en-US" w:eastAsia="zh-CN"/>
@@ -1171,7 +1229,7 @@
       </w:pPr>
       <w:r>
         <w:rPr>
-          <w:rFonts w:ascii="宋体" w:eastAsia="宋体" w:hAnsi="宋体" w:cs="宋体"/>
+          <w:rFonts w:ascii="宋体" w:hAnsi="宋体" w:eastAsia="宋体" w:cs="宋体"/>
           <w:b/>
           <w:bCs/>
           <w:spacing w:val="-5"/>
@@ -1182,7 +1240,7 @@
       </w:r>
       <w:r>
         <w:rPr>
-          <w:rFonts w:ascii="宋体" w:eastAsia="宋体" w:hAnsi="宋体" w:cs="宋体" w:hint="eastAsia"/>
+          <w:rFonts w:hint="eastAsia" w:ascii="宋体" w:hAnsi="宋体" w:eastAsia="宋体" w:cs="宋体"/>
           <w:b/>
           <w:bCs/>
           <w:spacing w:val="-5"/>
@@ -1190,15 +1248,15 @@
           <w:szCs w:val="24"/>
           <w:lang w:val="en-US" w:eastAsia="zh-CN"/>
         </w:rPr>
-        <w:t>庄霞</w:t>
+        <w:t xml:space="preserve">庄霞 </w:t>
       </w:r>
     </w:p>
     <w:p>
       <w:pPr>
         <w:spacing w:before="13" w:line="220" w:lineRule="auto"/>
-        <w:ind w:firstLine="210" w:firstLineChars="100"/>
-        <w:rPr>
-          <w:rFonts w:ascii="Arial" w:eastAsia="宋体" w:hAnsi="Arial" w:cs="Arial" w:hint="default"/>
+        <w:ind w:firstLine="231" w:firstLineChars="100"/>
+        <w:rPr>
+          <w:rFonts w:hint="default" w:ascii="Arial" w:hAnsi="Arial" w:eastAsia="宋体" w:cs="Arial"/>
           <w:sz w:val="21"/>
           <w:szCs w:val="21"/>
           <w:lang w:val="en-US" w:eastAsia="zh-CN"/>
@@ -1206,7 +1264,7 @@
       </w:pPr>
       <w:r>
         <w:rPr>
-          <w:rFonts w:ascii="宋体" w:eastAsia="宋体" w:hAnsi="宋体" w:cs="宋体"/>
+          <w:rFonts w:ascii="宋体" w:hAnsi="宋体" w:eastAsia="宋体" w:cs="宋体"/>
           <w:b/>
           <w:bCs/>
           <w:spacing w:val="-5"/>
@@ -1217,7 +1275,7 @@
       </w:r>
       <w:r>
         <w:rPr>
-          <w:rFonts w:ascii="Arial" w:eastAsia="Arial" w:hAnsi="Arial" w:cs="Arial"/>
+          <w:rFonts w:ascii="Arial" w:hAnsi="Arial" w:eastAsia="Arial" w:cs="Arial"/>
           <w:spacing w:val="-5"/>
           <w:sz w:val="21"/>
           <w:szCs w:val="21"/>
@@ -1226,17 +1284,17 @@
       </w:r>
       <w:r>
         <w:rPr>
-          <w:rFonts w:eastAsia="宋体" w:cs="Arial" w:hint="eastAsia"/>
+          <w:rFonts w:hint="eastAsia" w:eastAsia="宋体" w:cs="Arial"/>
           <w:spacing w:val="-5"/>
           <w:sz w:val="21"/>
           <w:szCs w:val="21"/>
           <w:lang w:val="en-US" w:eastAsia="zh-CN"/>
         </w:rPr>
-        <w:t>10</w:t>
-      </w:r>
-      <w:r>
-        <w:rPr>
-          <w:rFonts w:ascii="Arial" w:eastAsia="Arial" w:hAnsi="Arial" w:cs="Arial"/>
+        <w:t>12</w:t>
+      </w:r>
+      <w:r>
+        <w:rPr>
+          <w:rFonts w:ascii="Arial" w:hAnsi="Arial" w:eastAsia="Arial" w:cs="Arial"/>
           <w:spacing w:val="-5"/>
           <w:sz w:val="21"/>
           <w:szCs w:val="21"/>
@@ -1245,7 +1303,7 @@
       </w:r>
       <w:r>
         <w:rPr>
-          <w:rFonts w:eastAsia="宋体" w:cs="Arial" w:hint="eastAsia"/>
+          <w:rFonts w:hint="eastAsia" w:eastAsia="宋体" w:cs="Arial"/>
           <w:spacing w:val="-5"/>
           <w:sz w:val="21"/>
           <w:szCs w:val="21"/>
@@ -1264,7 +1322,7 @@
       </w:pPr>
       <w:r>
         <w:rPr>
-          <w:rFonts w:ascii="Arial" w:eastAsia="Arial" w:hAnsi="Arial" w:cs="Arial"/>
+          <w:rFonts w:ascii="Arial" w:hAnsi="Arial" w:eastAsia="Arial" w:cs="Arial"/>
           <w:sz w:val="2"/>
           <w:szCs w:val="2"/>
         </w:rPr>
@@ -1275,14 +1333,14 @@
       <w:pPr>
         <w:spacing w:before="45" w:line="220" w:lineRule="auto"/>
         <w:rPr>
-          <w:rFonts w:ascii="宋体" w:eastAsia="宋体" w:hAnsi="宋体" w:cs="宋体"/>
+          <w:rFonts w:ascii="宋体" w:hAnsi="宋体" w:eastAsia="宋体" w:cs="宋体"/>
           <w:sz w:val="21"/>
           <w:szCs w:val="21"/>
         </w:rPr>
       </w:pPr>
       <w:r>
         <w:rPr>
-          <w:rFonts w:ascii="宋体" w:eastAsia="宋体" w:hAnsi="宋体" w:cs="宋体"/>
+          <w:rFonts w:ascii="宋体" w:hAnsi="宋体" w:eastAsia="宋体" w:cs="宋体"/>
           <w:b/>
           <w:bCs/>
           <w:spacing w:val="-5"/>
@@ -1293,7 +1351,7 @@
       </w:r>
       <w:r>
         <w:rPr>
-          <w:rFonts w:ascii="宋体" w:eastAsia="宋体" w:hAnsi="宋体" w:cs="宋体" w:hint="eastAsia"/>
+          <w:rFonts w:hint="eastAsia" w:ascii="宋体" w:hAnsi="宋体" w:eastAsia="宋体" w:cs="宋体"/>
           <w:b/>
           <w:bCs/>
           <w:spacing w:val="-5"/>
@@ -1305,7 +1363,7 @@
       </w:r>
       <w:r>
         <w:rPr>
-          <w:rFonts w:ascii="宋体" w:eastAsia="宋体" w:hAnsi="宋体" w:cs="宋体"/>
+          <w:rFonts w:ascii="宋体" w:hAnsi="宋体" w:eastAsia="宋体" w:cs="宋体"/>
           <w:spacing w:val="3"/>
           <w:sz w:val="21"/>
           <w:szCs w:val="21"/>
@@ -1314,7 +1372,7 @@
       </w:r>
       <w:r>
         <w:rPr>
-          <w:rFonts w:ascii="宋体" w:eastAsia="宋体" w:hAnsi="宋体" w:cs="宋体"/>
+          <w:rFonts w:ascii="宋体" w:hAnsi="宋体" w:eastAsia="宋体" w:cs="宋体"/>
           <w:b/>
           <w:bCs/>
           <w:spacing w:val="-2"/>
@@ -1325,7 +1383,7 @@
       </w:r>
       <w:r>
         <w:rPr>
-          <w:rFonts w:ascii="宋体" w:eastAsia="宋体" w:hAnsi="宋体" w:cs="宋体" w:hint="eastAsia"/>
+          <w:rFonts w:hint="eastAsia" w:ascii="宋体" w:hAnsi="宋体" w:eastAsia="宋体" w:cs="宋体"/>
           <w:b/>
           <w:bCs/>
           <w:spacing w:val="-2"/>
@@ -1340,7 +1398,7 @@
       <w:pPr>
         <w:spacing w:before="15" w:line="220" w:lineRule="auto"/>
         <w:rPr>
-          <w:rFonts w:ascii="Arial" w:eastAsia="宋体" w:hAnsi="Arial" w:cs="Arial" w:hint="default"/>
+          <w:rFonts w:hint="default" w:ascii="Arial" w:hAnsi="Arial" w:eastAsia="宋体" w:cs="Arial"/>
           <w:sz w:val="21"/>
           <w:szCs w:val="21"/>
           <w:lang w:val="en-US" w:eastAsia="zh-CN"/>
@@ -1348,7 +1406,7 @@
       </w:pPr>
       <w:r>
         <w:rPr>
-          <w:rFonts w:ascii="宋体" w:eastAsia="宋体" w:hAnsi="宋体" w:cs="宋体"/>
+          <w:rFonts w:ascii="宋体" w:hAnsi="宋体" w:eastAsia="宋体" w:cs="宋体"/>
           <w:b/>
           <w:bCs/>
           <w:spacing w:val="-3"/>
@@ -1359,7 +1417,7 @@
       </w:r>
       <w:r>
         <w:rPr>
-          <w:rFonts w:ascii="Arial" w:eastAsia="Arial" w:hAnsi="Arial" w:cs="Arial"/>
+          <w:rFonts w:ascii="Arial" w:hAnsi="Arial" w:eastAsia="Arial" w:cs="Arial"/>
           <w:spacing w:val="-3"/>
           <w:sz w:val="21"/>
           <w:szCs w:val="21"/>
@@ -1368,17 +1426,17 @@
       </w:r>
       <w:r>
         <w:rPr>
-          <w:rFonts w:eastAsia="宋体" w:cs="Arial" w:hint="eastAsia"/>
+          <w:rFonts w:hint="eastAsia" w:eastAsia="宋体" w:cs="Arial"/>
           <w:spacing w:val="-3"/>
           <w:sz w:val="21"/>
           <w:szCs w:val="21"/>
           <w:lang w:val="en-US" w:eastAsia="zh-CN"/>
         </w:rPr>
-        <w:t>10</w:t>
-      </w:r>
-      <w:r>
-        <w:rPr>
-          <w:rFonts w:ascii="Arial" w:eastAsia="Arial" w:hAnsi="Arial" w:cs="Arial"/>
+        <w:t>12</w:t>
+      </w:r>
+      <w:r>
+        <w:rPr>
+          <w:rFonts w:ascii="Arial" w:hAnsi="Arial" w:eastAsia="Arial" w:cs="Arial"/>
           <w:spacing w:val="-3"/>
           <w:sz w:val="21"/>
           <w:szCs w:val="21"/>
@@ -1387,7 +1445,7 @@
       </w:r>
       <w:r>
         <w:rPr>
-          <w:rFonts w:eastAsia="宋体" w:cs="Arial" w:hint="eastAsia"/>
+          <w:rFonts w:hint="eastAsia" w:eastAsia="宋体" w:cs="Arial"/>
           <w:spacing w:val="-3"/>
           <w:sz w:val="21"/>
           <w:szCs w:val="21"/>
@@ -1397,7 +1455,7 @@
       </w:r>
       <w:r>
         <w:rPr>
-          <w:rFonts w:ascii="Arial" w:eastAsia="Arial" w:hAnsi="Arial" w:cs="Arial"/>
+          <w:rFonts w:ascii="Arial" w:hAnsi="Arial" w:eastAsia="Arial" w:cs="Arial"/>
           <w:spacing w:val="-3"/>
           <w:sz w:val="21"/>
           <w:szCs w:val="21"/>
@@ -1406,7 +1464,7 @@
       </w:r>
       <w:r>
         <w:rPr>
-          <w:rFonts w:eastAsia="宋体" w:cs="Arial" w:hint="eastAsia"/>
+          <w:rFonts w:hint="eastAsia" w:eastAsia="宋体" w:cs="Arial"/>
           <w:spacing w:val="-3"/>
           <w:sz w:val="21"/>
           <w:szCs w:val="21"/>
@@ -1416,7 +1474,7 @@
       </w:r>
       <w:r>
         <w:rPr>
-          <w:rFonts w:ascii="Arial" w:eastAsia="Arial" w:hAnsi="Arial" w:cs="Arial"/>
+          <w:rFonts w:ascii="Arial" w:hAnsi="Arial" w:eastAsia="Arial" w:cs="Arial"/>
           <w:spacing w:val="-3"/>
           <w:sz w:val="21"/>
           <w:szCs w:val="21"/>
@@ -1425,7 +1483,7 @@
       </w:r>
       <w:r>
         <w:rPr>
-          <w:rFonts w:eastAsia="宋体" w:cs="Arial" w:hint="eastAsia"/>
+          <w:rFonts w:hint="eastAsia" w:eastAsia="宋体" w:cs="Arial"/>
           <w:spacing w:val="-3"/>
           <w:sz w:val="21"/>
           <w:szCs w:val="21"/>
@@ -1433,11 +1491,9 @@
         </w:rPr>
         <w:t xml:space="preserve">    </w:t>
       </w:r>
-      <w:bookmarkStart w:id="0" w:name="_GoBack"/>
-      <w:bookmarkEnd w:id="0"/>
-      <w:r>
-        <w:rPr>
-          <w:rFonts w:ascii="宋体" w:eastAsia="宋体" w:hAnsi="宋体" w:cs="宋体"/>
+      <w:r>
+        <w:rPr>
+          <w:rFonts w:ascii="宋体" w:hAnsi="宋体" w:eastAsia="宋体" w:cs="宋体"/>
           <w:b/>
           <w:bCs/>
           <w:spacing w:val="-3"/>
@@ -1448,7 +1504,7 @@
       </w:r>
       <w:r>
         <w:rPr>
-          <w:rFonts w:ascii="宋体" w:eastAsia="宋体" w:hAnsi="宋体" w:cs="宋体"/>
+          <w:rFonts w:ascii="宋体" w:hAnsi="宋体" w:eastAsia="宋体" w:cs="宋体"/>
           <w:b/>
           <w:bCs/>
           <w:spacing w:val="-4"/>
@@ -1459,7 +1515,7 @@
       </w:r>
       <w:r>
         <w:rPr>
-          <w:rFonts w:ascii="Arial" w:eastAsia="Arial" w:hAnsi="Arial" w:cs="Arial"/>
+          <w:rFonts w:ascii="Arial" w:hAnsi="Arial" w:eastAsia="Arial" w:cs="Arial"/>
           <w:spacing w:val="-4"/>
           <w:sz w:val="21"/>
           <w:szCs w:val="21"/>
@@ -1468,17 +1524,17 @@
       </w:r>
       <w:r>
         <w:rPr>
-          <w:rFonts w:eastAsia="宋体" w:cs="Arial" w:hint="eastAsia"/>
+          <w:rFonts w:hint="eastAsia" w:eastAsia="宋体" w:cs="Arial"/>
           <w:spacing w:val="-4"/>
           <w:sz w:val="21"/>
           <w:szCs w:val="21"/>
           <w:lang w:val="en-US" w:eastAsia="zh-CN"/>
         </w:rPr>
-        <w:t>10</w:t>
-      </w:r>
-      <w:r>
-        <w:rPr>
-          <w:rFonts w:ascii="Arial" w:eastAsia="Arial" w:hAnsi="Arial" w:cs="Arial"/>
+        <w:t>12</w:t>
+      </w:r>
+      <w:r>
+        <w:rPr>
+          <w:rFonts w:ascii="Arial" w:hAnsi="Arial" w:eastAsia="Arial" w:cs="Arial"/>
           <w:spacing w:val="-4"/>
           <w:sz w:val="21"/>
           <w:szCs w:val="21"/>
@@ -1487,7 +1543,7 @@
       </w:r>
       <w:r>
         <w:rPr>
-          <w:rFonts w:eastAsia="宋体" w:cs="Arial" w:hint="eastAsia"/>
+          <w:rFonts w:hint="eastAsia" w:eastAsia="宋体" w:cs="Arial"/>
           <w:spacing w:val="-4"/>
           <w:sz w:val="21"/>
           <w:szCs w:val="21"/>
@@ -1500,7 +1556,7 @@
       <w:type w:val="continuous"/>
       <w:pgSz w:w="11906" w:h="16839"/>
       <w:pgMar w:top="1431" w:right="1198" w:bottom="0" w:left="1198" w:header="0" w:footer="0" w:gutter="0"/>
-      <w:cols w:num="2" w:space="720" w:equalWidth="0">
+      <w:cols w:equalWidth="0" w:num="2">
         <w:col w:w="4132" w:space="100"/>
         <w:col w:w="5278"/>
       </w:cols>
@@ -1509,269 +1565,321 @@
 </w:document>
 </file>
 
+<file path=word/endnotes.xml><?xml version="1.0" encoding="utf-8"?>
+<w:endnotes xmlns:wpc="http://schemas.microsoft.com/office/word/2010/wordprocessingCanvas" xmlns:mc="http://schemas.openxmlformats.org/markup-compatibility/2006" xmlns:o="urn:schemas-microsoft-com:office:office" xmlns:r="http://schemas.openxmlformats.org/officeDocument/2006/relationships" xmlns:m="http://schemas.openxmlformats.org/officeDocument/2006/math" xmlns:v="urn:schemas-microsoft-com:vml" xmlns:wp14="http://schemas.microsoft.com/office/word/2010/wordprocessingDrawing" xmlns:wp="http://schemas.openxmlformats.org/drawingml/2006/wordprocessingDrawing" xmlns:w="http://schemas.openxmlformats.org/wordprocessingml/2006/main" xmlns:w14="http://schemas.microsoft.com/office/word/2010/wordml" xmlns:w15="http://schemas.microsoft.com/office/word/2012/wordml" xmlns:w10="urn:schemas-microsoft-com:office:word" xmlns:wpg="http://schemas.microsoft.com/office/word/2010/wordprocessingGroup" xmlns:wpi="http://schemas.microsoft.com/office/word/2010/wordprocessingInk" xmlns:wne="http://schemas.microsoft.com/office/word/2006/wordml" xmlns:wps="http://schemas.microsoft.com/office/word/2010/wordprocessingShape" xmlns:wpsCustomData="http://www.wps.cn/officeDocument/2013/wpsCustomData" mc:Ignorable="w14 w15 wp14">
+  <w:endnote w:type="separator" w:id="0">
+    <w:p>
+      <w:pPr>
+        <w:spacing w:line="240" w:lineRule="auto"/>
+      </w:pPr>
+      <w:r>
+        <w:separator/>
+      </w:r>
+    </w:p>
+  </w:endnote>
+  <w:endnote w:type="continuationSeparator" w:id="1">
+    <w:p>
+      <w:pPr>
+        <w:spacing w:line="240" w:lineRule="auto"/>
+      </w:pPr>
+      <w:r>
+        <w:continuationSeparator/>
+      </w:r>
+    </w:p>
+  </w:endnote>
+</w:endnotes>
+</file>
+
+<file path=word/footnotes.xml><?xml version="1.0" encoding="utf-8"?>
+<w:footnotes xmlns:wpc="http://schemas.microsoft.com/office/word/2010/wordprocessingCanvas" xmlns:mc="http://schemas.openxmlformats.org/markup-compatibility/2006" xmlns:o="urn:schemas-microsoft-com:office:office" xmlns:r="http://schemas.openxmlformats.org/officeDocument/2006/relationships" xmlns:m="http://schemas.openxmlformats.org/officeDocument/2006/math" xmlns:v="urn:schemas-microsoft-com:vml" xmlns:wp14="http://schemas.microsoft.com/office/word/2010/wordprocessingDrawing" xmlns:wp="http://schemas.openxmlformats.org/drawingml/2006/wordprocessingDrawing" xmlns:w="http://schemas.openxmlformats.org/wordprocessingml/2006/main" xmlns:w14="http://schemas.microsoft.com/office/word/2010/wordml" xmlns:w15="http://schemas.microsoft.com/office/word/2012/wordml" xmlns:w10="urn:schemas-microsoft-com:office:word" xmlns:wpg="http://schemas.microsoft.com/office/word/2010/wordprocessingGroup" xmlns:wpi="http://schemas.microsoft.com/office/word/2010/wordprocessingInk" xmlns:wne="http://schemas.microsoft.com/office/word/2006/wordml" xmlns:wps="http://schemas.microsoft.com/office/word/2010/wordprocessingShape" xmlns:wpsCustomData="http://www.wps.cn/officeDocument/2013/wpsCustomData" mc:Ignorable="w14 w15 wp14">
+  <w:footnote w:type="separator" w:id="0">
+    <w:p>
+      <w:pPr>
+        <w:spacing w:line="240" w:lineRule="auto"/>
+      </w:pPr>
+      <w:r>
+        <w:separator/>
+      </w:r>
+    </w:p>
+  </w:footnote>
+  <w:footnote w:type="continuationSeparator" w:id="1">
+    <w:p>
+      <w:pPr>
+        <w:spacing w:line="240" w:lineRule="auto"/>
+      </w:pPr>
+      <w:r>
+        <w:continuationSeparator/>
+      </w:r>
+    </w:p>
+  </w:footnote>
+</w:footnotes>
+</file>
+
 <file path=word/styles.xml><?xml version="1.0" encoding="utf-8"?>
-<w:styles xmlns:mc="http://schemas.openxmlformats.org/markup-compatibility/2006" xmlns:r="http://schemas.openxmlformats.org/officeDocument/2006/relationships" xmlns:w="http://schemas.openxmlformats.org/wordprocessingml/2006/main" xmlns:w14="http://schemas.microsoft.com/office/word/2010/wordml" xmlns:w15="http://schemas.microsoft.com/office/word/2012/wordml" mc:Ignorable="w14 w15">
+<w:styles xmlns:mc="http://schemas.openxmlformats.org/markup-compatibility/2006" xmlns:o="urn:schemas-microsoft-com:office:office" xmlns:r="http://schemas.openxmlformats.org/officeDocument/2006/relationships" xmlns:m="http://schemas.openxmlformats.org/officeDocument/2006/math" xmlns:v="urn:schemas-microsoft-com:vml" xmlns:w="http://schemas.openxmlformats.org/wordprocessingml/2006/main" xmlns:w14="http://schemas.microsoft.com/office/word/2010/wordml" xmlns:w10="urn:schemas-microsoft-com:office:word" xmlns:sl="http://schemas.openxmlformats.org/schemaLibrary/2006/main" xmlns:wpsCustomData="http://www.wps.cn/officeDocument/2013/wpsCustomData" mc:Ignorable="w14">
   <w:docDefaults>
     <w:rPrDefault>
       <w:rPr>
-        <w:rFonts w:ascii="Arial" w:eastAsia="Arial" w:hAnsi="Arial" w:cs="Arial"/>
+        <w:rFonts w:ascii="Arial" w:hAnsi="Arial" w:eastAsia="Arial" w:cs="Arial"/>
       </w:rPr>
     </w:rPrDefault>
     <w:pPrDefault/>
   </w:docDefaults>
-  <w:latentStyles w:defLockedState="0" w:defUIPriority="99" w:defSemiHidden="1" w:defUnhideWhenUsed="1" w:defQFormat="0" w:count="260">
-    <w:lsdException w:name="Normal" w:uiPriority="0" w:unhideWhenUsed="0" w:qFormat="1"/>
-    <w:lsdException w:name="heading 1" w:semiHidden="0" w:uiPriority="0" w:unhideWhenUsed="0" w:qFormat="1"/>
-    <w:lsdException w:name="heading 2" w:uiPriority="0" w:qFormat="1"/>
-    <w:lsdException w:name="heading 3" w:uiPriority="0" w:qFormat="1"/>
-    <w:lsdException w:name="heading 4" w:uiPriority="0" w:qFormat="1"/>
-    <w:lsdException w:name="heading 5" w:uiPriority="0" w:qFormat="1"/>
-    <w:lsdException w:name="heading 6" w:uiPriority="0" w:qFormat="1"/>
-    <w:lsdException w:name="heading 7" w:uiPriority="0" w:qFormat="1"/>
-    <w:lsdException w:name="heading 8" w:uiPriority="0" w:qFormat="1"/>
-    <w:lsdException w:name="heading 9" w:uiPriority="0" w:qFormat="1"/>
-    <w:lsdException w:name="index 1" w:semiHidden="0" w:uiPriority="0" w:unhideWhenUsed="0"/>
-    <w:lsdException w:name="index 2" w:semiHidden="0" w:uiPriority="0" w:unhideWhenUsed="0"/>
-    <w:lsdException w:name="index 3" w:semiHidden="0" w:uiPriority="0" w:unhideWhenUsed="0"/>
-    <w:lsdException w:name="index 4" w:semiHidden="0" w:uiPriority="0" w:unhideWhenUsed="0"/>
-    <w:lsdException w:name="index 5" w:semiHidden="0" w:uiPriority="0" w:unhideWhenUsed="0"/>
-    <w:lsdException w:name="index 6" w:semiHidden="0" w:uiPriority="0" w:unhideWhenUsed="0"/>
-    <w:lsdException w:name="index 7" w:semiHidden="0" w:uiPriority="0" w:unhideWhenUsed="0"/>
-    <w:lsdException w:name="index 8" w:semiHidden="0" w:uiPriority="0" w:unhideWhenUsed="0"/>
-    <w:lsdException w:name="index 9" w:semiHidden="0" w:uiPriority="0" w:unhideWhenUsed="0"/>
-    <w:lsdException w:name="toc 1" w:semiHidden="0" w:uiPriority="0" w:unhideWhenUsed="0"/>
-    <w:lsdException w:name="toc 2" w:semiHidden="0" w:uiPriority="0" w:unhideWhenUsed="0"/>
-    <w:lsdException w:name="toc 3" w:semiHidden="0" w:uiPriority="0" w:unhideWhenUsed="0"/>
-    <w:lsdException w:name="toc 4" w:semiHidden="0" w:uiPriority="0" w:unhideWhenUsed="0"/>
-    <w:lsdException w:name="toc 5" w:semiHidden="0" w:uiPriority="0" w:unhideWhenUsed="0"/>
-    <w:lsdException w:name="toc 6" w:semiHidden="0" w:uiPriority="0" w:unhideWhenUsed="0"/>
-    <w:lsdException w:name="toc 7" w:semiHidden="0" w:uiPriority="0" w:unhideWhenUsed="0"/>
-    <w:lsdException w:name="toc 8" w:semiHidden="0" w:uiPriority="0" w:unhideWhenUsed="0"/>
-    <w:lsdException w:name="toc 9" w:semiHidden="0" w:uiPriority="0" w:unhideWhenUsed="0"/>
-    <w:lsdException w:name="Normal Indent" w:semiHidden="0" w:uiPriority="0" w:unhideWhenUsed="0"/>
-    <w:lsdException w:name="footnote text" w:semiHidden="0" w:uiPriority="0" w:unhideWhenUsed="0"/>
-    <w:lsdException w:name="annotation text" w:semiHidden="0" w:uiPriority="0" w:unhideWhenUsed="0"/>
-    <w:lsdException w:name="header" w:semiHidden="0" w:uiPriority="0" w:unhideWhenUsed="0"/>
-    <w:lsdException w:name="footer" w:semiHidden="0" w:uiPriority="0" w:unhideWhenUsed="0"/>
-    <w:lsdException w:name="index heading" w:semiHidden="0" w:uiPriority="0" w:unhideWhenUsed="0"/>
-    <w:lsdException w:name="caption" w:uiPriority="0" w:qFormat="1"/>
-    <w:lsdException w:name="table of figures" w:semiHidden="0" w:uiPriority="0" w:unhideWhenUsed="0"/>
-    <w:lsdException w:name="envelope address" w:semiHidden="0" w:uiPriority="0" w:unhideWhenUsed="0"/>
-    <w:lsdException w:name="envelope return" w:semiHidden="0" w:uiPriority="0" w:unhideWhenUsed="0"/>
-    <w:lsdException w:name="footnote reference" w:semiHidden="0" w:uiPriority="0" w:unhideWhenUsed="0"/>
-    <w:lsdException w:name="annotation reference" w:semiHidden="0" w:uiPriority="0" w:unhideWhenUsed="0"/>
-    <w:lsdException w:name="line number" w:semiHidden="0" w:uiPriority="0" w:unhideWhenUsed="0"/>
-    <w:lsdException w:name="page number" w:semiHidden="0" w:uiPriority="0" w:unhideWhenUsed="0"/>
-    <w:lsdException w:name="endnote reference" w:semiHidden="0" w:uiPriority="0" w:unhideWhenUsed="0"/>
-    <w:lsdException w:name="endnote text" w:semiHidden="0" w:uiPriority="0" w:unhideWhenUsed="0"/>
-    <w:lsdException w:name="table of authorities" w:semiHidden="0" w:uiPriority="0" w:unhideWhenUsed="0"/>
-    <w:lsdException w:name="macro" w:semiHidden="0" w:uiPriority="0" w:unhideWhenUsed="0"/>
-    <w:lsdException w:name="toa heading" w:semiHidden="0" w:uiPriority="0" w:unhideWhenUsed="0"/>
-    <w:lsdException w:name="List" w:semiHidden="0" w:uiPriority="0" w:unhideWhenUsed="0"/>
-    <w:lsdException w:name="List Bullet" w:semiHidden="0" w:uiPriority="0" w:unhideWhenUsed="0"/>
-    <w:lsdException w:name="List Number" w:semiHidden="0" w:uiPriority="0" w:unhideWhenUsed="0"/>
-    <w:lsdException w:name="List 2" w:semiHidden="0" w:uiPriority="0" w:unhideWhenUsed="0"/>
-    <w:lsdException w:name="List 3" w:semiHidden="0" w:uiPriority="0" w:unhideWhenUsed="0"/>
-    <w:lsdException w:name="List 4" w:semiHidden="0" w:uiPriority="0" w:unhideWhenUsed="0"/>
-    <w:lsdException w:name="List 5" w:semiHidden="0" w:uiPriority="0" w:unhideWhenUsed="0"/>
-    <w:lsdException w:name="List Bullet 2" w:semiHidden="0" w:uiPriority="0" w:unhideWhenUsed="0"/>
-    <w:lsdException w:name="List Bullet 3" w:semiHidden="0" w:uiPriority="0" w:unhideWhenUsed="0"/>
-    <w:lsdException w:name="List Bullet 4" w:semiHidden="0" w:uiPriority="0" w:unhideWhenUsed="0"/>
-    <w:lsdException w:name="List Bullet 5" w:semiHidden="0" w:uiPriority="0" w:unhideWhenUsed="0"/>
-    <w:lsdException w:name="List Number 2" w:semiHidden="0" w:uiPriority="0" w:unhideWhenUsed="0"/>
-    <w:lsdException w:name="List Number 3" w:semiHidden="0" w:uiPriority="0" w:unhideWhenUsed="0"/>
-    <w:lsdException w:name="List Number 4" w:semiHidden="0" w:uiPriority="0" w:unhideWhenUsed="0"/>
-    <w:lsdException w:name="List Number 5" w:semiHidden="0" w:uiPriority="0" w:unhideWhenUsed="0"/>
-    <w:lsdException w:name="Title" w:semiHidden="0" w:uiPriority="0" w:unhideWhenUsed="0" w:qFormat="1"/>
-    <w:lsdException w:name="Closing" w:semiHidden="0" w:uiPriority="0" w:unhideWhenUsed="0"/>
-    <w:lsdException w:name="Signature" w:semiHidden="0" w:uiPriority="0" w:unhideWhenUsed="0"/>
-    <w:lsdException w:name="Default Paragraph Font" w:uiPriority="0" w:unhideWhenUsed="0" w:qFormat="1"/>
-    <w:lsdException w:name="Body Text" w:semiHidden="0" w:uiPriority="0" w:unhideWhenUsed="0"/>
-    <w:lsdException w:name="Body Text Indent" w:semiHidden="0" w:uiPriority="0" w:unhideWhenUsed="0"/>
-    <w:lsdException w:name="List Continue" w:semiHidden="0" w:uiPriority="0" w:unhideWhenUsed="0"/>
-    <w:lsdException w:name="List Continue 2" w:semiHidden="0" w:uiPriority="0" w:unhideWhenUsed="0"/>
-    <w:lsdException w:name="List Continue 3" w:semiHidden="0" w:uiPriority="0" w:unhideWhenUsed="0"/>
-    <w:lsdException w:name="List Continue 4" w:semiHidden="0" w:uiPriority="0" w:unhideWhenUsed="0"/>
-    <w:lsdException w:name="List Continue 5" w:semiHidden="0" w:uiPriority="0" w:unhideWhenUsed="0"/>
-    <w:lsdException w:name="Message Header" w:semiHidden="0" w:uiPriority="0" w:unhideWhenUsed="0"/>
-    <w:lsdException w:name="Subtitle" w:semiHidden="0" w:uiPriority="0" w:unhideWhenUsed="0" w:qFormat="1"/>
-    <w:lsdException w:name="Salutation" w:semiHidden="0" w:uiPriority="0" w:unhideWhenUsed="0"/>
-    <w:lsdException w:name="Date" w:semiHidden="0" w:uiPriority="0" w:unhideWhenUsed="0"/>
-    <w:lsdException w:name="Body Text First Indent" w:semiHidden="0" w:uiPriority="0" w:unhideWhenUsed="0"/>
-    <w:lsdException w:name="Body Text First Indent 2" w:semiHidden="0" w:uiPriority="0" w:unhideWhenUsed="0"/>
-    <w:lsdException w:name="Body Text 2" w:semiHidden="0" w:uiPriority="0" w:unhideWhenUsed="0"/>
-    <w:lsdException w:name="Body Text 3" w:semiHidden="0" w:uiPriority="0" w:unhideWhenUsed="0"/>
-    <w:lsdException w:name="Body Text Indent 2" w:semiHidden="0" w:uiPriority="0" w:unhideWhenUsed="0"/>
-    <w:lsdException w:name="Body Text Indent 3" w:semiHidden="0" w:uiPriority="0" w:unhideWhenUsed="0"/>
-    <w:lsdException w:name="Block Text" w:semiHidden="0" w:uiPriority="0" w:unhideWhenUsed="0"/>
-    <w:lsdException w:name="Hyperlink" w:semiHidden="0" w:uiPriority="0" w:unhideWhenUsed="0"/>
-    <w:lsdException w:name="FollowedHyperlink" w:semiHidden="0" w:uiPriority="0" w:unhideWhenUsed="0"/>
-    <w:lsdException w:name="Strong" w:semiHidden="0" w:uiPriority="0" w:unhideWhenUsed="0" w:qFormat="1"/>
-    <w:lsdException w:name="Emphasis" w:semiHidden="0" w:uiPriority="0" w:unhideWhenUsed="0" w:qFormat="1"/>
-    <w:lsdException w:name="Document Map" w:semiHidden="0" w:uiPriority="0" w:unhideWhenUsed="0"/>
-    <w:lsdException w:name="Plain Text" w:semiHidden="0" w:uiPriority="0" w:unhideWhenUsed="0"/>
-    <w:lsdException w:name="E-mail Signature" w:semiHidden="0" w:uiPriority="0" w:unhideWhenUsed="0"/>
-    <w:lsdException w:name="Normal (Web)" w:semiHidden="0" w:uiPriority="0" w:unhideWhenUsed="0"/>
-    <w:lsdException w:name="HTML Acronym" w:semiHidden="0" w:uiPriority="0" w:unhideWhenUsed="0"/>
-    <w:lsdException w:name="HTML Address" w:semiHidden="0" w:uiPriority="0" w:unhideWhenUsed="0"/>
-    <w:lsdException w:name="HTML Cite" w:semiHidden="0" w:uiPriority="0" w:unhideWhenUsed="0"/>
-    <w:lsdException w:name="HTML Code" w:semiHidden="0" w:uiPriority="0" w:unhideWhenUsed="0"/>
-    <w:lsdException w:name="HTML Definition" w:semiHidden="0" w:uiPriority="0" w:unhideWhenUsed="0"/>
-    <w:lsdException w:name="HTML Keyboard" w:semiHidden="0" w:uiPriority="0" w:unhideWhenUsed="0"/>
-    <w:lsdException w:name="HTML Preformatted" w:semiHidden="0" w:uiPriority="0" w:unhideWhenUsed="0"/>
-    <w:lsdException w:name="HTML Sample" w:semiHidden="0" w:uiPriority="0" w:unhideWhenUsed="0"/>
-    <w:lsdException w:name="HTML Typewriter" w:semiHidden="0" w:uiPriority="0" w:unhideWhenUsed="0"/>
-    <w:lsdException w:name="HTML Variable" w:semiHidden="0" w:uiPriority="0" w:unhideWhenUsed="0"/>
-    <w:lsdException w:name="Normal Table" w:uiPriority="0" w:unhideWhenUsed="0" w:qFormat="1"/>
-    <w:lsdException w:name="annotation subject" w:semiHidden="0" w:uiPriority="0" w:unhideWhenUsed="0"/>
-    <w:lsdException w:name="Table Simple 1" w:semiHidden="0" w:uiPriority="0" w:unhideWhenUsed="0"/>
-    <w:lsdException w:name="Table Simple 2" w:semiHidden="0" w:uiPriority="0" w:unhideWhenUsed="0"/>
-    <w:lsdException w:name="Table Simple 3" w:semiHidden="0" w:uiPriority="0" w:unhideWhenUsed="0"/>
-    <w:lsdException w:name="Table Classic 1" w:semiHidden="0" w:uiPriority="0" w:unhideWhenUsed="0"/>
-    <w:lsdException w:name="Table Classic 2" w:semiHidden="0" w:uiPriority="0" w:unhideWhenUsed="0"/>
-    <w:lsdException w:name="Table Classic 3" w:semiHidden="0" w:uiPriority="0" w:unhideWhenUsed="0"/>
-    <w:lsdException w:name="Table Classic 4" w:semiHidden="0" w:uiPriority="0" w:unhideWhenUsed="0"/>
-    <w:lsdException w:name="Table Colorful 1" w:semiHidden="0" w:uiPriority="0" w:unhideWhenUsed="0"/>
-    <w:lsdException w:name="Table Colorful 2" w:semiHidden="0" w:uiPriority="0" w:unhideWhenUsed="0"/>
-    <w:lsdException w:name="Table Colorful 3" w:semiHidden="0" w:uiPriority="0" w:unhideWhenUsed="0"/>
-    <w:lsdException w:name="Table Columns 1" w:semiHidden="0" w:uiPriority="0" w:unhideWhenUsed="0"/>
-    <w:lsdException w:name="Table Columns 2" w:semiHidden="0" w:uiPriority="0" w:unhideWhenUsed="0"/>
-    <w:lsdException w:name="Table Columns 3" w:semiHidden="0" w:uiPriority="0" w:unhideWhenUsed="0"/>
-    <w:lsdException w:name="Table Columns 4" w:semiHidden="0" w:uiPriority="0" w:unhideWhenUsed="0"/>
-    <w:lsdException w:name="Table Columns 5" w:semiHidden="0" w:uiPriority="0" w:unhideWhenUsed="0"/>
-    <w:lsdException w:name="Table Grid 1" w:semiHidden="0" w:uiPriority="0" w:unhideWhenUsed="0"/>
-    <w:lsdException w:name="Table Grid 2" w:semiHidden="0" w:uiPriority="0" w:unhideWhenUsed="0"/>
-    <w:lsdException w:name="Table Grid 3" w:semiHidden="0" w:uiPriority="0" w:unhideWhenUsed="0"/>
-    <w:lsdException w:name="Table Grid 4" w:semiHidden="0" w:uiPriority="0" w:unhideWhenUsed="0"/>
-    <w:lsdException w:name="Table Grid 5" w:semiHidden="0" w:uiPriority="0" w:unhideWhenUsed="0"/>
-    <w:lsdException w:name="Table Grid 6" w:semiHidden="0" w:uiPriority="0" w:unhideWhenUsed="0"/>
-    <w:lsdException w:name="Table Grid 7" w:semiHidden="0" w:uiPriority="0" w:unhideWhenUsed="0"/>
-    <w:lsdException w:name="Table Grid 8" w:semiHidden="0" w:uiPriority="0" w:unhideWhenUsed="0"/>
-    <w:lsdException w:name="Table List 1" w:semiHidden="0" w:uiPriority="0" w:unhideWhenUsed="0"/>
-    <w:lsdException w:name="Table List 2" w:semiHidden="0" w:uiPriority="0" w:unhideWhenUsed="0"/>
-    <w:lsdException w:name="Table List 3" w:semiHidden="0" w:uiPriority="0" w:unhideWhenUsed="0"/>
-    <w:lsdException w:name="Table List 4" w:semiHidden="0" w:uiPriority="0" w:unhideWhenUsed="0"/>
-    <w:lsdException w:name="Table List 5" w:semiHidden="0" w:uiPriority="0" w:unhideWhenUsed="0"/>
-    <w:lsdException w:name="Table List 6" w:semiHidden="0" w:uiPriority="0" w:unhideWhenUsed="0"/>
-    <w:lsdException w:name="Table List 7" w:semiHidden="0" w:uiPriority="0" w:unhideWhenUsed="0"/>
-    <w:lsdException w:name="Table List 8" w:semiHidden="0" w:uiPriority="0" w:unhideWhenUsed="0"/>
-    <w:lsdException w:name="Table 3D effects 1" w:semiHidden="0" w:uiPriority="0" w:unhideWhenUsed="0"/>
-    <w:lsdException w:name="Table 3D effects 2" w:semiHidden="0" w:uiPriority="0" w:unhideWhenUsed="0"/>
-    <w:lsdException w:name="Table 3D effects 3" w:semiHidden="0" w:uiPriority="0" w:unhideWhenUsed="0"/>
-    <w:lsdException w:name="Table Contemporary" w:semiHidden="0" w:uiPriority="0" w:unhideWhenUsed="0"/>
-    <w:lsdException w:name="Table Elegant" w:semiHidden="0" w:uiPriority="0" w:unhideWhenUsed="0"/>
-    <w:lsdException w:name="Table Professional" w:semiHidden="0" w:uiPriority="0" w:unhideWhenUsed="0"/>
-    <w:lsdException w:name="Table Subtle 1" w:semiHidden="0" w:uiPriority="0" w:unhideWhenUsed="0"/>
-    <w:lsdException w:name="Table Subtle 2" w:semiHidden="0" w:uiPriority="0" w:unhideWhenUsed="0"/>
-    <w:lsdException w:name="Table Web 1" w:semiHidden="0" w:uiPriority="0" w:unhideWhenUsed="0"/>
-    <w:lsdException w:name="Table Web 2" w:semiHidden="0" w:uiPriority="0" w:unhideWhenUsed="0"/>
-    <w:lsdException w:name="Table Web 3" w:semiHidden="0" w:uiPriority="0" w:unhideWhenUsed="0"/>
-    <w:lsdException w:name="Balloon Text" w:semiHidden="0" w:uiPriority="0" w:unhideWhenUsed="0"/>
-    <w:lsdException w:name="Table Grid" w:semiHidden="0" w:uiPriority="0" w:unhideWhenUsed="0"/>
-    <w:lsdException w:name="Table Theme" w:semiHidden="0" w:uiPriority="0" w:unhideWhenUsed="0"/>
-    <w:lsdException w:name="Light Shading" w:semiHidden="0" w:uiPriority="60" w:unhideWhenUsed="0"/>
-    <w:lsdException w:name="Light List" w:semiHidden="0" w:uiPriority="61" w:unhideWhenUsed="0"/>
-    <w:lsdException w:name="Light Grid" w:semiHidden="0" w:uiPriority="62" w:unhideWhenUsed="0"/>
-    <w:lsdException w:name="Medium Shading 1" w:semiHidden="0" w:uiPriority="63" w:unhideWhenUsed="0"/>
-    <w:lsdException w:name="Medium Shading 2" w:semiHidden="0" w:uiPriority="64" w:unhideWhenUsed="0"/>
-    <w:lsdException w:name="Medium List 1" w:semiHidden="0" w:uiPriority="65" w:unhideWhenUsed="0"/>
-    <w:lsdException w:name="Medium List 2" w:semiHidden="0" w:uiPriority="66" w:unhideWhenUsed="0"/>
-    <w:lsdException w:name="Medium Grid 1" w:semiHidden="0" w:uiPriority="67" w:unhideWhenUsed="0"/>
-    <w:lsdException w:name="Medium Grid 2" w:semiHidden="0" w:uiPriority="68" w:unhideWhenUsed="0"/>
-    <w:lsdException w:name="Medium Grid 3" w:semiHidden="0" w:uiPriority="69" w:unhideWhenUsed="0"/>
-    <w:lsdException w:name="Dark List" w:semiHidden="0" w:uiPriority="70" w:unhideWhenUsed="0"/>
-    <w:lsdException w:name="Colorful Shading" w:semiHidden="0" w:uiPriority="71" w:unhideWhenUsed="0"/>
-    <w:lsdException w:name="Colorful List" w:semiHidden="0" w:uiPriority="72" w:unhideWhenUsed="0"/>
-    <w:lsdException w:name="Colorful Grid" w:semiHidden="0" w:uiPriority="73" w:unhideWhenUsed="0"/>
-    <w:lsdException w:name="Light Shading Accent 1" w:semiHidden="0" w:uiPriority="60" w:unhideWhenUsed="0"/>
-    <w:lsdException w:name="Light List Accent 1" w:semiHidden="0" w:uiPriority="61" w:unhideWhenUsed="0"/>
-    <w:lsdException w:name="Light Grid Accent 1" w:semiHidden="0" w:uiPriority="62" w:unhideWhenUsed="0"/>
-    <w:lsdException w:name="Medium Shading 1 Accent 1" w:semiHidden="0" w:uiPriority="63" w:unhideWhenUsed="0"/>
-    <w:lsdException w:name="Medium Shading 2 Accent 1" w:semiHidden="0" w:uiPriority="64" w:unhideWhenUsed="0"/>
-    <w:lsdException w:name="Medium List 1 Accent 1" w:semiHidden="0" w:uiPriority="65" w:unhideWhenUsed="0"/>
-    <w:lsdException w:name="Medium List 2 Accent 1" w:semiHidden="0" w:uiPriority="66" w:unhideWhenUsed="0"/>
-    <w:lsdException w:name="Medium Grid 1 Accent 1" w:semiHidden="0" w:uiPriority="67" w:unhideWhenUsed="0"/>
-    <w:lsdException w:name="Medium Grid 2 Accent 1" w:semiHidden="0" w:uiPriority="68" w:unhideWhenUsed="0"/>
-    <w:lsdException w:name="Medium Grid 3 Accent 1" w:semiHidden="0" w:uiPriority="69" w:unhideWhenUsed="0"/>
-    <w:lsdException w:name="Dark List Accent 1" w:semiHidden="0" w:uiPriority="70" w:unhideWhenUsed="0"/>
-    <w:lsdException w:name="Colorful Shading Accent 1" w:semiHidden="0" w:uiPriority="71" w:unhideWhenUsed="0"/>
-    <w:lsdException w:name="Colorful List Accent 1" w:semiHidden="0" w:uiPriority="72" w:unhideWhenUsed="0"/>
-    <w:lsdException w:name="Colorful Grid Accent 1" w:semiHidden="0" w:uiPriority="73" w:unhideWhenUsed="0"/>
-    <w:lsdException w:name="Light Shading Accent 2" w:semiHidden="0" w:uiPriority="60" w:unhideWhenUsed="0"/>
-    <w:lsdException w:name="Light List Accent 2" w:semiHidden="0" w:uiPriority="61" w:unhideWhenUsed="0"/>
-    <w:lsdException w:name="Light Grid Accent 2" w:semiHidden="0" w:uiPriority="62" w:unhideWhenUsed="0"/>
-    <w:lsdException w:name="Medium Shading 1 Accent 2" w:semiHidden="0" w:uiPriority="63" w:unhideWhenUsed="0"/>
-    <w:lsdException w:name="Medium Shading 2 Accent 2" w:semiHidden="0" w:uiPriority="64" w:unhideWhenUsed="0"/>
-    <w:lsdException w:name="Medium List 1 Accent 2" w:semiHidden="0" w:uiPriority="65" w:unhideWhenUsed="0"/>
-    <w:lsdException w:name="Medium List 2 Accent 2" w:semiHidden="0" w:uiPriority="66" w:unhideWhenUsed="0"/>
-    <w:lsdException w:name="Medium Grid 1 Accent 2" w:semiHidden="0" w:uiPriority="67" w:unhideWhenUsed="0"/>
-    <w:lsdException w:name="Medium Grid 2 Accent 2" w:semiHidden="0" w:uiPriority="68" w:unhideWhenUsed="0"/>
-    <w:lsdException w:name="Medium Grid 3 Accent 2" w:semiHidden="0" w:uiPriority="69" w:unhideWhenUsed="0"/>
-    <w:lsdException w:name="Dark List Accent 2" w:semiHidden="0" w:uiPriority="70" w:unhideWhenUsed="0"/>
-    <w:lsdException w:name="Colorful Shading Accent 2" w:semiHidden="0" w:uiPriority="71" w:unhideWhenUsed="0"/>
-    <w:lsdException w:name="Colorful List Accent 2" w:semiHidden="0" w:uiPriority="72" w:unhideWhenUsed="0"/>
-    <w:lsdException w:name="Colorful Grid Accent 2" w:semiHidden="0" w:uiPriority="73" w:unhideWhenUsed="0"/>
-    <w:lsdException w:name="Light Shading Accent 3" w:semiHidden="0" w:uiPriority="60" w:unhideWhenUsed="0"/>
-    <w:lsdException w:name="Light List Accent 3" w:semiHidden="0" w:uiPriority="61" w:unhideWhenUsed="0"/>
-    <w:lsdException w:name="Light Grid Accent 3" w:semiHidden="0" w:uiPriority="62" w:unhideWhenUsed="0"/>
-    <w:lsdException w:name="Medium Shading 1 Accent 3" w:semiHidden="0" w:uiPriority="63" w:unhideWhenUsed="0"/>
-    <w:lsdException w:name="Medium Shading 2 Accent 3" w:semiHidden="0" w:uiPriority="64" w:unhideWhenUsed="0"/>
-    <w:lsdException w:name="Medium List 1 Accent 3" w:semiHidden="0" w:uiPriority="65" w:unhideWhenUsed="0"/>
-    <w:lsdException w:name="Medium List 2 Accent 3" w:semiHidden="0" w:uiPriority="66" w:unhideWhenUsed="0"/>
-    <w:lsdException w:name="Medium Grid 1 Accent 3" w:semiHidden="0" w:uiPriority="67" w:unhideWhenUsed="0"/>
-    <w:lsdException w:name="Medium Grid 2 Accent 3" w:semiHidden="0" w:uiPriority="68" w:unhideWhenUsed="0"/>
-    <w:lsdException w:name="Medium Grid 3 Accent 3" w:semiHidden="0" w:uiPriority="69" w:unhideWhenUsed="0"/>
-    <w:lsdException w:name="Dark List Accent 3" w:semiHidden="0" w:uiPriority="70" w:unhideWhenUsed="0"/>
-    <w:lsdException w:name="Colorful Shading Accent 3" w:semiHidden="0" w:uiPriority="71" w:unhideWhenUsed="0"/>
-    <w:lsdException w:name="Colorful List Accent 3" w:semiHidden="0" w:uiPriority="72" w:unhideWhenUsed="0"/>
-    <w:lsdException w:name="Colorful Grid Accent 3" w:semiHidden="0" w:uiPriority="73" w:unhideWhenUsed="0"/>
-    <w:lsdException w:name="Light Shading Accent 4" w:semiHidden="0" w:uiPriority="60" w:unhideWhenUsed="0"/>
-    <w:lsdException w:name="Light List Accent 4" w:semiHidden="0" w:uiPriority="61" w:unhideWhenUsed="0"/>
-    <w:lsdException w:name="Light Grid Accent 4" w:semiHidden="0" w:uiPriority="62" w:unhideWhenUsed="0"/>
-    <w:lsdException w:name="Medium Shading 1 Accent 4" w:semiHidden="0" w:uiPriority="63" w:unhideWhenUsed="0"/>
-    <w:lsdException w:name="Medium Shading 2 Accent 4" w:semiHidden="0" w:uiPriority="64" w:unhideWhenUsed="0"/>
-    <w:lsdException w:name="Medium List 1 Accent 4" w:semiHidden="0" w:uiPriority="65" w:unhideWhenUsed="0"/>
-    <w:lsdException w:name="Medium List 2 Accent 4" w:semiHidden="0" w:uiPriority="66" w:unhideWhenUsed="0"/>
-    <w:lsdException w:name="Medium Grid 1 Accent 4" w:semiHidden="0" w:uiPriority="67" w:unhideWhenUsed="0"/>
-    <w:lsdException w:name="Medium Grid 2 Accent 4" w:semiHidden="0" w:uiPriority="68" w:unhideWhenUsed="0"/>
-    <w:lsdException w:name="Medium Grid 3 Accent 4" w:semiHidden="0" w:uiPriority="69" w:unhideWhenUsed="0"/>
-    <w:lsdException w:name="Dark List Accent 4" w:semiHidden="0" w:uiPriority="70" w:unhideWhenUsed="0"/>
-    <w:lsdException w:name="Colorful Shading Accent 4" w:semiHidden="0" w:uiPriority="71" w:unhideWhenUsed="0"/>
-    <w:lsdException w:name="Colorful List Accent 4" w:semiHidden="0" w:uiPriority="72" w:unhideWhenUsed="0"/>
-    <w:lsdException w:name="Colorful Grid Accent 4" w:semiHidden="0" w:uiPriority="73" w:unhideWhenUsed="0"/>
-    <w:lsdException w:name="Light Shading Accent 5" w:semiHidden="0" w:uiPriority="60" w:unhideWhenUsed="0"/>
-    <w:lsdException w:name="Light List Accent 5" w:semiHidden="0" w:uiPriority="61" w:unhideWhenUsed="0"/>
-    <w:lsdException w:name="Light Grid Accent 5" w:semiHidden="0" w:uiPriority="62" w:unhideWhenUsed="0"/>
-    <w:lsdException w:name="Medium Shading 1 Accent 5" w:semiHidden="0" w:uiPriority="63" w:unhideWhenUsed="0"/>
-    <w:lsdException w:name="Medium Shading 2 Accent 5" w:semiHidden="0" w:uiPriority="64" w:unhideWhenUsed="0"/>
-    <w:lsdException w:name="Medium List 1 Accent 5" w:semiHidden="0" w:uiPriority="65" w:unhideWhenUsed="0"/>
-    <w:lsdException w:name="Medium List 2 Accent 5" w:semiHidden="0" w:uiPriority="66" w:unhideWhenUsed="0"/>
-    <w:lsdException w:name="Medium Grid 1 Accent 5" w:semiHidden="0" w:uiPriority="67" w:unhideWhenUsed="0"/>
-    <w:lsdException w:name="Medium Grid 2 Accent 5" w:semiHidden="0" w:uiPriority="68" w:unhideWhenUsed="0"/>
-    <w:lsdException w:name="Medium Grid 3 Accent 5" w:semiHidden="0" w:uiPriority="69" w:unhideWhenUsed="0"/>
-    <w:lsdException w:name="Dark List Accent 5" w:semiHidden="0" w:uiPriority="70" w:unhideWhenUsed="0"/>
-    <w:lsdException w:name="Colorful Shading Accent 5" w:semiHidden="0" w:uiPriority="71" w:unhideWhenUsed="0"/>
-    <w:lsdException w:name="Colorful List Accent 5" w:semiHidden="0" w:uiPriority="72" w:unhideWhenUsed="0"/>
-    <w:lsdException w:name="Colorful Grid Accent 5" w:semiHidden="0" w:uiPriority="73" w:unhideWhenUsed="0"/>
-    <w:lsdException w:name="Light Shading Accent 6" w:semiHidden="0" w:uiPriority="60" w:unhideWhenUsed="0"/>
-    <w:lsdException w:name="Light List Accent 6" w:semiHidden="0" w:uiPriority="61" w:unhideWhenUsed="0"/>
-    <w:lsdException w:name="Light Grid Accent 6" w:semiHidden="0" w:uiPriority="62" w:unhideWhenUsed="0"/>
-    <w:lsdException w:name="Medium Shading 1 Accent 6" w:semiHidden="0" w:uiPriority="63" w:unhideWhenUsed="0"/>
-    <w:lsdException w:name="Medium Shading 2 Accent 6" w:semiHidden="0" w:uiPriority="64" w:unhideWhenUsed="0"/>
-    <w:lsdException w:name="Medium List 1 Accent 6" w:semiHidden="0" w:uiPriority="65" w:unhideWhenUsed="0"/>
-    <w:lsdException w:name="Medium List 2 Accent 6" w:semiHidden="0" w:uiPriority="66" w:unhideWhenUsed="0"/>
-    <w:lsdException w:name="Medium Grid 1 Accent 6" w:semiHidden="0" w:uiPriority="67" w:unhideWhenUsed="0"/>
-    <w:lsdException w:name="Medium Grid 2 Accent 6" w:semiHidden="0" w:uiPriority="68" w:unhideWhenUsed="0"/>
-    <w:lsdException w:name="Medium Grid 3 Accent 6" w:semiHidden="0" w:uiPriority="69" w:unhideWhenUsed="0"/>
-    <w:lsdException w:name="Dark List Accent 6" w:semiHidden="0" w:uiPriority="70" w:unhideWhenUsed="0"/>
-    <w:lsdException w:name="Colorful Shading Accent 6" w:semiHidden="0" w:uiPriority="71" w:unhideWhenUsed="0"/>
-    <w:lsdException w:name="Colorful List Accent 6" w:semiHidden="0" w:uiPriority="72" w:unhideWhenUsed="0"/>
-    <w:lsdException w:name="Colorful Grid Accent 6" w:semiHidden="0" w:uiPriority="73" w:unhideWhenUsed="0"/>
+  <w:latentStyles w:count="260" w:defQFormat="0" w:defUnhideWhenUsed="1" w:defSemiHidden="1" w:defUIPriority="99" w:defLockedState="0">
+    <w:lsdException w:qFormat="1" w:unhideWhenUsed="0" w:uiPriority="0" w:name="Normal"/>
+    <w:lsdException w:qFormat="1" w:unhideWhenUsed="0" w:uiPriority="0" w:semiHidden="0" w:name="heading 1"/>
+    <w:lsdException w:qFormat="1" w:uiPriority="0" w:name="heading 2"/>
+    <w:lsdException w:qFormat="1" w:uiPriority="0" w:name="heading 3"/>
+    <w:lsdException w:qFormat="1" w:uiPriority="0" w:name="heading 4"/>
+    <w:lsdException w:qFormat="1" w:uiPriority="0" w:name="heading 5"/>
+    <w:lsdException w:qFormat="1" w:uiPriority="0" w:name="heading 6"/>
+    <w:lsdException w:qFormat="1" w:uiPriority="0" w:name="heading 7"/>
+    <w:lsdException w:qFormat="1" w:uiPriority="0" w:name="heading 8"/>
+    <w:lsdException w:qFormat="1" w:uiPriority="0" w:name="heading 9"/>
+    <w:lsdException w:unhideWhenUsed="0" w:uiPriority="0" w:semiHidden="0" w:name="index 1"/>
+    <w:lsdException w:unhideWhenUsed="0" w:uiPriority="0" w:semiHidden="0" w:name="index 2"/>
+    <w:lsdException w:unhideWhenUsed="0" w:uiPriority="0" w:semiHidden="0" w:name="index 3"/>
+    <w:lsdException w:unhideWhenUsed="0" w:uiPriority="0" w:semiHidden="0" w:name="index 4"/>
+    <w:lsdException w:unhideWhenUsed="0" w:uiPriority="0" w:semiHidden="0" w:name="index 5"/>
+    <w:lsdException w:unhideWhenUsed="0" w:uiPriority="0" w:semiHidden="0" w:name="index 6"/>
+    <w:lsdException w:unhideWhenUsed="0" w:uiPriority="0" w:semiHidden="0" w:name="index 7"/>
+    <w:lsdException w:unhideWhenUsed="0" w:uiPriority="0" w:semiHidden="0" w:name="index 8"/>
+    <w:lsdException w:unhideWhenUsed="0" w:uiPriority="0" w:semiHidden="0" w:name="index 9"/>
+    <w:lsdException w:unhideWhenUsed="0" w:uiPriority="0" w:semiHidden="0" w:name="toc 1"/>
+    <w:lsdException w:unhideWhenUsed="0" w:uiPriority="0" w:semiHidden="0" w:name="toc 2"/>
+    <w:lsdException w:unhideWhenUsed="0" w:uiPriority="0" w:semiHidden="0" w:name="toc 3"/>
+    <w:lsdException w:unhideWhenUsed="0" w:uiPriority="0" w:semiHidden="0" w:name="toc 4"/>
+    <w:lsdException w:unhideWhenUsed="0" w:uiPriority="0" w:semiHidden="0" w:name="toc 5"/>
+    <w:lsdException w:unhideWhenUsed="0" w:uiPriority="0" w:semiHidden="0" w:name="toc 6"/>
+    <w:lsdException w:unhideWhenUsed="0" w:uiPriority="0" w:semiHidden="0" w:name="toc 7"/>
+    <w:lsdException w:unhideWhenUsed="0" w:uiPriority="0" w:semiHidden="0" w:name="toc 8"/>
+    <w:lsdException w:unhideWhenUsed="0" w:uiPriority="0" w:semiHidden="0" w:name="toc 9"/>
+    <w:lsdException w:unhideWhenUsed="0" w:uiPriority="0" w:semiHidden="0" w:name="Normal Indent"/>
+    <w:lsdException w:unhideWhenUsed="0" w:uiPriority="0" w:semiHidden="0" w:name="footnote text"/>
+    <w:lsdException w:unhideWhenUsed="0" w:uiPriority="0" w:semiHidden="0" w:name="annotation text"/>
+    <w:lsdException w:unhideWhenUsed="0" w:uiPriority="0" w:semiHidden="0" w:name="header"/>
+    <w:lsdException w:unhideWhenUsed="0" w:uiPriority="0" w:semiHidden="0" w:name="footer"/>
+    <w:lsdException w:unhideWhenUsed="0" w:uiPriority="0" w:semiHidden="0" w:name="index heading"/>
+    <w:lsdException w:qFormat="1" w:uiPriority="0" w:name="caption"/>
+    <w:lsdException w:unhideWhenUsed="0" w:uiPriority="0" w:semiHidden="0" w:name="table of figures"/>
+    <w:lsdException w:unhideWhenUsed="0" w:uiPriority="0" w:semiHidden="0" w:name="envelope address"/>
+    <w:lsdException w:unhideWhenUsed="0" w:uiPriority="0" w:semiHidden="0" w:name="envelope return"/>
+    <w:lsdException w:unhideWhenUsed="0" w:uiPriority="0" w:semiHidden="0" w:name="footnote reference"/>
+    <w:lsdException w:unhideWhenUsed="0" w:uiPriority="0" w:semiHidden="0" w:name="annotation reference"/>
+    <w:lsdException w:unhideWhenUsed="0" w:uiPriority="0" w:semiHidden="0" w:name="line number"/>
+    <w:lsdException w:unhideWhenUsed="0" w:uiPriority="0" w:semiHidden="0" w:name="page number"/>
+    <w:lsdException w:unhideWhenUsed="0" w:uiPriority="0" w:semiHidden="0" w:name="endnote reference"/>
+    <w:lsdException w:unhideWhenUsed="0" w:uiPriority="0" w:semiHidden="0" w:name="endnote text"/>
+    <w:lsdException w:unhideWhenUsed="0" w:uiPriority="0" w:semiHidden="0" w:name="table of authorities"/>
+    <w:lsdException w:unhideWhenUsed="0" w:uiPriority="0" w:semiHidden="0" w:name="macro"/>
+    <w:lsdException w:unhideWhenUsed="0" w:uiPriority="0" w:semiHidden="0" w:name="toa heading"/>
+    <w:lsdException w:unhideWhenUsed="0" w:uiPriority="0" w:semiHidden="0" w:name="List"/>
+    <w:lsdException w:unhideWhenUsed="0" w:uiPriority="0" w:semiHidden="0" w:name="List Bullet"/>
+    <w:lsdException w:unhideWhenUsed="0" w:uiPriority="0" w:semiHidden="0" w:name="List Number"/>
+    <w:lsdException w:unhideWhenUsed="0" w:uiPriority="0" w:semiHidden="0" w:name="List 2"/>
+    <w:lsdException w:unhideWhenUsed="0" w:uiPriority="0" w:semiHidden="0" w:name="List 3"/>
+    <w:lsdException w:unhideWhenUsed="0" w:uiPriority="0" w:semiHidden="0" w:name="List 4"/>
+    <w:lsdException w:unhideWhenUsed="0" w:uiPriority="0" w:semiHidden="0" w:name="List 5"/>
+    <w:lsdException w:unhideWhenUsed="0" w:uiPriority="0" w:semiHidden="0" w:name="List Bullet 2"/>
+    <w:lsdException w:unhideWhenUsed="0" w:uiPriority="0" w:semiHidden="0" w:name="List Bullet 3"/>
+    <w:lsdException w:unhideWhenUsed="0" w:uiPriority="0" w:semiHidden="0" w:name="List Bullet 4"/>
+    <w:lsdException w:unhideWhenUsed="0" w:uiPriority="0" w:semiHidden="0" w:name="List Bullet 5"/>
+    <w:lsdException w:unhideWhenUsed="0" w:uiPriority="0" w:semiHidden="0" w:name="List Number 2"/>
+    <w:lsdException w:unhideWhenUsed="0" w:uiPriority="0" w:semiHidden="0" w:name="List Number 3"/>
+    <w:lsdException w:unhideWhenUsed="0" w:uiPriority="0" w:semiHidden="0" w:name="List Number 4"/>
+    <w:lsdException w:unhideWhenUsed="0" w:uiPriority="0" w:semiHidden="0" w:name="List Number 5"/>
+    <w:lsdException w:qFormat="1" w:unhideWhenUsed="0" w:uiPriority="0" w:semiHidden="0" w:name="Title"/>
+    <w:lsdException w:unhideWhenUsed="0" w:uiPriority="0" w:semiHidden="0" w:name="Closing"/>
+    <w:lsdException w:unhideWhenUsed="0" w:uiPriority="0" w:semiHidden="0" w:name="Signature"/>
+    <w:lsdException w:qFormat="1" w:unhideWhenUsed="0" w:uiPriority="0" w:name="Default Paragraph Font"/>
+    <w:lsdException w:unhideWhenUsed="0" w:uiPriority="0" w:semiHidden="0" w:name="Body Text"/>
+    <w:lsdException w:unhideWhenUsed="0" w:uiPriority="0" w:semiHidden="0" w:name="Body Text Indent"/>
+    <w:lsdException w:unhideWhenUsed="0" w:uiPriority="0" w:semiHidden="0" w:name="List Continue"/>
+    <w:lsdException w:unhideWhenUsed="0" w:uiPriority="0" w:semiHidden="0" w:name="List Continue 2"/>
+    <w:lsdException w:unhideWhenUsed="0" w:uiPriority="0" w:semiHidden="0" w:name="List Continue 3"/>
+    <w:lsdException w:unhideWhenUsed="0" w:uiPriority="0" w:semiHidden="0" w:name="List Continue 4"/>
+    <w:lsdException w:unhideWhenUsed="0" w:uiPriority="0" w:semiHidden="0" w:name="List Continue 5"/>
+    <w:lsdException w:unhideWhenUsed="0" w:uiPriority="0" w:semiHidden="0" w:name="Message Header"/>
+    <w:lsdException w:qFormat="1" w:unhideWhenUsed="0" w:uiPriority="0" w:semiHidden="0" w:name="Subtitle"/>
+    <w:lsdException w:unhideWhenUsed="0" w:uiPriority="0" w:semiHidden="0" w:name="Salutation"/>
+    <w:lsdException w:unhideWhenUsed="0" w:uiPriority="0" w:semiHidden="0" w:name="Date"/>
+    <w:lsdException w:unhideWhenUsed="0" w:uiPriority="0" w:semiHidden="0" w:name="Body Text First Indent"/>
+    <w:lsdException w:unhideWhenUsed="0" w:uiPriority="0" w:semiHidden="0" w:name="Body Text First Indent 2"/>
+    <w:lsdException w:uiPriority="99" w:name="Note Heading"/>
+    <w:lsdException w:unhideWhenUsed="0" w:uiPriority="0" w:semiHidden="0" w:name="Body Text 2"/>
+    <w:lsdException w:unhideWhenUsed="0" w:uiPriority="0" w:semiHidden="0" w:name="Body Text 3"/>
+    <w:lsdException w:unhideWhenUsed="0" w:uiPriority="0" w:semiHidden="0" w:name="Body Text Indent 2"/>
+    <w:lsdException w:unhideWhenUsed="0" w:uiPriority="0" w:semiHidden="0" w:name="Body Text Indent 3"/>
+    <w:lsdException w:unhideWhenUsed="0" w:uiPriority="0" w:semiHidden="0" w:name="Block Text"/>
+    <w:lsdException w:unhideWhenUsed="0" w:uiPriority="0" w:semiHidden="0" w:name="Hyperlink"/>
+    <w:lsdException w:unhideWhenUsed="0" w:uiPriority="0" w:semiHidden="0" w:name="FollowedHyperlink"/>
+    <w:lsdException w:qFormat="1" w:unhideWhenUsed="0" w:uiPriority="0" w:semiHidden="0" w:name="Strong"/>
+    <w:lsdException w:qFormat="1" w:unhideWhenUsed="0" w:uiPriority="0" w:semiHidden="0" w:name="Emphasis"/>
+    <w:lsdException w:unhideWhenUsed="0" w:uiPriority="0" w:semiHidden="0" w:name="Document Map"/>
+    <w:lsdException w:unhideWhenUsed="0" w:uiPriority="0" w:semiHidden="0" w:name="Plain Text"/>
+    <w:lsdException w:unhideWhenUsed="0" w:uiPriority="0" w:semiHidden="0" w:name="E-mail Signature"/>
+    <w:lsdException w:unhideWhenUsed="0" w:uiPriority="0" w:semiHidden="0" w:name="Normal (Web)"/>
+    <w:lsdException w:unhideWhenUsed="0" w:uiPriority="0" w:semiHidden="0" w:name="HTML Acronym"/>
+    <w:lsdException w:unhideWhenUsed="0" w:uiPriority="0" w:semiHidden="0" w:name="HTML Address"/>
+    <w:lsdException w:unhideWhenUsed="0" w:uiPriority="0" w:semiHidden="0" w:name="HTML Cite"/>
+    <w:lsdException w:unhideWhenUsed="0" w:uiPriority="0" w:semiHidden="0" w:name="HTML Code"/>
+    <w:lsdException w:unhideWhenUsed="0" w:uiPriority="0" w:semiHidden="0" w:name="HTML Definition"/>
+    <w:lsdException w:unhideWhenUsed="0" w:uiPriority="0" w:semiHidden="0" w:name="HTML Keyboard"/>
+    <w:lsdException w:unhideWhenUsed="0" w:uiPriority="0" w:semiHidden="0" w:name="HTML Preformatted"/>
+    <w:lsdException w:unhideWhenUsed="0" w:uiPriority="0" w:semiHidden="0" w:name="HTML Sample"/>
+    <w:lsdException w:unhideWhenUsed="0" w:uiPriority="0" w:semiHidden="0" w:name="HTML Typewriter"/>
+    <w:lsdException w:unhideWhenUsed="0" w:uiPriority="0" w:semiHidden="0" w:name="HTML Variable"/>
+    <w:lsdException w:qFormat="1" w:unhideWhenUsed="0" w:uiPriority="0" w:name="Normal Table"/>
+    <w:lsdException w:unhideWhenUsed="0" w:uiPriority="0" w:semiHidden="0" w:name="annotation subject"/>
+    <w:lsdException w:unhideWhenUsed="0" w:uiPriority="0" w:semiHidden="0" w:name="Table Simple 1"/>
+    <w:lsdException w:unhideWhenUsed="0" w:uiPriority="0" w:semiHidden="0" w:name="Table Simple 2"/>
+    <w:lsdException w:unhideWhenUsed="0" w:uiPriority="0" w:semiHidden="0" w:name="Table Simple 3"/>
+    <w:lsdException w:unhideWhenUsed="0" w:uiPriority="0" w:semiHidden="0" w:name="Table Classic 1"/>
+    <w:lsdException w:unhideWhenUsed="0" w:uiPriority="0" w:semiHidden="0" w:name="Table Classic 2"/>
+    <w:lsdException w:unhideWhenUsed="0" w:uiPriority="0" w:semiHidden="0" w:name="Table Classic 3"/>
+    <w:lsdException w:unhideWhenUsed="0" w:uiPriority="0" w:semiHidden="0" w:name="Table Classic 4"/>
+    <w:lsdException w:unhideWhenUsed="0" w:uiPriority="0" w:semiHidden="0" w:name="Table Colorful 1"/>
+    <w:lsdException w:unhideWhenUsed="0" w:uiPriority="0" w:semiHidden="0" w:name="Table Colorful 2"/>
+    <w:lsdException w:unhideWhenUsed="0" w:uiPriority="0" w:semiHidden="0" w:name="Table Colorful 3"/>
+    <w:lsdException w:unhideWhenUsed="0" w:uiPriority="0" w:semiHidden="0" w:name="Table Columns 1"/>
+    <w:lsdException w:unhideWhenUsed="0" w:uiPriority="0" w:semiHidden="0" w:name="Table Columns 2"/>
+    <w:lsdException w:unhideWhenUsed="0" w:uiPriority="0" w:semiHidden="0" w:name="Table Columns 3"/>
+    <w:lsdException w:unhideWhenUsed="0" w:uiPriority="0" w:semiHidden="0" w:name="Table Columns 4"/>
+    <w:lsdException w:unhideWhenUsed="0" w:uiPriority="0" w:semiHidden="0" w:name="Table Columns 5"/>
+    <w:lsdException w:unhideWhenUsed="0" w:uiPriority="0" w:semiHidden="0" w:name="Table Grid 1"/>
+    <w:lsdException w:unhideWhenUsed="0" w:uiPriority="0" w:semiHidden="0" w:name="Table Grid 2"/>
+    <w:lsdException w:unhideWhenUsed="0" w:uiPriority="0" w:semiHidden="0" w:name="Table Grid 3"/>
+    <w:lsdException w:unhideWhenUsed="0" w:uiPriority="0" w:semiHidden="0" w:name="Table Grid 4"/>
+    <w:lsdException w:unhideWhenUsed="0" w:uiPriority="0" w:semiHidden="0" w:name="Table Grid 5"/>
+    <w:lsdException w:unhideWhenUsed="0" w:uiPriority="0" w:semiHidden="0" w:name="Table Grid 6"/>
+    <w:lsdException w:unhideWhenUsed="0" w:uiPriority="0" w:semiHidden="0" w:name="Table Grid 7"/>
+    <w:lsdException w:unhideWhenUsed="0" w:uiPriority="0" w:semiHidden="0" w:name="Table Grid 8"/>
+    <w:lsdException w:unhideWhenUsed="0" w:uiPriority="0" w:semiHidden="0" w:name="Table List 1"/>
+    <w:lsdException w:unhideWhenUsed="0" w:uiPriority="0" w:semiHidden="0" w:name="Table List 2"/>
+    <w:lsdException w:unhideWhenUsed="0" w:uiPriority="0" w:semiHidden="0" w:name="Table List 3"/>
+    <w:lsdException w:unhideWhenUsed="0" w:uiPriority="0" w:semiHidden="0" w:name="Table List 4"/>
+    <w:lsdException w:unhideWhenUsed="0" w:uiPriority="0" w:semiHidden="0" w:name="Table List 5"/>
+    <w:lsdException w:unhideWhenUsed="0" w:uiPriority="0" w:semiHidden="0" w:name="Table List 6"/>
+    <w:lsdException w:unhideWhenUsed="0" w:uiPriority="0" w:semiHidden="0" w:name="Table List 7"/>
+    <w:lsdException w:unhideWhenUsed="0" w:uiPriority="0" w:semiHidden="0" w:name="Table List 8"/>
+    <w:lsdException w:unhideWhenUsed="0" w:uiPriority="0" w:semiHidden="0" w:name="Table 3D effects 1"/>
+    <w:lsdException w:unhideWhenUsed="0" w:uiPriority="0" w:semiHidden="0" w:name="Table 3D effects 2"/>
+    <w:lsdException w:unhideWhenUsed="0" w:uiPriority="0" w:semiHidden="0" w:name="Table 3D effects 3"/>
+    <w:lsdException w:unhideWhenUsed="0" w:uiPriority="0" w:semiHidden="0" w:name="Table Contemporary"/>
+    <w:lsdException w:unhideWhenUsed="0" w:uiPriority="0" w:semiHidden="0" w:name="Table Elegant"/>
+    <w:lsdException w:unhideWhenUsed="0" w:uiPriority="0" w:semiHidden="0" w:name="Table Professional"/>
+    <w:lsdException w:unhideWhenUsed="0" w:uiPriority="0" w:semiHidden="0" w:name="Table Subtle 1"/>
+    <w:lsdException w:unhideWhenUsed="0" w:uiPriority="0" w:semiHidden="0" w:name="Table Subtle 2"/>
+    <w:lsdException w:unhideWhenUsed="0" w:uiPriority="0" w:semiHidden="0" w:name="Table Web 1"/>
+    <w:lsdException w:unhideWhenUsed="0" w:uiPriority="0" w:semiHidden="0" w:name="Table Web 2"/>
+    <w:lsdException w:unhideWhenUsed="0" w:uiPriority="0" w:semiHidden="0" w:name="Table Web 3"/>
+    <w:lsdException w:unhideWhenUsed="0" w:uiPriority="0" w:semiHidden="0" w:name="Balloon Text"/>
+    <w:lsdException w:unhideWhenUsed="0" w:uiPriority="0" w:semiHidden="0" w:name="Table Grid"/>
+    <w:lsdException w:unhideWhenUsed="0" w:uiPriority="0" w:semiHidden="0" w:name="Table Theme"/>
+    <w:lsdException w:unhideWhenUsed="0" w:uiPriority="60" w:semiHidden="0" w:name="Light Shading"/>
+    <w:lsdException w:unhideWhenUsed="0" w:uiPriority="61" w:semiHidden="0" w:name="Light List"/>
+    <w:lsdException w:unhideWhenUsed="0" w:uiPriority="62" w:semiHidden="0" w:name="Light Grid"/>
+    <w:lsdException w:unhideWhenUsed="0" w:uiPriority="63" w:semiHidden="0" w:name="Medium Shading 1"/>
+    <w:lsdException w:unhideWhenUsed="0" w:uiPriority="64" w:semiHidden="0" w:name="Medium Shading 2"/>
+    <w:lsdException w:unhideWhenUsed="0" w:uiPriority="65" w:semiHidden="0" w:name="Medium List 1"/>
+    <w:lsdException w:unhideWhenUsed="0" w:uiPriority="66" w:semiHidden="0" w:name="Medium List 2"/>
+    <w:lsdException w:unhideWhenUsed="0" w:uiPriority="67" w:semiHidden="0" w:name="Medium Grid 1"/>
+    <w:lsdException w:unhideWhenUsed="0" w:uiPriority="68" w:semiHidden="0" w:name="Medium Grid 2"/>
+    <w:lsdException w:unhideWhenUsed="0" w:uiPriority="69" w:semiHidden="0" w:name="Medium Grid 3"/>
+    <w:lsdException w:unhideWhenUsed="0" w:uiPriority="70" w:semiHidden="0" w:name="Dark List"/>
+    <w:lsdException w:unhideWhenUsed="0" w:uiPriority="71" w:semiHidden="0" w:name="Colorful Shading"/>
+    <w:lsdException w:unhideWhenUsed="0" w:uiPriority="72" w:semiHidden="0" w:name="Colorful List"/>
+    <w:lsdException w:unhideWhenUsed="0" w:uiPriority="73" w:semiHidden="0" w:name="Colorful Grid"/>
+    <w:lsdException w:unhideWhenUsed="0" w:uiPriority="60" w:semiHidden="0" w:name="Light Shading Accent 1"/>
+    <w:lsdException w:unhideWhenUsed="0" w:uiPriority="61" w:semiHidden="0" w:name="Light List Accent 1"/>
+    <w:lsdException w:unhideWhenUsed="0" w:uiPriority="62" w:semiHidden="0" w:name="Light Grid Accent 1"/>
+    <w:lsdException w:unhideWhenUsed="0" w:uiPriority="63" w:semiHidden="0" w:name="Medium Shading 1 Accent 1"/>
+    <w:lsdException w:unhideWhenUsed="0" w:uiPriority="64" w:semiHidden="0" w:name="Medium Shading 2 Accent 1"/>
+    <w:lsdException w:unhideWhenUsed="0" w:uiPriority="65" w:semiHidden="0" w:name="Medium List 1 Accent 1"/>
+    <w:lsdException w:unhideWhenUsed="0" w:uiPriority="66" w:semiHidden="0" w:name="Medium List 2 Accent 1"/>
+    <w:lsdException w:unhideWhenUsed="0" w:uiPriority="67" w:semiHidden="0" w:name="Medium Grid 1 Accent 1"/>
+    <w:lsdException w:unhideWhenUsed="0" w:uiPriority="68" w:semiHidden="0" w:name="Medium Grid 2 Accent 1"/>
+    <w:lsdException w:unhideWhenUsed="0" w:uiPriority="69" w:semiHidden="0" w:name="Medium Grid 3 Accent 1"/>
+    <w:lsdException w:unhideWhenUsed="0" w:uiPriority="70" w:semiHidden="0" w:name="Dark List Accent 1"/>
+    <w:lsdException w:unhideWhenUsed="0" w:uiPriority="71" w:semiHidden="0" w:name="Colorful Shading Accent 1"/>
+    <w:lsdException w:unhideWhenUsed="0" w:uiPriority="72" w:semiHidden="0" w:name="Colorful List Accent 1"/>
+    <w:lsdException w:unhideWhenUsed="0" w:uiPriority="73" w:semiHidden="0" w:name="Colorful Grid Accent 1"/>
+    <w:lsdException w:unhideWhenUsed="0" w:uiPriority="60" w:semiHidden="0" w:name="Light Shading Accent 2"/>
+    <w:lsdException w:unhideWhenUsed="0" w:uiPriority="61" w:semiHidden="0" w:name="Light List Accent 2"/>
+    <w:lsdException w:unhideWhenUsed="0" w:uiPriority="62" w:semiHidden="0" w:name="Light Grid Accent 2"/>
+    <w:lsdException w:unhideWhenUsed="0" w:uiPriority="63" w:semiHidden="0" w:name="Medium Shading 1 Accent 2"/>
+    <w:lsdException w:unhideWhenUsed="0" w:uiPriority="64" w:semiHidden="0" w:name="Medium Shading 2 Accent 2"/>
+    <w:lsdException w:unhideWhenUsed="0" w:uiPriority="65" w:semiHidden="0" w:name="Medium List 1 Accent 2"/>
+    <w:lsdException w:unhideWhenUsed="0" w:uiPriority="66" w:semiHidden="0" w:name="Medium List 2 Accent 2"/>
+    <w:lsdException w:unhideWhenUsed="0" w:uiPriority="67" w:semiHidden="0" w:name="Medium Grid 1 Accent 2"/>
+    <w:lsdException w:unhideWhenUsed="0" w:uiPriority="68" w:semiHidden="0" w:name="Medium Grid 2 Accent 2"/>
+    <w:lsdException w:unhideWhenUsed="0" w:uiPriority="69" w:semiHidden="0" w:name="Medium Grid 3 Accent 2"/>
+    <w:lsdException w:unhideWhenUsed="0" w:uiPriority="70" w:semiHidden="0" w:name="Dark List Accent 2"/>
+    <w:lsdException w:unhideWhenUsed="0" w:uiPriority="71" w:semiHidden="0" w:name="Colorful Shading Accent 2"/>
+    <w:lsdException w:unhideWhenUsed="0" w:uiPriority="72" w:semiHidden="0" w:name="Colorful List Accent 2"/>
+    <w:lsdException w:unhideWhenUsed="0" w:uiPriority="73" w:semiHidden="0" w:name="Colorful Grid Accent 2"/>
+    <w:lsdException w:unhideWhenUsed="0" w:uiPriority="60" w:semiHidden="0" w:name="Light Shading Accent 3"/>
+    <w:lsdException w:unhideWhenUsed="0" w:uiPriority="61" w:semiHidden="0" w:name="Light List Accent 3"/>
+    <w:lsdException w:unhideWhenUsed="0" w:uiPriority="62" w:semiHidden="0" w:name="Light Grid Accent 3"/>
+    <w:lsdException w:unhideWhenUsed="0" w:uiPriority="63" w:semiHidden="0" w:name="Medium Shading 1 Accent 3"/>
+    <w:lsdException w:unhideWhenUsed="0" w:uiPriority="64" w:semiHidden="0" w:name="Medium Shading 2 Accent 3"/>
+    <w:lsdException w:unhideWhenUsed="0" w:uiPriority="65" w:semiHidden="0" w:name="Medium List 1 Accent 3"/>
+    <w:lsdException w:unhideWhenUsed="0" w:uiPriority="66" w:semiHidden="0" w:name="Medium List 2 Accent 3"/>
+    <w:lsdException w:unhideWhenUsed="0" w:uiPriority="67" w:semiHidden="0" w:name="Medium Grid 1 Accent 3"/>
+    <w:lsdException w:unhideWhenUsed="0" w:uiPriority="68" w:semiHidden="0" w:name="Medium Grid 2 Accent 3"/>
+    <w:lsdException w:unhideWhenUsed="0" w:uiPriority="69" w:semiHidden="0" w:name="Medium Grid 3 Accent 3"/>
+    <w:lsdException w:unhideWhenUsed="0" w:uiPriority="70" w:semiHidden="0" w:name="Dark List Accent 3"/>
+    <w:lsdException w:unhideWhenUsed="0" w:uiPriority="71" w:semiHidden="0" w:name="Colorful Shading Accent 3"/>
+    <w:lsdException w:unhideWhenUsed="0" w:uiPriority="72" w:semiHidden="0" w:name="Colorful List Accent 3"/>
+    <w:lsdException w:unhideWhenUsed="0" w:uiPriority="73" w:semiHidden="0" w:name="Colorful Grid Accent 3"/>
+    <w:lsdException w:unhideWhenUsed="0" w:uiPriority="60" w:semiHidden="0" w:name="Light Shading Accent 4"/>
+    <w:lsdException w:unhideWhenUsed="0" w:uiPriority="61" w:semiHidden="0" w:name="Light List Accent 4"/>
+    <w:lsdException w:unhideWhenUsed="0" w:uiPriority="62" w:semiHidden="0" w:name="Light Grid Accent 4"/>
+    <w:lsdException w:unhideWhenUsed="0" w:uiPriority="63" w:semiHidden="0" w:name="Medium Shading 1 Accent 4"/>
+    <w:lsdException w:unhideWhenUsed="0" w:uiPriority="64" w:semiHidden="0" w:name="Medium Shading 2 Accent 4"/>
+    <w:lsdException w:unhideWhenUsed="0" w:uiPriority="65" w:semiHidden="0" w:name="Medium List 1 Accent 4"/>
+    <w:lsdException w:unhideWhenUsed="0" w:uiPriority="66" w:semiHidden="0" w:name="Medium List 2 Accent 4"/>
+    <w:lsdException w:unhideWhenUsed="0" w:uiPriority="67" w:semiHidden="0" w:name="Medium Grid 1 Accent 4"/>
+    <w:lsdException w:unhideWhenUsed="0" w:uiPriority="68" w:semiHidden="0" w:name="Medium Grid 2 Accent 4"/>
+    <w:lsdException w:unhideWhenUsed="0" w:uiPriority="69" w:semiHidden="0" w:name="Medium Grid 3 Accent 4"/>
+    <w:lsdException w:unhideWhenUsed="0" w:uiPriority="70" w:semiHidden="0" w:name="Dark List Accent 4"/>
+    <w:lsdException w:unhideWhenUsed="0" w:uiPriority="71" w:semiHidden="0" w:name="Colorful Shading Accent 4"/>
+    <w:lsdException w:unhideWhenUsed="0" w:uiPriority="72" w:semiHidden="0" w:name="Colorful List Accent 4"/>
+    <w:lsdException w:unhideWhenUsed="0" w:uiPriority="73" w:semiHidden="0" w:name="Colorful Grid Accent 4"/>
+    <w:lsdException w:unhideWhenUsed="0" w:uiPriority="60" w:semiHidden="0" w:name="Light Shading Accent 5"/>
+    <w:lsdException w:unhideWhenUsed="0" w:uiPriority="61" w:semiHidden="0" w:name="Light List Accent 5"/>
+    <w:lsdException w:unhideWhenUsed="0" w:uiPriority="62" w:semiHidden="0" w:name="Light Grid Accent 5"/>
+    <w:lsdException w:unhideWhenUsed="0" w:uiPriority="63" w:semiHidden="0" w:name="Medium Shading 1 Accent 5"/>
+    <w:lsdException w:unhideWhenUsed="0" w:uiPriority="64" w:semiHidden="0" w:name="Medium Shading 2 Accent 5"/>
+    <w:lsdException w:unhideWhenUsed="0" w:uiPriority="65" w:semiHidden="0" w:name="Medium List 1 Accent 5"/>
+    <w:lsdException w:unhideWhenUsed="0" w:uiPriority="66" w:semiHidden="0" w:name="Medium List 2 Accent 5"/>
+    <w:lsdException w:unhideWhenUsed="0" w:uiPriority="67" w:semiHidden="0" w:name="Medium Grid 1 Accent 5"/>
+    <w:lsdException w:unhideWhenUsed="0" w:uiPriority="68" w:semiHidden="0" w:name="Medium Grid 2 Accent 5"/>
+    <w:lsdException w:unhideWhenUsed="0" w:uiPriority="69" w:semiHidden="0" w:name="Medium Grid 3 Accent 5"/>
+    <w:lsdException w:unhideWhenUsed="0" w:uiPriority="70" w:semiHidden="0" w:name="Dark List Accent 5"/>
+    <w:lsdException w:unhideWhenUsed="0" w:uiPriority="71" w:semiHidden="0" w:name="Colorful Shading Accent 5"/>
+    <w:lsdException w:unhideWhenUsed="0" w:uiPriority="72" w:semiHidden="0" w:name="Colorful List Accent 5"/>
+    <w:lsdException w:unhideWhenUsed="0" w:uiPriority="73" w:semiHidden="0" w:name="Colorful Grid Accent 5"/>
+    <w:lsdException w:unhideWhenUsed="0" w:uiPriority="60" w:semiHidden="0" w:name="Light Shading Accent 6"/>
+    <w:lsdException w:unhideWhenUsed="0" w:uiPriority="61" w:semiHidden="0" w:name="Light List Accent 6"/>
+    <w:lsdException w:unhideWhenUsed="0" w:uiPriority="62" w:semiHidden="0" w:name="Light Grid Accent 6"/>
+    <w:lsdException w:unhideWhenUsed="0" w:uiPriority="63" w:semiHidden="0" w:name="Medium Shading 1 Accent 6"/>
+    <w:lsdException w:unhideWhenUsed="0" w:uiPriority="64" w:semiHidden="0" w:name="Medium Shading 2 Accent 6"/>
+    <w:lsdException w:unhideWhenUsed="0" w:uiPriority="65" w:semiHidden="0" w:name="Medium List 1 Accent 6"/>
+    <w:lsdException w:unhideWhenUsed="0" w:uiPriority="66" w:semiHidden="0" w:name="Medium List 2 Accent 6"/>
+    <w:lsdException w:unhideWhenUsed="0" w:uiPriority="67" w:semiHidden="0" w:name="Medium Grid 1 Accent 6"/>
+    <w:lsdException w:unhideWhenUsed="0" w:uiPriority="68" w:semiHidden="0" w:name="Medium Grid 2 Accent 6"/>
+    <w:lsdException w:unhideWhenUsed="0" w:uiPriority="69" w:semiHidden="0" w:name="Medium Grid 3 Accent 6"/>
+    <w:lsdException w:unhideWhenUsed="0" w:uiPriority="70" w:semiHidden="0" w:name="Dark List Accent 6"/>
+    <w:lsdException w:unhideWhenUsed="0" w:uiPriority="71" w:semiHidden="0" w:name="Colorful Shading Accent 6"/>
+    <w:lsdException w:unhideWhenUsed="0" w:uiPriority="72" w:semiHidden="0" w:name="Colorful List Accent 6"/>
+    <w:lsdException w:unhideWhenUsed="0" w:uiPriority="73" w:semiHidden="0" w:name="Colorful Grid Accent 6"/>
   </w:latentStyles>
-  <w:style w:type="paragraph" w:default="1" w:styleId="Normal">
+  <w:style w:type="paragraph" w:default="1" w:styleId="1">
     <w:name w:val="Normal"/>
     <w:semiHidden/>
     <w:qFormat/>
+    <w:uiPriority w:val="0"/>
     <w:pPr>
       <w:kinsoku w:val="0"/>
       <w:autoSpaceDE w:val="0"/>
@@ -1783,7 +1891,7 @@
       <w:textAlignment w:val="baseline"/>
     </w:pPr>
     <w:rPr>
-      <w:rFonts w:ascii="Arial" w:eastAsia="Arial" w:hAnsi="Arial" w:cs="Arial"/>
+      <w:rFonts w:ascii="Arial" w:hAnsi="Arial" w:eastAsia="Arial" w:cs="Arial"/>
       <w:snapToGrid w:val="0"/>
       <w:color w:val="000000"/>
       <w:kern w:val="0"/>
@@ -1792,15 +1900,17 @@
       <w:lang w:val="en-US" w:eastAsia="en-US" w:bidi="ar-SA"/>
     </w:rPr>
   </w:style>
-  <w:style w:type="character" w:default="1" w:styleId="DefaultParagraphFont">
+  <w:style w:type="character" w:default="1" w:styleId="3">
     <w:name w:val="Default Paragraph Font"/>
     <w:semiHidden/>
     <w:qFormat/>
+    <w:uiPriority w:val="0"/>
   </w:style>
-  <w:style w:type="table" w:default="1" w:styleId="TableNormal">
+  <w:style w:type="table" w:default="1" w:styleId="2">
     <w:name w:val="Normal Table"/>
     <w:semiHidden/>
     <w:qFormat/>
+    <w:uiPriority w:val="0"/>
     <w:tblPr>
       <w:tblCellMar>
         <w:top w:w="0" w:type="dxa"/>
@@ -1810,11 +1920,12 @@
       </w:tblCellMar>
     </w:tblPr>
   </w:style>
-  <w:style w:type="table" w:customStyle="1" w:styleId="TableNormal0">
+  <w:style w:type="table" w:customStyle="1" w:styleId="4">
     <w:name w:val="Table Normal_0"/>
     <w:semiHidden/>
     <w:unhideWhenUsed/>
     <w:qFormat/>
+    <w:uiPriority w:val="0"/>
     <w:tblPr>
       <w:tblCellMar>
         <w:top w:w="0" w:type="dxa"/>
@@ -1824,13 +1935,14 @@
       </w:tblCellMar>
     </w:tblPr>
   </w:style>
-  <w:style w:type="paragraph" w:customStyle="1" w:styleId="TableText">
+  <w:style w:type="paragraph" w:customStyle="1" w:styleId="5">
     <w:name w:val="Table Text"/>
-    <w:basedOn w:val="Normal"/>
+    <w:basedOn w:val="1"/>
     <w:semiHidden/>
     <w:qFormat/>
+    <w:uiPriority w:val="0"/>
     <w:rPr>
-      <w:rFonts w:ascii="宋体" w:eastAsia="宋体" w:hAnsi="宋体" w:cs="宋体"/>
+      <w:rFonts w:ascii="宋体" w:hAnsi="宋体" w:eastAsia="宋体" w:cs="宋体"/>
       <w:sz w:val="21"/>
       <w:szCs w:val="21"/>
       <w:lang w:val="en-US" w:eastAsia="en-US" w:bidi="ar-SA"/>

--- a/4.质量管理/2.运行记录类文件/040205-管理评审计划.docx
+++ b/4.质量管理/2.运行记录类文件/040205-管理评审计划.docx
@@ -382,7 +382,7 @@
                 <w:spacing w:val="7"/>
                 <w:lang w:val="en-US" w:eastAsia="zh-CN"/>
               </w:rPr>
-              <w:t>肖龙莽、牛凯娟、庄霞</w:t>
+              <w:t>肖龙莽、庄霞</w:t>
             </w:r>
           </w:p>
         </w:tc>
@@ -507,6 +507,8 @@
               </w:rPr>
               <w:t>、</w:t>
             </w:r>
+            <w:bookmarkStart w:id="0" w:name="_GoBack"/>
+            <w:bookmarkEnd w:id="0"/>
             <w:r>
               <w:rPr>
                 <w:rFonts w:hint="eastAsia" w:ascii="Arial" w:hAnsi="Arial" w:cs="Arial"/>
@@ -514,7 +516,7 @@
                 <w:position w:val="1"/>
                 <w:lang w:val="en-US" w:eastAsia="zh-CN"/>
               </w:rPr>
-              <w:t>2025内部审核报告</w:t>
+              <w:t>内部审核报告</w:t>
             </w:r>
           </w:p>
           <w:p>
@@ -1023,8 +1025,6 @@
               </w:rPr>
               <w:t>研发计划及研发成果</w:t>
             </w:r>
-            <w:bookmarkStart w:id="0" w:name="_GoBack"/>
-            <w:bookmarkEnd w:id="0"/>
           </w:p>
         </w:tc>
       </w:tr>

--- a/4.质量管理/2.运行记录类文件/040205-管理评审计划.docx
+++ b/4.质量管理/2.运行记录类文件/040205-管理评审计划.docx
@@ -13,6 +13,7 @@
           <w:szCs w:val="32"/>
         </w:rPr>
       </w:pPr>
+      <w:bookmarkStart w:id="0" w:name="_GoBack"/>
       <w:r>
         <w:rPr>
           <w:rFonts w:ascii="宋体" w:hAnsi="宋体" w:eastAsia="宋体" w:cs="宋体"/>
@@ -25,6 +26,7 @@
         <w:t>管理评审计划</w:t>
       </w:r>
     </w:p>
+    <w:bookmarkEnd w:id="0"/>
     <w:p>
       <w:pPr>
         <w:spacing w:before="159"/>
@@ -230,7 +232,7 @@
                 <w:spacing w:val="-10"/>
                 <w:lang w:val="en-US" w:eastAsia="zh-CN"/>
               </w:rPr>
-              <w:t>李平</w:t>
+              <w:t>吴广</w:t>
             </w:r>
           </w:p>
         </w:tc>
@@ -273,7 +275,7 @@
                 <w:rFonts w:hint="eastAsia"/>
                 <w:lang w:val="en-US" w:eastAsia="zh-CN"/>
               </w:rPr>
-              <w:t>李平</w:t>
+              <w:t>吴广</w:t>
             </w:r>
           </w:p>
         </w:tc>
@@ -507,8 +509,6 @@
               </w:rPr>
               <w:t>、</w:t>
             </w:r>
-            <w:bookmarkStart w:id="0" w:name="_GoBack"/>
-            <w:bookmarkEnd w:id="0"/>
             <w:r>
               <w:rPr>
                 <w:rFonts w:hint="eastAsia" w:ascii="Arial" w:hAnsi="Arial" w:cs="Arial"/>
@@ -1359,7 +1359,7 @@
           <w:szCs w:val="24"/>
           <w:lang w:val="en-US" w:eastAsia="zh-CN"/>
         </w:rPr>
-        <w:t>李平</w:t>
+        <w:t>吴广</w:t>
       </w:r>
       <w:r>
         <w:rPr>
